--- a/project report.docx
+++ b/project report.docx
@@ -672,6 +672,7 @@
           <w:noProof/>
           <w:lang w:eastAsia="en-IN"/>
         </w:rPr>
+        <w:lastRenderedPageBreak/>
         <w:drawing>
           <wp:inline distT="0" distB="0" distL="0" distR="0" wp14:anchorId="7F6BE4BA" wp14:editId="58D48831">
             <wp:extent cx="1295400" cy="1295400"/>
@@ -890,23 +891,60 @@
       </w:r>
       <w:proofErr w:type="spellEnd"/>
       <w:r>
-        <w:t xml:space="preserve"> at </w:t>
-      </w:r>
+        <w:t xml:space="preserve"> at Yenepoya Institute of Arts, Science, Commerce and Management, affiliated to Yenepoya (Deemed to be University). </w:t>
+      </w:r>
+    </w:p>
+    <w:p>
+      <w:pPr>
+        <w:pStyle w:val="NormalWeb"/>
+        <w:spacing w:line="360" w:lineRule="auto"/>
+        <w:jc w:val="both"/>
+      </w:pPr>
       <w:proofErr w:type="spellStart"/>
       <w:r>
-        <w:t>Yenepoya</w:t>
+        <w:t>He/She</w:t>
       </w:r>
       <w:proofErr w:type="spellEnd"/>
       <w:r>
-        <w:t xml:space="preserve"> Institute of Arts, Science, Commerce and Management, affiliated to </w:t>
+        <w:t xml:space="preserve"> has successfully completed the internship titled </w:t>
+      </w:r>
+      <w:r>
+        <w:rPr>
+          <w:b/>
+        </w:rPr>
+        <w:t>“Design and Implementation of a SOC Automation System”</w:t>
+      </w:r>
+      <w:r>
+        <w:rPr>
+          <w:b/>
+        </w:rPr>
+        <w:t xml:space="preserve"> </w:t>
+      </w:r>
+      <w:r>
+        <w:t xml:space="preserve">at Tata Consultancy Service, Bangalore </w:t>
+      </w:r>
+      <w:r>
+        <w:t>under the guidance of</w:t>
+      </w:r>
+      <w:r>
+        <w:rPr>
+          <w:rStyle w:val="Strong"/>
+        </w:rPr>
+        <w:t xml:space="preserve"> </w:t>
       </w:r>
       <w:proofErr w:type="spellStart"/>
       <w:r>
-        <w:t>Yenepoya</w:t>
+        <w:rPr>
+          <w:rStyle w:val="Strong"/>
+        </w:rPr>
+        <w:t>Anu</w:t>
       </w:r>
       <w:proofErr w:type="spellEnd"/>
       <w:r>
-        <w:t xml:space="preserve"> (Deemed to be University). </w:t>
+        <w:rPr>
+          <w:rStyle w:val="Strong"/>
+        </w:rPr>
+        <w:t xml:space="preserve"> Mam</w:t>
       </w:r>
     </w:p>
     <w:p>
@@ -915,78 +953,11 @@
         <w:spacing w:line="360" w:lineRule="auto"/>
         <w:jc w:val="both"/>
       </w:pPr>
-      <w:proofErr w:type="spellStart"/>
-      <w:r>
-        <w:t>He/She</w:t>
-      </w:r>
-      <w:proofErr w:type="spellEnd"/>
-      <w:r>
-        <w:t xml:space="preserve"> has successfully completed the internship titled </w:t>
-      </w:r>
-      <w:r>
-        <w:rPr>
-          <w:b/>
-        </w:rPr>
-        <w:t>“Design and Implementation of a SOC Automation System”</w:t>
-      </w:r>
-      <w:r>
-        <w:rPr>
-          <w:b/>
-        </w:rPr>
-        <w:t xml:space="preserve"> </w:t>
-      </w:r>
-      <w:r>
-        <w:t xml:space="preserve">at Tata Consultancy Service, Bangalore </w:t>
-      </w:r>
-      <w:r>
-        <w:t>under the guidance of</w:t>
-      </w:r>
-      <w:r>
-        <w:rPr>
-          <w:rStyle w:val="Strong"/>
-        </w:rPr>
-        <w:t xml:space="preserve"> </w:t>
-      </w:r>
-      <w:proofErr w:type="spellStart"/>
-      <w:r>
-        <w:rPr>
-          <w:rStyle w:val="Strong"/>
-        </w:rPr>
-        <w:t>Anu</w:t>
-      </w:r>
-      <w:proofErr w:type="spellEnd"/>
-      <w:r>
-        <w:rPr>
-          <w:rStyle w:val="Strong"/>
-        </w:rPr>
-        <w:t xml:space="preserve"> Mam</w:t>
-      </w:r>
-    </w:p>
-    <w:p>
-      <w:pPr>
-        <w:pStyle w:val="NormalWeb"/>
-        <w:spacing w:line="360" w:lineRule="auto"/>
-        <w:jc w:val="both"/>
-      </w:pPr>
       <w:r>
         <w:rPr>
           <w:lang w:val="en-IN"/>
         </w:rPr>
-        <w:t xml:space="preserve">This internship report is submitted in partial fulfilment of the requirements for the award of the degree of Bachelor of Computer Applications at </w:t>
-      </w:r>
-      <w:proofErr w:type="spellStart"/>
-      <w:r>
-        <w:rPr>
-          <w:lang w:val="en-IN"/>
-        </w:rPr>
-        <w:t>Yenepoya</w:t>
-      </w:r>
-      <w:proofErr w:type="spellEnd"/>
-      <w:r>
-        <w:rPr>
-          <w:lang w:val="en-IN"/>
-        </w:rPr>
-        <w:t xml:space="preserve"> (Deemed to be University), Bengaluru, </w:t>
+        <w:t xml:space="preserve">This internship report is submitted in partial fulfilment of the requirements for the award of the degree of Bachelor of Computer Applications at Yenepoya (Deemed to be University), Bengaluru, </w:t>
       </w:r>
       <w:proofErr w:type="gramStart"/>
       <w:r>
@@ -1476,7 +1447,6 @@
           <w:noProof/>
           <w:lang w:eastAsia="en-IN"/>
         </w:rPr>
-        <w:lastRenderedPageBreak/>
         <w:drawing>
           <wp:inline distT="0" distB="0" distL="0" distR="0" wp14:anchorId="73AF667B" wp14:editId="49A4F840">
             <wp:extent cx="1295400" cy="1295400"/>
@@ -1684,35 +1654,27 @@
         <w:t>C</w:t>
       </w:r>
       <w:r>
-        <w:t xml:space="preserve">A) at </w:t>
+        <w:t>A) at Yenepoya (Deemed to be University).</w:t>
+      </w:r>
+    </w:p>
+    <w:p>
+      <w:pPr>
+        <w:pStyle w:val="NormalWeb"/>
+        <w:spacing w:line="360" w:lineRule="auto"/>
+        <w:jc w:val="both"/>
+      </w:pPr>
+      <w:r>
+        <w:t xml:space="preserve">I further declare that this internship report is the result of my own work carried out under the guidance of </w:t>
       </w:r>
       <w:proofErr w:type="spellStart"/>
       <w:r>
-        <w:t>Yenepoya</w:t>
+        <w:rPr>
+          <w:rStyle w:val="Strong"/>
+        </w:rPr>
+        <w:t>Anu</w:t>
       </w:r>
       <w:proofErr w:type="spellEnd"/>
       <w:r>
-        <w:t xml:space="preserve"> (Deemed to be University).</w:t>
-      </w:r>
-    </w:p>
-    <w:p>
-      <w:pPr>
-        <w:pStyle w:val="NormalWeb"/>
-        <w:spacing w:line="360" w:lineRule="auto"/>
-        <w:jc w:val="both"/>
-      </w:pPr>
-      <w:r>
-        <w:t xml:space="preserve">I further declare that this internship report is the result of my own work carried out under the guidance of </w:t>
-      </w:r>
-      <w:proofErr w:type="spellStart"/>
-      <w:r>
-        <w:rPr>
-          <w:rStyle w:val="Strong"/>
-        </w:rPr>
-        <w:t>Anu</w:t>
-      </w:r>
-      <w:proofErr w:type="spellEnd"/>
-      <w:r>
         <w:rPr>
           <w:rStyle w:val="Strong"/>
         </w:rPr>
@@ -1745,15 +1707,7 @@
         <w:t>Professor</w:t>
       </w:r>
       <w:r>
-        <w:t xml:space="preserve"> </w:t>
-      </w:r>
-      <w:proofErr w:type="spellStart"/>
-      <w:r>
-        <w:t>Yenepoya</w:t>
-      </w:r>
-      <w:proofErr w:type="spellEnd"/>
-      <w:r>
-        <w:t xml:space="preserve"> Institute of Arts, Science, Commerce and Management.</w:t>
+        <w:t xml:space="preserve"> Yenepoya Institute of Arts, Science, Commerce and Management.</w:t>
       </w:r>
     </w:p>
     <w:p>
@@ -2297,7 +2251,6 @@
         </w:rPr>
         <w:t xml:space="preserve"> I Would like to express my immense gratitude towards my institution </w:t>
       </w:r>
-      <w:proofErr w:type="spellStart"/>
       <w:r>
         <w:rPr>
           <w:rFonts w:ascii="Times New Roman" w:hAnsi="Times New Roman" w:cs="Times New Roman"/>
@@ -2316,9 +2269,52 @@
           <w:sz w:val="24"/>
           <w:szCs w:val="24"/>
         </w:rPr>
-        <w:t>enepoya</w:t>
-      </w:r>
-      <w:proofErr w:type="spellEnd"/>
+        <w:t xml:space="preserve">enepoya Deemed to be University </w:t>
+      </w:r>
+      <w:r>
+        <w:rPr>
+          <w:rFonts w:ascii="Times New Roman" w:hAnsi="Times New Roman" w:cs="Times New Roman"/>
+          <w:sz w:val="24"/>
+          <w:szCs w:val="24"/>
+        </w:rPr>
+        <w:t>which created a great platform to attain profound technical skills in the fields of Computer Applications, there by fulfilling my most cherished goal.</w:t>
+      </w:r>
+    </w:p>
+    <w:p>
+      <w:pPr>
+        <w:spacing w:line="360" w:lineRule="auto"/>
+        <w:jc w:val="both"/>
+        <w:rPr>
+          <w:rFonts w:ascii="Times New Roman" w:hAnsi="Times New Roman" w:cs="Times New Roman"/>
+          <w:sz w:val="24"/>
+          <w:szCs w:val="24"/>
+        </w:rPr>
+      </w:pPr>
+      <w:r>
+        <w:rPr>
+          <w:rFonts w:ascii="Times New Roman" w:hAnsi="Times New Roman" w:cs="Times New Roman"/>
+          <w:sz w:val="24"/>
+          <w:szCs w:val="24"/>
+        </w:rPr>
+        <w:t xml:space="preserve">I am </w:t>
+      </w:r>
+      <w:r>
+        <w:rPr>
+          <w:rFonts w:ascii="Times New Roman" w:hAnsi="Times New Roman" w:cs="Times New Roman"/>
+          <w:sz w:val="24"/>
+          <w:szCs w:val="24"/>
+        </w:rPr>
+        <w:t>t</w:t>
+      </w:r>
+      <w:r>
+        <w:rPr>
+          <w:rFonts w:ascii="Times New Roman" w:hAnsi="Times New Roman" w:cs="Times New Roman"/>
+          <w:sz w:val="24"/>
+          <w:szCs w:val="24"/>
+        </w:rPr>
+        <w:t xml:space="preserve">hankful to </w:t>
+      </w:r>
+      <w:proofErr w:type="spellStart"/>
       <w:r>
         <w:rPr>
           <w:rFonts w:ascii="Times New Roman" w:hAnsi="Times New Roman" w:cs="Times New Roman"/>
@@ -2327,50 +2323,16 @@
           <w:sz w:val="24"/>
           <w:szCs w:val="24"/>
         </w:rPr>
-        <w:t xml:space="preserve"> Deemed to be University </w:t>
-      </w:r>
-      <w:r>
-        <w:rPr>
-          <w:rFonts w:ascii="Times New Roman" w:hAnsi="Times New Roman" w:cs="Times New Roman"/>
-          <w:sz w:val="24"/>
-          <w:szCs w:val="24"/>
-        </w:rPr>
-        <w:t>which created a great platform to attain profound technical skills in the fields of Computer Applications, there by fulfilling my most cherished goal.</w:t>
-      </w:r>
-    </w:p>
-    <w:p>
-      <w:pPr>
-        <w:spacing w:line="360" w:lineRule="auto"/>
-        <w:jc w:val="both"/>
-        <w:rPr>
-          <w:rFonts w:ascii="Times New Roman" w:hAnsi="Times New Roman" w:cs="Times New Roman"/>
-          <w:sz w:val="24"/>
-          <w:szCs w:val="24"/>
-        </w:rPr>
-      </w:pPr>
-      <w:r>
-        <w:rPr>
-          <w:rFonts w:ascii="Times New Roman" w:hAnsi="Times New Roman" w:cs="Times New Roman"/>
-          <w:sz w:val="24"/>
-          <w:szCs w:val="24"/>
-        </w:rPr>
-        <w:t xml:space="preserve">I am </w:t>
-      </w:r>
-      <w:r>
-        <w:rPr>
-          <w:rFonts w:ascii="Times New Roman" w:hAnsi="Times New Roman" w:cs="Times New Roman"/>
-          <w:sz w:val="24"/>
-          <w:szCs w:val="24"/>
-        </w:rPr>
-        <w:t>t</w:t>
-      </w:r>
-      <w:r>
-        <w:rPr>
-          <w:rFonts w:ascii="Times New Roman" w:hAnsi="Times New Roman" w:cs="Times New Roman"/>
-          <w:sz w:val="24"/>
-          <w:szCs w:val="24"/>
-        </w:rPr>
-        <w:t xml:space="preserve">hankful to </w:t>
+        <w:t>Mr.</w:t>
+      </w:r>
+      <w:proofErr w:type="spellEnd"/>
+      <w:r>
+        <w:rPr>
+          <w:rFonts w:ascii="Times New Roman" w:hAnsi="Times New Roman" w:cs="Times New Roman"/>
+          <w:sz w:val="24"/>
+          <w:szCs w:val="24"/>
+        </w:rPr>
+        <w:t xml:space="preserve"> </w:t>
       </w:r>
       <w:proofErr w:type="spellStart"/>
       <w:r>
@@ -2381,18 +2343,9 @@
           <w:sz w:val="24"/>
           <w:szCs w:val="24"/>
         </w:rPr>
-        <w:t>Mr.</w:t>
+        <w:t>Moideen</w:t>
       </w:r>
       <w:proofErr w:type="spellEnd"/>
-      <w:r>
-        <w:rPr>
-          <w:rFonts w:ascii="Times New Roman" w:hAnsi="Times New Roman" w:cs="Times New Roman"/>
-          <w:sz w:val="24"/>
-          <w:szCs w:val="24"/>
-        </w:rPr>
-        <w:t xml:space="preserve"> </w:t>
-      </w:r>
-      <w:proofErr w:type="spellStart"/>
       <w:r>
         <w:rPr>
           <w:rFonts w:ascii="Times New Roman" w:hAnsi="Times New Roman" w:cs="Times New Roman"/>
@@ -2401,9 +2354,9 @@
           <w:sz w:val="24"/>
           <w:szCs w:val="24"/>
         </w:rPr>
-        <w:t>Moideen</w:t>
-      </w:r>
-      <w:proofErr w:type="spellEnd"/>
+        <w:t xml:space="preserve"> </w:t>
+      </w:r>
+      <w:proofErr w:type="spellStart"/>
       <w:r>
         <w:rPr>
           <w:rFonts w:ascii="Times New Roman" w:hAnsi="Times New Roman" w:cs="Times New Roman"/>
@@ -2412,9 +2365,9 @@
           <w:sz w:val="24"/>
           <w:szCs w:val="24"/>
         </w:rPr>
-        <w:t xml:space="preserve"> </w:t>
-      </w:r>
-      <w:proofErr w:type="spellStart"/>
+        <w:t>Khurshid</w:t>
+      </w:r>
+      <w:proofErr w:type="spellEnd"/>
       <w:r>
         <w:rPr>
           <w:rFonts w:ascii="Times New Roman" w:hAnsi="Times New Roman" w:cs="Times New Roman"/>
@@ -2423,9 +2376,8 @@
           <w:sz w:val="24"/>
           <w:szCs w:val="24"/>
         </w:rPr>
-        <w:t>Khurshid</w:t>
-      </w:r>
-      <w:proofErr w:type="spellEnd"/>
+        <w:t xml:space="preserve"> Yenepoya</w:t>
+      </w:r>
       <w:r>
         <w:rPr>
           <w:rFonts w:ascii="Times New Roman" w:hAnsi="Times New Roman" w:cs="Times New Roman"/>
@@ -2436,6 +2388,41 @@
         </w:rPr>
         <w:t xml:space="preserve"> </w:t>
       </w:r>
+      <w:r>
+        <w:rPr>
+          <w:rFonts w:ascii="Times New Roman" w:hAnsi="Times New Roman" w:cs="Times New Roman"/>
+          <w:sz w:val="24"/>
+          <w:szCs w:val="24"/>
+        </w:rPr>
+        <w:t>(Managing Director) YDU, Bengaluru Campus</w:t>
+      </w:r>
+      <w:r>
+        <w:rPr>
+          <w:rFonts w:ascii="Times New Roman" w:hAnsi="Times New Roman" w:cs="Times New Roman"/>
+          <w:sz w:val="24"/>
+          <w:szCs w:val="24"/>
+        </w:rPr>
+        <w:t xml:space="preserve"> and Management for providing the necessary infrastructure and labs.</w:t>
+      </w:r>
+    </w:p>
+    <w:p>
+      <w:pPr>
+        <w:spacing w:line="360" w:lineRule="auto"/>
+        <w:jc w:val="both"/>
+        <w:rPr>
+          <w:rFonts w:ascii="Times New Roman" w:hAnsi="Times New Roman" w:cs="Times New Roman"/>
+          <w:sz w:val="24"/>
+          <w:szCs w:val="24"/>
+        </w:rPr>
+      </w:pPr>
+      <w:r>
+        <w:rPr>
+          <w:rFonts w:ascii="Times New Roman" w:hAnsi="Times New Roman" w:cs="Times New Roman"/>
+          <w:sz w:val="24"/>
+          <w:szCs w:val="24"/>
+        </w:rPr>
+        <w:t xml:space="preserve">I feel privileged to offer my sincere thanks and deep sense of gratitude to </w:t>
+      </w:r>
       <w:proofErr w:type="spellStart"/>
       <w:r>
         <w:rPr>
@@ -2445,7 +2432,7 @@
           <w:sz w:val="24"/>
           <w:szCs w:val="24"/>
         </w:rPr>
-        <w:t>Yenepoya</w:t>
+        <w:t>Dr.</w:t>
       </w:r>
       <w:proofErr w:type="spellEnd"/>
       <w:r>
@@ -2461,50 +2448,38 @@
       <w:r>
         <w:rPr>
           <w:rFonts w:ascii="Times New Roman" w:hAnsi="Times New Roman" w:cs="Times New Roman"/>
-          <w:sz w:val="24"/>
-          <w:szCs w:val="24"/>
-        </w:rPr>
-        <w:t>(Managing Director) YDU, Bengaluru Campus</w:t>
-      </w:r>
-      <w:r>
-        <w:rPr>
-          <w:rFonts w:ascii="Times New Roman" w:hAnsi="Times New Roman" w:cs="Times New Roman"/>
-          <w:sz w:val="24"/>
-          <w:szCs w:val="24"/>
-        </w:rPr>
-        <w:t xml:space="preserve"> and Management for providing the necessary infrastructure and labs.</w:t>
-      </w:r>
-    </w:p>
-    <w:p>
-      <w:pPr>
-        <w:spacing w:line="360" w:lineRule="auto"/>
-        <w:jc w:val="both"/>
-        <w:rPr>
-          <w:rFonts w:ascii="Times New Roman" w:hAnsi="Times New Roman" w:cs="Times New Roman"/>
-          <w:sz w:val="24"/>
-          <w:szCs w:val="24"/>
-        </w:rPr>
-      </w:pPr>
-      <w:r>
-        <w:rPr>
-          <w:rFonts w:ascii="Times New Roman" w:hAnsi="Times New Roman" w:cs="Times New Roman"/>
-          <w:sz w:val="24"/>
-          <w:szCs w:val="24"/>
-        </w:rPr>
-        <w:t xml:space="preserve">I feel privileged to offer my sincere thanks and deep sense of gratitude to </w:t>
-      </w:r>
-      <w:proofErr w:type="spellStart"/>
-      <w:r>
-        <w:rPr>
-          <w:rFonts w:ascii="Times New Roman" w:hAnsi="Times New Roman" w:cs="Times New Roman"/>
           <w:b/>
           <w:bCs/>
           <w:sz w:val="24"/>
           <w:szCs w:val="24"/>
         </w:rPr>
-        <w:t>Dr.</w:t>
-      </w:r>
-      <w:proofErr w:type="spellEnd"/>
+        <w:t>Jerry John</w:t>
+      </w:r>
+      <w:r>
+        <w:rPr>
+          <w:rFonts w:ascii="Times New Roman" w:hAnsi="Times New Roman" w:cs="Times New Roman"/>
+          <w:sz w:val="24"/>
+          <w:szCs w:val="24"/>
+        </w:rPr>
+        <w:t xml:space="preserve"> (Director</w:t>
+      </w:r>
+      <w:r>
+        <w:rPr>
+          <w:rFonts w:ascii="Times New Roman" w:hAnsi="Times New Roman" w:cs="Times New Roman"/>
+          <w:sz w:val="24"/>
+          <w:szCs w:val="24"/>
+        </w:rPr>
+        <w:t>-</w:t>
+      </w:r>
+      <w:r>
+        <w:rPr>
+          <w:rFonts w:ascii="Times New Roman" w:hAnsi="Times New Roman" w:cs="Times New Roman"/>
+          <w:sz w:val="24"/>
+          <w:szCs w:val="24"/>
+        </w:rPr>
+        <w:t xml:space="preserve">Academics), </w:t>
+      </w:r>
+      <w:proofErr w:type="spellStart"/>
       <w:r>
         <w:rPr>
           <w:rFonts w:ascii="Times New Roman" w:hAnsi="Times New Roman" w:cs="Times New Roman"/>
@@ -2513,8 +2488,9 @@
           <w:sz w:val="24"/>
           <w:szCs w:val="24"/>
         </w:rPr>
-        <w:t xml:space="preserve"> </w:t>
-      </w:r>
+        <w:t>Dr.</w:t>
+      </w:r>
+      <w:proofErr w:type="spellEnd"/>
       <w:r>
         <w:rPr>
           <w:rFonts w:ascii="Times New Roman" w:hAnsi="Times New Roman" w:cs="Times New Roman"/>
@@ -2523,31 +2499,7 @@
           <w:sz w:val="24"/>
           <w:szCs w:val="24"/>
         </w:rPr>
-        <w:t>Jerry John</w:t>
-      </w:r>
-      <w:r>
-        <w:rPr>
-          <w:rFonts w:ascii="Times New Roman" w:hAnsi="Times New Roman" w:cs="Times New Roman"/>
-          <w:sz w:val="24"/>
-          <w:szCs w:val="24"/>
-        </w:rPr>
-        <w:t xml:space="preserve"> (Director</w:t>
-      </w:r>
-      <w:r>
-        <w:rPr>
-          <w:rFonts w:ascii="Times New Roman" w:hAnsi="Times New Roman" w:cs="Times New Roman"/>
-          <w:sz w:val="24"/>
-          <w:szCs w:val="24"/>
-        </w:rPr>
-        <w:t>-</w:t>
-      </w:r>
-      <w:r>
-        <w:rPr>
-          <w:rFonts w:ascii="Times New Roman" w:hAnsi="Times New Roman" w:cs="Times New Roman"/>
-          <w:sz w:val="24"/>
-          <w:szCs w:val="24"/>
-        </w:rPr>
-        <w:t xml:space="preserve">Academics), </w:t>
+        <w:t xml:space="preserve"> </w:t>
       </w:r>
       <w:proofErr w:type="spellStart"/>
       <w:r>
@@ -2558,9 +2510,8 @@
           <w:sz w:val="24"/>
           <w:szCs w:val="24"/>
         </w:rPr>
-        <w:t>Dr.</w:t>
-      </w:r>
-      <w:proofErr w:type="spellEnd"/>
+        <w:t>Mel</w:t>
+      </w:r>
       <w:r>
         <w:rPr>
           <w:rFonts w:ascii="Times New Roman" w:hAnsi="Times New Roman" w:cs="Times New Roman"/>
@@ -2569,9 +2520,8 @@
           <w:sz w:val="24"/>
           <w:szCs w:val="24"/>
         </w:rPr>
-        <w:t xml:space="preserve"> </w:t>
-      </w:r>
-      <w:proofErr w:type="spellStart"/>
+        <w:t>i</w:t>
+      </w:r>
       <w:r>
         <w:rPr>
           <w:rFonts w:ascii="Times New Roman" w:hAnsi="Times New Roman" w:cs="Times New Roman"/>
@@ -2580,8 +2530,9 @@
           <w:sz w:val="24"/>
           <w:szCs w:val="24"/>
         </w:rPr>
-        <w:t>Mel</w:t>
-      </w:r>
+        <w:t>ta</w:t>
+      </w:r>
+      <w:proofErr w:type="spellEnd"/>
       <w:r>
         <w:rPr>
           <w:rFonts w:ascii="Times New Roman" w:hAnsi="Times New Roman" w:cs="Times New Roman"/>
@@ -2590,7 +2541,7 @@
           <w:sz w:val="24"/>
           <w:szCs w:val="24"/>
         </w:rPr>
-        <w:t>i</w:t>
+        <w:t xml:space="preserve"> L</w:t>
       </w:r>
       <w:r>
         <w:rPr>
@@ -2600,9 +2551,33 @@
           <w:sz w:val="24"/>
           <w:szCs w:val="24"/>
         </w:rPr>
-        <w:t>ta</w:t>
-      </w:r>
-      <w:proofErr w:type="spellEnd"/>
+        <w:t xml:space="preserve"> </w:t>
+      </w:r>
+      <w:r>
+        <w:rPr>
+          <w:rFonts w:ascii="Times New Roman" w:hAnsi="Times New Roman" w:cs="Times New Roman"/>
+          <w:sz w:val="24"/>
+          <w:szCs w:val="24"/>
+        </w:rPr>
+        <w:t>(Vice Principal, YIASCM</w:t>
+      </w:r>
+      <w:r>
+        <w:rPr>
+          <w:rFonts w:ascii="Times New Roman" w:hAnsi="Times New Roman" w:cs="Times New Roman"/>
+          <w:sz w:val="24"/>
+          <w:szCs w:val="24"/>
+        </w:rPr>
+        <w:t>,</w:t>
+      </w:r>
+      <w:r>
+        <w:rPr>
+          <w:rFonts w:ascii="Times New Roman" w:hAnsi="Times New Roman" w:cs="Times New Roman"/>
+          <w:sz w:val="24"/>
+          <w:szCs w:val="24"/>
+        </w:rPr>
+        <w:t xml:space="preserve"> Bengaluru Campus), </w:t>
+      </w:r>
+      <w:proofErr w:type="spellStart"/>
       <w:r>
         <w:rPr>
           <w:rFonts w:ascii="Times New Roman" w:hAnsi="Times New Roman" w:cs="Times New Roman"/>
@@ -2611,8 +2586,9 @@
           <w:sz w:val="24"/>
           <w:szCs w:val="24"/>
         </w:rPr>
-        <w:t xml:space="preserve"> L</w:t>
-      </w:r>
+        <w:t>Mr.</w:t>
+      </w:r>
+      <w:proofErr w:type="spellEnd"/>
       <w:r>
         <w:rPr>
           <w:rFonts w:ascii="Times New Roman" w:hAnsi="Times New Roman" w:cs="Times New Roman"/>
@@ -2621,31 +2597,7 @@
           <w:sz w:val="24"/>
           <w:szCs w:val="24"/>
         </w:rPr>
-        <w:t xml:space="preserve"> </w:t>
-      </w:r>
-      <w:r>
-        <w:rPr>
-          <w:rFonts w:ascii="Times New Roman" w:hAnsi="Times New Roman" w:cs="Times New Roman"/>
-          <w:sz w:val="24"/>
-          <w:szCs w:val="24"/>
-        </w:rPr>
-        <w:t>(Vice Principal, YIASCM</w:t>
-      </w:r>
-      <w:r>
-        <w:rPr>
-          <w:rFonts w:ascii="Times New Roman" w:hAnsi="Times New Roman" w:cs="Times New Roman"/>
-          <w:sz w:val="24"/>
-          <w:szCs w:val="24"/>
-        </w:rPr>
-        <w:t>,</w:t>
-      </w:r>
-      <w:r>
-        <w:rPr>
-          <w:rFonts w:ascii="Times New Roman" w:hAnsi="Times New Roman" w:cs="Times New Roman"/>
-          <w:sz w:val="24"/>
-          <w:szCs w:val="24"/>
-        </w:rPr>
-        <w:t xml:space="preserve"> Bengaluru Campus), </w:t>
+        <w:t xml:space="preserve"> Syed Umar </w:t>
       </w:r>
       <w:proofErr w:type="spellStart"/>
       <w:r>
@@ -2656,7 +2608,7 @@
           <w:sz w:val="24"/>
           <w:szCs w:val="24"/>
         </w:rPr>
-        <w:t>Mr.</w:t>
+        <w:t>Abbasi</w:t>
       </w:r>
       <w:proofErr w:type="spellEnd"/>
       <w:r>
@@ -2667,7 +2619,31 @@
           <w:sz w:val="24"/>
           <w:szCs w:val="24"/>
         </w:rPr>
-        <w:t xml:space="preserve"> Syed Umar </w:t>
+        <w:t xml:space="preserve"> </w:t>
+      </w:r>
+      <w:r>
+        <w:rPr>
+          <w:rFonts w:ascii="Times New Roman" w:hAnsi="Times New Roman" w:cs="Times New Roman"/>
+          <w:sz w:val="24"/>
+          <w:szCs w:val="24"/>
+        </w:rPr>
+        <w:t>(HOD, Department of Computer Science &amp; Information Technology</w:t>
+      </w:r>
+      <w:r>
+        <w:rPr>
+          <w:rFonts w:ascii="Times New Roman" w:hAnsi="Times New Roman" w:cs="Times New Roman"/>
+          <w:sz w:val="24"/>
+          <w:szCs w:val="24"/>
+        </w:rPr>
+        <w:t>,</w:t>
+      </w:r>
+      <w:r>
+        <w:rPr>
+          <w:rFonts w:ascii="Times New Roman" w:hAnsi="Times New Roman" w:cs="Times New Roman"/>
+          <w:sz w:val="24"/>
+          <w:szCs w:val="24"/>
+        </w:rPr>
+        <w:t xml:space="preserve"> Bengaluru Campus), </w:t>
       </w:r>
       <w:proofErr w:type="spellStart"/>
       <w:r>
@@ -2678,7 +2654,7 @@
           <w:sz w:val="24"/>
           <w:szCs w:val="24"/>
         </w:rPr>
-        <w:t>Abbasi</w:t>
+        <w:t>Dr.</w:t>
       </w:r>
       <w:proofErr w:type="spellEnd"/>
       <w:r>
@@ -2689,33 +2665,8 @@
           <w:sz w:val="24"/>
           <w:szCs w:val="24"/>
         </w:rPr>
-        <w:t xml:space="preserve"> </w:t>
-      </w:r>
-      <w:r>
-        <w:rPr>
-          <w:rFonts w:ascii="Times New Roman" w:hAnsi="Times New Roman" w:cs="Times New Roman"/>
-          <w:sz w:val="24"/>
-          <w:szCs w:val="24"/>
-        </w:rPr>
-        <w:t>(HOD, Department of Computer Science &amp; Information Technology</w:t>
-      </w:r>
-      <w:r>
-        <w:rPr>
-          <w:rFonts w:ascii="Times New Roman" w:hAnsi="Times New Roman" w:cs="Times New Roman"/>
-          <w:sz w:val="24"/>
-          <w:szCs w:val="24"/>
-        </w:rPr>
-        <w:t>,</w:t>
-      </w:r>
-      <w:r>
-        <w:rPr>
-          <w:rFonts w:ascii="Times New Roman" w:hAnsi="Times New Roman" w:cs="Times New Roman"/>
-          <w:sz w:val="24"/>
-          <w:szCs w:val="24"/>
-        </w:rPr>
-        <w:t xml:space="preserve"> Bengaluru Campus), </w:t>
-      </w:r>
-      <w:proofErr w:type="spellStart"/>
+        <w:t xml:space="preserve"> R</w:t>
+      </w:r>
       <w:r>
         <w:rPr>
           <w:rFonts w:ascii="Times New Roman" w:hAnsi="Times New Roman" w:cs="Times New Roman"/>
@@ -2724,9 +2675,9 @@
           <w:sz w:val="24"/>
           <w:szCs w:val="24"/>
         </w:rPr>
-        <w:t>Dr.</w:t>
-      </w:r>
-      <w:proofErr w:type="spellEnd"/>
+        <w:t xml:space="preserve"> </w:t>
+      </w:r>
+      <w:proofErr w:type="spellStart"/>
       <w:r>
         <w:rPr>
           <w:rFonts w:ascii="Times New Roman" w:hAnsi="Times New Roman" w:cs="Times New Roman"/>
@@ -2735,8 +2686,9 @@
           <w:sz w:val="24"/>
           <w:szCs w:val="24"/>
         </w:rPr>
-        <w:t xml:space="preserve"> R</w:t>
-      </w:r>
+        <w:t>Kaviyarasi</w:t>
+      </w:r>
+      <w:proofErr w:type="spellEnd"/>
       <w:r>
         <w:rPr>
           <w:rFonts w:ascii="Times New Roman" w:hAnsi="Times New Roman" w:cs="Times New Roman"/>
@@ -2747,7 +2699,49 @@
         </w:rPr>
         <w:t xml:space="preserve"> </w:t>
       </w:r>
-      <w:proofErr w:type="spellStart"/>
+      <w:r>
+        <w:rPr>
+          <w:rFonts w:ascii="Times New Roman" w:hAnsi="Times New Roman" w:cs="Times New Roman"/>
+          <w:sz w:val="24"/>
+          <w:szCs w:val="24"/>
+        </w:rPr>
+        <w:t xml:space="preserve">(Academic Head, </w:t>
+      </w:r>
+      <w:r>
+        <w:rPr>
+          <w:rFonts w:ascii="Times New Roman" w:hAnsi="Times New Roman" w:cs="Times New Roman"/>
+          <w:sz w:val="24"/>
+          <w:szCs w:val="24"/>
+        </w:rPr>
+        <w:t xml:space="preserve">Department of Computer Science &amp; Information Technology, </w:t>
+      </w:r>
+      <w:r>
+        <w:rPr>
+          <w:rFonts w:ascii="Times New Roman" w:hAnsi="Times New Roman" w:cs="Times New Roman"/>
+          <w:sz w:val="24"/>
+          <w:szCs w:val="24"/>
+        </w:rPr>
+        <w:t>Bengaluru Campus) for extending their co-operation in doing this project.</w:t>
+      </w:r>
+    </w:p>
+    <w:p>
+      <w:pPr>
+        <w:spacing w:line="360" w:lineRule="auto"/>
+        <w:jc w:val="both"/>
+        <w:rPr>
+          <w:rFonts w:ascii="Times New Roman" w:hAnsi="Times New Roman" w:cs="Times New Roman"/>
+          <w:sz w:val="24"/>
+          <w:szCs w:val="24"/>
+        </w:rPr>
+      </w:pPr>
+      <w:r>
+        <w:rPr>
+          <w:rFonts w:ascii="Times New Roman" w:hAnsi="Times New Roman" w:cs="Times New Roman"/>
+          <w:sz w:val="24"/>
+          <w:szCs w:val="24"/>
+        </w:rPr>
+        <w:t xml:space="preserve">I express my sincere gratitude and thankfulness towards my project guide, </w:t>
+      </w:r>
       <w:r>
         <w:rPr>
           <w:rFonts w:ascii="Times New Roman" w:hAnsi="Times New Roman" w:cs="Times New Roman"/>
@@ -2756,9 +2750,8 @@
           <w:sz w:val="24"/>
           <w:szCs w:val="24"/>
         </w:rPr>
-        <w:t>Kaviyarasi</w:t>
-      </w:r>
-      <w:proofErr w:type="spellEnd"/>
+        <w:t>[Guide Name], [Designation: Professor/Associate Professor/Assistant Professor]</w:t>
+      </w:r>
       <w:r>
         <w:rPr>
           <w:rFonts w:ascii="Times New Roman" w:hAnsi="Times New Roman" w:cs="Times New Roman"/>
@@ -2767,69 +2760,6 @@
           <w:sz w:val="24"/>
           <w:szCs w:val="24"/>
         </w:rPr>
-        <w:t xml:space="preserve"> </w:t>
-      </w:r>
-      <w:r>
-        <w:rPr>
-          <w:rFonts w:ascii="Times New Roman" w:hAnsi="Times New Roman" w:cs="Times New Roman"/>
-          <w:sz w:val="24"/>
-          <w:szCs w:val="24"/>
-        </w:rPr>
-        <w:t xml:space="preserve">(Academic Head, </w:t>
-      </w:r>
-      <w:r>
-        <w:rPr>
-          <w:rFonts w:ascii="Times New Roman" w:hAnsi="Times New Roman" w:cs="Times New Roman"/>
-          <w:sz w:val="24"/>
-          <w:szCs w:val="24"/>
-        </w:rPr>
-        <w:t xml:space="preserve">Department of Computer Science &amp; Information Technology, </w:t>
-      </w:r>
-      <w:r>
-        <w:rPr>
-          <w:rFonts w:ascii="Times New Roman" w:hAnsi="Times New Roman" w:cs="Times New Roman"/>
-          <w:sz w:val="24"/>
-          <w:szCs w:val="24"/>
-        </w:rPr>
-        <w:t>Bengaluru Campus) for extending their co-operation in doing this project.</w:t>
-      </w:r>
-    </w:p>
-    <w:p>
-      <w:pPr>
-        <w:spacing w:line="360" w:lineRule="auto"/>
-        <w:jc w:val="both"/>
-        <w:rPr>
-          <w:rFonts w:ascii="Times New Roman" w:hAnsi="Times New Roman" w:cs="Times New Roman"/>
-          <w:sz w:val="24"/>
-          <w:szCs w:val="24"/>
-        </w:rPr>
-      </w:pPr>
-      <w:r>
-        <w:rPr>
-          <w:rFonts w:ascii="Times New Roman" w:hAnsi="Times New Roman" w:cs="Times New Roman"/>
-          <w:sz w:val="24"/>
-          <w:szCs w:val="24"/>
-        </w:rPr>
-        <w:t xml:space="preserve">I express my sincere gratitude and thankfulness towards my project guide, </w:t>
-      </w:r>
-      <w:r>
-        <w:rPr>
-          <w:rFonts w:ascii="Times New Roman" w:hAnsi="Times New Roman" w:cs="Times New Roman"/>
-          <w:b/>
-          <w:bCs/>
-          <w:sz w:val="24"/>
-          <w:szCs w:val="24"/>
-        </w:rPr>
-        <w:t>[Guide Name], [Designation: Professor/Associate Professor/Assistant Professor]</w:t>
-      </w:r>
-      <w:r>
-        <w:rPr>
-          <w:rFonts w:ascii="Times New Roman" w:hAnsi="Times New Roman" w:cs="Times New Roman"/>
-          <w:b/>
-          <w:bCs/>
-          <w:sz w:val="24"/>
-          <w:szCs w:val="24"/>
-        </w:rPr>
         <w:t>,</w:t>
       </w:r>
       <w:r>
@@ -3355,8 +3285,6 @@
         </w:rPr>
         <w:t>23BBCAMR296</w:t>
       </w:r>
-      <w:bookmarkStart w:id="0" w:name="_GoBack"/>
-      <w:bookmarkEnd w:id="0"/>
     </w:p>
     <w:p>
       <w:pPr>
@@ -3977,15 +3905,7 @@
               <w:sz w:val="24"/>
               <w:szCs w:val="24"/>
             </w:rPr>
-            <w:t>1</w:t>
-          </w:r>
-          <w:r>
-            <w:rPr>
-              <w:rFonts w:ascii="Times New Roman" w:hAnsi="Times New Roman" w:cs="Times New Roman"/>
-              <w:sz w:val="24"/>
-              <w:szCs w:val="24"/>
-            </w:rPr>
-            <w:t>8</w:t>
+            <w:t>18</w:t>
           </w:r>
         </w:p>
         <w:p>
@@ -4446,6 +4366,494 @@
           <w:sz w:val="24"/>
           <w:szCs w:val="24"/>
         </w:rPr>
+        <w:t xml:space="preserve">6.3 </w:t>
+      </w:r>
+      <w:r>
+        <w:rPr>
+          <w:rFonts w:ascii="Times New Roman" w:hAnsi="Times New Roman" w:cs="Times New Roman"/>
+          <w:sz w:val="24"/>
+          <w:szCs w:val="24"/>
+        </w:rPr>
+        <w:t>Output (Execution Result</w:t>
+      </w:r>
+      <w:proofErr w:type="gramStart"/>
+      <w:r>
+        <w:rPr>
+          <w:rFonts w:ascii="Times New Roman" w:hAnsi="Times New Roman" w:cs="Times New Roman"/>
+          <w:sz w:val="24"/>
+          <w:szCs w:val="24"/>
+        </w:rPr>
+        <w:t>)</w:t>
+      </w:r>
+      <w:proofErr w:type="gramEnd"/>
+      <w:r>
+        <w:rPr>
+          <w:rFonts w:ascii="Times New Roman" w:hAnsi="Times New Roman" w:cs="Times New Roman"/>
+          <w:sz w:val="24"/>
+          <w:szCs w:val="24"/>
+        </w:rPr>
+        <w:ptab w:relativeTo="margin" w:alignment="right" w:leader="dot"/>
+      </w:r>
+      <w:r>
+        <w:rPr>
+          <w:rFonts w:ascii="Times New Roman" w:hAnsi="Times New Roman" w:cs="Times New Roman"/>
+          <w:sz w:val="24"/>
+          <w:szCs w:val="24"/>
+        </w:rPr>
+        <w:t>34</w:t>
+      </w:r>
+    </w:p>
+    <w:p>
+      <w:pPr>
+        <w:ind w:firstLine="720"/>
+        <w:rPr>
+          <w:rFonts w:ascii="Times New Roman" w:hAnsi="Times New Roman" w:cs="Times New Roman"/>
+          <w:sz w:val="24"/>
+          <w:szCs w:val="24"/>
+        </w:rPr>
+      </w:pPr>
+      <w:r>
+        <w:rPr>
+          <w:rFonts w:ascii="Times New Roman" w:hAnsi="Times New Roman" w:cs="Times New Roman"/>
+          <w:sz w:val="24"/>
+          <w:szCs w:val="24"/>
+        </w:rPr>
+        <w:t>6.3 Output Screenshot</w:t>
+      </w:r>
+      <w:r>
+        <w:rPr>
+          <w:rFonts w:ascii="Times New Roman" w:hAnsi="Times New Roman" w:cs="Times New Roman"/>
+          <w:sz w:val="24"/>
+          <w:szCs w:val="24"/>
+        </w:rPr>
+        <w:ptab w:relativeTo="margin" w:alignment="right" w:leader="dot"/>
+      </w:r>
+      <w:r>
+        <w:rPr>
+          <w:rFonts w:ascii="Times New Roman" w:hAnsi="Times New Roman" w:cs="Times New Roman"/>
+          <w:sz w:val="24"/>
+          <w:szCs w:val="24"/>
+        </w:rPr>
+        <w:t>34</w:t>
+      </w:r>
+    </w:p>
+    <w:p>
+      <w:pPr>
+        <w:rPr>
+          <w:rFonts w:ascii="Times New Roman" w:hAnsi="Times New Roman" w:cs="Times New Roman"/>
+          <w:sz w:val="24"/>
+          <w:szCs w:val="24"/>
+        </w:rPr>
+      </w:pPr>
+      <w:r>
+        <w:rPr>
+          <w:rFonts w:ascii="Times New Roman" w:hAnsi="Times New Roman" w:cs="Times New Roman"/>
+          <w:sz w:val="24"/>
+          <w:szCs w:val="24"/>
+        </w:rPr>
+        <w:t xml:space="preserve">  </w:t>
+      </w:r>
+      <w:r>
+        <w:rPr>
+          <w:rFonts w:ascii="Times New Roman" w:hAnsi="Times New Roman" w:cs="Times New Roman"/>
+          <w:b/>
+          <w:sz w:val="24"/>
+          <w:szCs w:val="24"/>
+        </w:rPr>
+        <w:t>7.  TEST CASE</w:t>
+      </w:r>
+      <w:r>
+        <w:rPr>
+          <w:rFonts w:ascii="Times New Roman" w:hAnsi="Times New Roman" w:cs="Times New Roman"/>
+          <w:sz w:val="24"/>
+          <w:szCs w:val="24"/>
+        </w:rPr>
+        <w:ptab w:relativeTo="margin" w:alignment="right" w:leader="dot"/>
+      </w:r>
+      <w:r>
+        <w:rPr>
+          <w:rFonts w:ascii="Times New Roman" w:hAnsi="Times New Roman" w:cs="Times New Roman"/>
+          <w:sz w:val="24"/>
+          <w:szCs w:val="24"/>
+        </w:rPr>
+        <w:t>42</w:t>
+      </w:r>
+    </w:p>
+    <w:p>
+      <w:pPr>
+        <w:ind w:firstLine="720"/>
+        <w:rPr>
+          <w:rFonts w:ascii="Times New Roman" w:hAnsi="Times New Roman" w:cs="Times New Roman"/>
+          <w:sz w:val="24"/>
+          <w:szCs w:val="24"/>
+        </w:rPr>
+      </w:pPr>
+      <w:r>
+        <w:rPr>
+          <w:rFonts w:ascii="Times New Roman" w:hAnsi="Times New Roman" w:cs="Times New Roman"/>
+          <w:sz w:val="24"/>
+          <w:szCs w:val="24"/>
+        </w:rPr>
+        <w:lastRenderedPageBreak/>
+        <w:t>7.1 Unit Testing</w:t>
+      </w:r>
+      <w:r>
+        <w:rPr>
+          <w:rFonts w:ascii="Times New Roman" w:hAnsi="Times New Roman" w:cs="Times New Roman"/>
+          <w:sz w:val="24"/>
+          <w:szCs w:val="24"/>
+        </w:rPr>
+        <w:ptab w:relativeTo="margin" w:alignment="right" w:leader="dot"/>
+      </w:r>
+      <w:r>
+        <w:rPr>
+          <w:rFonts w:ascii="Times New Roman" w:hAnsi="Times New Roman" w:cs="Times New Roman"/>
+          <w:sz w:val="24"/>
+          <w:szCs w:val="24"/>
+        </w:rPr>
+        <w:t>42</w:t>
+      </w:r>
+    </w:p>
+    <w:p>
+      <w:pPr>
+        <w:ind w:firstLine="720"/>
+        <w:rPr>
+          <w:rFonts w:ascii="Times New Roman" w:hAnsi="Times New Roman" w:cs="Times New Roman"/>
+          <w:sz w:val="24"/>
+          <w:szCs w:val="24"/>
+        </w:rPr>
+      </w:pPr>
+      <w:r>
+        <w:rPr>
+          <w:rFonts w:ascii="Times New Roman" w:hAnsi="Times New Roman" w:cs="Times New Roman"/>
+          <w:sz w:val="24"/>
+          <w:szCs w:val="24"/>
+        </w:rPr>
+        <w:t>7.2 Integration Testing</w:t>
+      </w:r>
+      <w:r>
+        <w:rPr>
+          <w:rFonts w:ascii="Times New Roman" w:hAnsi="Times New Roman" w:cs="Times New Roman"/>
+          <w:sz w:val="24"/>
+          <w:szCs w:val="24"/>
+        </w:rPr>
+        <w:t xml:space="preserve"> </w:t>
+      </w:r>
+      <w:r>
+        <w:rPr>
+          <w:rFonts w:ascii="Times New Roman" w:hAnsi="Times New Roman" w:cs="Times New Roman"/>
+          <w:sz w:val="24"/>
+          <w:szCs w:val="24"/>
+        </w:rPr>
+        <w:ptab w:relativeTo="margin" w:alignment="right" w:leader="dot"/>
+      </w:r>
+      <w:r>
+        <w:rPr>
+          <w:rFonts w:ascii="Times New Roman" w:hAnsi="Times New Roman" w:cs="Times New Roman"/>
+          <w:sz w:val="24"/>
+          <w:szCs w:val="24"/>
+        </w:rPr>
+        <w:t>46</w:t>
+      </w:r>
+    </w:p>
+    <w:p>
+      <w:pPr>
+        <w:ind w:firstLine="720"/>
+        <w:rPr>
+          <w:rFonts w:ascii="Times New Roman" w:hAnsi="Times New Roman" w:cs="Times New Roman"/>
+          <w:sz w:val="24"/>
+          <w:szCs w:val="24"/>
+        </w:rPr>
+      </w:pPr>
+      <w:r>
+        <w:rPr>
+          <w:rFonts w:ascii="Times New Roman" w:hAnsi="Times New Roman" w:cs="Times New Roman"/>
+          <w:sz w:val="24"/>
+          <w:szCs w:val="24"/>
+        </w:rPr>
+        <w:t>7.3 System Testing</w:t>
+      </w:r>
+      <w:r>
+        <w:rPr>
+          <w:rFonts w:ascii="Times New Roman" w:hAnsi="Times New Roman" w:cs="Times New Roman"/>
+          <w:sz w:val="24"/>
+          <w:szCs w:val="24"/>
+        </w:rPr>
+        <w:ptab w:relativeTo="margin" w:alignment="right" w:leader="dot"/>
+      </w:r>
+      <w:r>
+        <w:rPr>
+          <w:rFonts w:ascii="Times New Roman" w:hAnsi="Times New Roman" w:cs="Times New Roman"/>
+          <w:sz w:val="24"/>
+          <w:szCs w:val="24"/>
+        </w:rPr>
+        <w:t>48</w:t>
+      </w:r>
+    </w:p>
+    <w:p>
+      <w:pPr>
+        <w:rPr>
+          <w:rFonts w:ascii="Times New Roman" w:hAnsi="Times New Roman" w:cs="Times New Roman"/>
+          <w:sz w:val="24"/>
+          <w:szCs w:val="24"/>
+        </w:rPr>
+      </w:pPr>
+      <w:r>
+        <w:rPr>
+          <w:rFonts w:ascii="Times New Roman" w:hAnsi="Times New Roman" w:cs="Times New Roman"/>
+          <w:b/>
+          <w:sz w:val="24"/>
+          <w:szCs w:val="24"/>
+        </w:rPr>
+        <w:t>8. FEATURE ENHANCEMENT</w:t>
+      </w:r>
+      <w:r>
+        <w:rPr>
+          <w:rFonts w:ascii="Times New Roman" w:hAnsi="Times New Roman" w:cs="Times New Roman"/>
+          <w:sz w:val="24"/>
+          <w:szCs w:val="24"/>
+        </w:rPr>
+        <w:ptab w:relativeTo="margin" w:alignment="right" w:leader="dot"/>
+      </w:r>
+      <w:r>
+        <w:rPr>
+          <w:rFonts w:ascii="Times New Roman" w:hAnsi="Times New Roman" w:cs="Times New Roman"/>
+          <w:sz w:val="24"/>
+          <w:szCs w:val="24"/>
+        </w:rPr>
+        <w:t>51</w:t>
+      </w:r>
+    </w:p>
+    <w:p>
+      <w:pPr>
+        <w:ind w:firstLine="720"/>
+        <w:rPr>
+          <w:rFonts w:ascii="Times New Roman" w:hAnsi="Times New Roman" w:cs="Times New Roman"/>
+          <w:sz w:val="24"/>
+          <w:szCs w:val="24"/>
+        </w:rPr>
+      </w:pPr>
+      <w:r>
+        <w:rPr>
+          <w:rFonts w:ascii="Times New Roman" w:hAnsi="Times New Roman" w:cs="Times New Roman"/>
+          <w:sz w:val="24"/>
+          <w:szCs w:val="24"/>
+        </w:rPr>
+        <w:t xml:space="preserve">8.1 </w:t>
+      </w:r>
+      <w:r>
+        <w:rPr>
+          <w:rFonts w:ascii="Times New Roman" w:hAnsi="Times New Roman" w:cs="Times New Roman"/>
+          <w:sz w:val="24"/>
+          <w:szCs w:val="24"/>
+        </w:rPr>
+        <w:t xml:space="preserve">New Features to be </w:t>
+      </w:r>
+      <w:proofErr w:type="gramStart"/>
+      <w:r>
+        <w:rPr>
+          <w:rFonts w:ascii="Times New Roman" w:hAnsi="Times New Roman" w:cs="Times New Roman"/>
+          <w:sz w:val="24"/>
+          <w:szCs w:val="24"/>
+        </w:rPr>
+        <w:t>Added</w:t>
+      </w:r>
+      <w:proofErr w:type="gramEnd"/>
+      <w:r>
+        <w:rPr>
+          <w:rFonts w:ascii="Times New Roman" w:hAnsi="Times New Roman" w:cs="Times New Roman"/>
+          <w:sz w:val="24"/>
+          <w:szCs w:val="24"/>
+        </w:rPr>
+        <w:t xml:space="preserve"> in Future</w:t>
+      </w:r>
+      <w:r>
+        <w:rPr>
+          <w:rFonts w:ascii="Times New Roman" w:hAnsi="Times New Roman" w:cs="Times New Roman"/>
+          <w:sz w:val="24"/>
+          <w:szCs w:val="24"/>
+        </w:rPr>
+        <w:ptab w:relativeTo="margin" w:alignment="right" w:leader="dot"/>
+      </w:r>
+      <w:r>
+        <w:rPr>
+          <w:rFonts w:ascii="Times New Roman" w:hAnsi="Times New Roman" w:cs="Times New Roman"/>
+          <w:sz w:val="24"/>
+          <w:szCs w:val="24"/>
+        </w:rPr>
+        <w:t>51</w:t>
+      </w:r>
+    </w:p>
+    <w:p>
+      <w:pPr>
+        <w:ind w:firstLine="720"/>
+        <w:rPr>
+          <w:rFonts w:ascii="Times New Roman" w:hAnsi="Times New Roman" w:cs="Times New Roman"/>
+          <w:sz w:val="24"/>
+          <w:szCs w:val="24"/>
+        </w:rPr>
+      </w:pPr>
+      <w:r>
+        <w:rPr>
+          <w:rFonts w:ascii="Times New Roman" w:hAnsi="Times New Roman" w:cs="Times New Roman"/>
+          <w:sz w:val="24"/>
+          <w:szCs w:val="24"/>
+        </w:rPr>
+        <w:t xml:space="preserve">8.2 </w:t>
+      </w:r>
+      <w:r>
+        <w:rPr>
+          <w:rFonts w:ascii="Times New Roman" w:hAnsi="Times New Roman" w:cs="Times New Roman"/>
+          <w:sz w:val="24"/>
+          <w:szCs w:val="24"/>
+        </w:rPr>
+        <w:t>Improvements to Existing System</w:t>
+      </w:r>
+      <w:r>
+        <w:rPr>
+          <w:rFonts w:ascii="Times New Roman" w:hAnsi="Times New Roman" w:cs="Times New Roman"/>
+          <w:sz w:val="24"/>
+          <w:szCs w:val="24"/>
+        </w:rPr>
+        <w:ptab w:relativeTo="margin" w:alignment="right" w:leader="dot"/>
+      </w:r>
+      <w:r>
+        <w:rPr>
+          <w:rFonts w:ascii="Times New Roman" w:hAnsi="Times New Roman" w:cs="Times New Roman"/>
+          <w:sz w:val="24"/>
+          <w:szCs w:val="24"/>
+        </w:rPr>
+        <w:t>53</w:t>
+      </w:r>
+    </w:p>
+    <w:p>
+      <w:pPr>
+        <w:ind w:firstLine="720"/>
+        <w:rPr>
+          <w:rFonts w:ascii="Times New Roman" w:hAnsi="Times New Roman" w:cs="Times New Roman"/>
+          <w:sz w:val="24"/>
+          <w:szCs w:val="24"/>
+        </w:rPr>
+      </w:pPr>
+      <w:r>
+        <w:rPr>
+          <w:rFonts w:ascii="Times New Roman" w:hAnsi="Times New Roman" w:cs="Times New Roman"/>
+          <w:sz w:val="24"/>
+          <w:szCs w:val="24"/>
+        </w:rPr>
+        <w:t>8.3</w:t>
+      </w:r>
+      <w:r>
+        <w:t xml:space="preserve"> </w:t>
+      </w:r>
+      <w:r>
+        <w:rPr>
+          <w:rFonts w:ascii="Times New Roman" w:hAnsi="Times New Roman" w:cs="Times New Roman"/>
+          <w:sz w:val="24"/>
+          <w:szCs w:val="24"/>
+        </w:rPr>
+        <w:t>Better Performance Ideas</w:t>
+      </w:r>
+      <w:r>
+        <w:rPr>
+          <w:rFonts w:ascii="Times New Roman" w:hAnsi="Times New Roman" w:cs="Times New Roman"/>
+          <w:sz w:val="24"/>
+          <w:szCs w:val="24"/>
+        </w:rPr>
+        <w:ptab w:relativeTo="margin" w:alignment="right" w:leader="dot"/>
+      </w:r>
+      <w:r>
+        <w:rPr>
+          <w:rFonts w:ascii="Times New Roman" w:hAnsi="Times New Roman" w:cs="Times New Roman"/>
+          <w:sz w:val="24"/>
+          <w:szCs w:val="24"/>
+        </w:rPr>
+        <w:t>54</w:t>
+      </w:r>
+    </w:p>
+    <w:p>
+      <w:pPr>
+        <w:rPr>
+          <w:rFonts w:ascii="Times New Roman" w:hAnsi="Times New Roman" w:cs="Times New Roman"/>
+          <w:sz w:val="24"/>
+          <w:szCs w:val="24"/>
+        </w:rPr>
+      </w:pPr>
+      <w:r>
+        <w:rPr>
+          <w:rFonts w:ascii="Times New Roman" w:hAnsi="Times New Roman" w:cs="Times New Roman"/>
+          <w:b/>
+          <w:sz w:val="24"/>
+          <w:szCs w:val="24"/>
+        </w:rPr>
+        <w:t>9. CONCLUSION</w:t>
+      </w:r>
+      <w:r>
+        <w:rPr>
+          <w:rFonts w:ascii="Times New Roman" w:hAnsi="Times New Roman" w:cs="Times New Roman"/>
+          <w:sz w:val="24"/>
+          <w:szCs w:val="24"/>
+        </w:rPr>
+        <w:ptab w:relativeTo="margin" w:alignment="right" w:leader="dot"/>
+      </w:r>
+      <w:r>
+        <w:rPr>
+          <w:rFonts w:ascii="Times New Roman" w:hAnsi="Times New Roman" w:cs="Times New Roman"/>
+          <w:sz w:val="24"/>
+          <w:szCs w:val="24"/>
+        </w:rPr>
+        <w:t>60</w:t>
+      </w:r>
+    </w:p>
+    <w:p>
+      <w:pPr>
+        <w:ind w:firstLine="720"/>
+        <w:rPr>
+          <w:rFonts w:ascii="Times New Roman" w:hAnsi="Times New Roman" w:cs="Times New Roman"/>
+          <w:sz w:val="24"/>
+          <w:szCs w:val="24"/>
+        </w:rPr>
+      </w:pPr>
+      <w:r>
+        <w:rPr>
+          <w:rFonts w:ascii="Times New Roman" w:hAnsi="Times New Roman" w:cs="Times New Roman"/>
+          <w:sz w:val="24"/>
+          <w:szCs w:val="24"/>
+        </w:rPr>
+        <w:t>9.1 P</w:t>
+      </w:r>
+      <w:r>
+        <w:rPr>
+          <w:rFonts w:ascii="Times New Roman" w:hAnsi="Times New Roman" w:cs="Times New Roman"/>
+          <w:sz w:val="24"/>
+          <w:szCs w:val="24"/>
+        </w:rPr>
+        <w:t>roject Summary (What the Project Does</w:t>
+      </w:r>
+      <w:proofErr w:type="gramStart"/>
+      <w:r>
+        <w:rPr>
+          <w:rFonts w:ascii="Times New Roman" w:hAnsi="Times New Roman" w:cs="Times New Roman"/>
+          <w:sz w:val="24"/>
+          <w:szCs w:val="24"/>
+        </w:rPr>
+        <w:t>)</w:t>
+      </w:r>
+      <w:proofErr w:type="gramEnd"/>
+      <w:r>
+        <w:rPr>
+          <w:rFonts w:ascii="Times New Roman" w:hAnsi="Times New Roman" w:cs="Times New Roman"/>
+          <w:sz w:val="24"/>
+          <w:szCs w:val="24"/>
+        </w:rPr>
+        <w:ptab w:relativeTo="margin" w:alignment="right" w:leader="dot"/>
+      </w:r>
+      <w:r>
+        <w:rPr>
+          <w:rFonts w:ascii="Times New Roman" w:hAnsi="Times New Roman" w:cs="Times New Roman"/>
+          <w:sz w:val="24"/>
+          <w:szCs w:val="24"/>
+        </w:rPr>
         <w:t>6</w:t>
       </w:r>
       <w:r>
@@ -4454,15 +4862,159 @@
           <w:sz w:val="24"/>
           <w:szCs w:val="24"/>
         </w:rPr>
-        <w:t xml:space="preserve">.3 </w:t>
-      </w:r>
-      <w:r>
-        <w:rPr>
-          <w:rFonts w:ascii="Times New Roman" w:hAnsi="Times New Roman" w:cs="Times New Roman"/>
-          <w:sz w:val="24"/>
-          <w:szCs w:val="24"/>
-        </w:rPr>
-        <w:t>Output (Execution Result</w:t>
+        <w:t>0</w:t>
+      </w:r>
+    </w:p>
+    <w:p>
+      <w:pPr>
+        <w:ind w:firstLine="720"/>
+        <w:rPr>
+          <w:rFonts w:ascii="Times New Roman" w:hAnsi="Times New Roman" w:cs="Times New Roman"/>
+          <w:sz w:val="24"/>
+          <w:szCs w:val="24"/>
+        </w:rPr>
+      </w:pPr>
+      <w:r>
+        <w:rPr>
+          <w:rFonts w:ascii="Times New Roman" w:hAnsi="Times New Roman" w:cs="Times New Roman"/>
+          <w:sz w:val="24"/>
+          <w:szCs w:val="24"/>
+        </w:rPr>
+        <w:t xml:space="preserve">9.2 </w:t>
+      </w:r>
+      <w:r>
+        <w:rPr>
+          <w:rFonts w:ascii="Times New Roman" w:hAnsi="Times New Roman" w:cs="Times New Roman"/>
+          <w:sz w:val="24"/>
+          <w:szCs w:val="24"/>
+        </w:rPr>
+        <w:t>Achievement of Objectives</w:t>
+      </w:r>
+      <w:r>
+        <w:rPr>
+          <w:rFonts w:ascii="Times New Roman" w:hAnsi="Times New Roman" w:cs="Times New Roman"/>
+          <w:sz w:val="24"/>
+          <w:szCs w:val="24"/>
+        </w:rPr>
+        <w:ptab w:relativeTo="margin" w:alignment="right" w:leader="dot"/>
+      </w:r>
+      <w:r>
+        <w:rPr>
+          <w:rFonts w:ascii="Times New Roman" w:hAnsi="Times New Roman" w:cs="Times New Roman"/>
+          <w:sz w:val="24"/>
+          <w:szCs w:val="24"/>
+        </w:rPr>
+        <w:t>61</w:t>
+      </w:r>
+    </w:p>
+    <w:p>
+      <w:pPr>
+        <w:ind w:firstLine="720"/>
+        <w:rPr>
+          <w:rFonts w:ascii="Times New Roman" w:hAnsi="Times New Roman" w:cs="Times New Roman"/>
+          <w:sz w:val="24"/>
+          <w:szCs w:val="24"/>
+        </w:rPr>
+      </w:pPr>
+      <w:r>
+        <w:rPr>
+          <w:rFonts w:ascii="Times New Roman" w:hAnsi="Times New Roman" w:cs="Times New Roman"/>
+          <w:sz w:val="24"/>
+          <w:szCs w:val="24"/>
+        </w:rPr>
+        <w:t xml:space="preserve">9.3 </w:t>
+      </w:r>
+      <w:r>
+        <w:rPr>
+          <w:rFonts w:ascii="Times New Roman" w:hAnsi="Times New Roman" w:cs="Times New Roman"/>
+          <w:sz w:val="24"/>
+          <w:szCs w:val="24"/>
+        </w:rPr>
+        <w:t>Benefits of the System</w:t>
+      </w:r>
+      <w:r>
+        <w:rPr>
+          <w:rFonts w:ascii="Times New Roman" w:hAnsi="Times New Roman" w:cs="Times New Roman"/>
+          <w:sz w:val="24"/>
+          <w:szCs w:val="24"/>
+        </w:rPr>
+        <w:ptab w:relativeTo="margin" w:alignment="right" w:leader="dot"/>
+      </w:r>
+      <w:r>
+        <w:rPr>
+          <w:rFonts w:ascii="Times New Roman" w:hAnsi="Times New Roman" w:cs="Times New Roman"/>
+          <w:sz w:val="24"/>
+          <w:szCs w:val="24"/>
+        </w:rPr>
+        <w:t>61</w:t>
+      </w:r>
+    </w:p>
+    <w:p>
+      <w:pPr>
+        <w:ind w:firstLine="720"/>
+        <w:rPr>
+          <w:rFonts w:ascii="Times New Roman" w:hAnsi="Times New Roman" w:cs="Times New Roman"/>
+          <w:sz w:val="24"/>
+          <w:szCs w:val="24"/>
+        </w:rPr>
+      </w:pPr>
+      <w:r>
+        <w:rPr>
+          <w:rFonts w:ascii="Times New Roman" w:hAnsi="Times New Roman" w:cs="Times New Roman"/>
+          <w:sz w:val="24"/>
+          <w:szCs w:val="24"/>
+        </w:rPr>
+        <w:t xml:space="preserve">9.4 </w:t>
+      </w:r>
+      <w:r>
+        <w:rPr>
+          <w:rFonts w:ascii="Times New Roman" w:hAnsi="Times New Roman" w:cs="Times New Roman"/>
+          <w:sz w:val="24"/>
+          <w:szCs w:val="24"/>
+        </w:rPr>
+        <w:t>Overall Result of the Project</w:t>
+      </w:r>
+      <w:r>
+        <w:rPr>
+          <w:rFonts w:ascii="Times New Roman" w:hAnsi="Times New Roman" w:cs="Times New Roman"/>
+          <w:sz w:val="24"/>
+          <w:szCs w:val="24"/>
+        </w:rPr>
+        <w:ptab w:relativeTo="margin" w:alignment="right" w:leader="dot"/>
+      </w:r>
+      <w:r>
+        <w:rPr>
+          <w:rFonts w:ascii="Times New Roman" w:hAnsi="Times New Roman" w:cs="Times New Roman"/>
+          <w:sz w:val="24"/>
+          <w:szCs w:val="24"/>
+        </w:rPr>
+        <w:t>63</w:t>
+      </w:r>
+    </w:p>
+    <w:p>
+      <w:pPr>
+        <w:ind w:firstLine="720"/>
+        <w:rPr>
+          <w:rFonts w:ascii="Times New Roman" w:hAnsi="Times New Roman" w:cs="Times New Roman"/>
+          <w:sz w:val="24"/>
+          <w:szCs w:val="24"/>
+        </w:rPr>
+      </w:pPr>
+      <w:r>
+        <w:rPr>
+          <w:rFonts w:ascii="Times New Roman" w:hAnsi="Times New Roman" w:cs="Times New Roman"/>
+          <w:sz w:val="24"/>
+          <w:szCs w:val="24"/>
+        </w:rPr>
+        <w:t xml:space="preserve">9.5 </w:t>
+      </w:r>
+      <w:r>
+        <w:rPr>
+          <w:rFonts w:ascii="Times New Roman" w:hAnsi="Times New Roman" w:cs="Times New Roman"/>
+          <w:sz w:val="24"/>
+          <w:szCs w:val="24"/>
+        </w:rPr>
+        <w:t>Future Scope (Possible Improvements</w:t>
       </w:r>
       <w:proofErr w:type="gramStart"/>
       <w:r>
@@ -4488,774 +5040,7 @@
           <w:sz w:val="24"/>
           <w:szCs w:val="24"/>
         </w:rPr>
-        <w:t>3</w:t>
-      </w:r>
-      <w:r>
-        <w:rPr>
-          <w:rFonts w:ascii="Times New Roman" w:hAnsi="Times New Roman" w:cs="Times New Roman"/>
-          <w:sz w:val="24"/>
-          <w:szCs w:val="24"/>
-        </w:rPr>
-        <w:t>4</w:t>
-      </w:r>
-    </w:p>
-    <w:p>
-      <w:pPr>
-        <w:ind w:firstLine="720"/>
-        <w:rPr>
-          <w:rFonts w:ascii="Times New Roman" w:hAnsi="Times New Roman" w:cs="Times New Roman"/>
-          <w:sz w:val="24"/>
-          <w:szCs w:val="24"/>
-        </w:rPr>
-      </w:pPr>
-      <w:r>
-        <w:rPr>
-          <w:rFonts w:ascii="Times New Roman" w:hAnsi="Times New Roman" w:cs="Times New Roman"/>
-          <w:sz w:val="24"/>
-          <w:szCs w:val="24"/>
-        </w:rPr>
-        <w:t xml:space="preserve">6.3 </w:t>
-      </w:r>
-      <w:r>
-        <w:rPr>
-          <w:rFonts w:ascii="Times New Roman" w:hAnsi="Times New Roman" w:cs="Times New Roman"/>
-          <w:sz w:val="24"/>
-          <w:szCs w:val="24"/>
-        </w:rPr>
-        <w:t>Output Screenshot</w:t>
-      </w:r>
-      <w:r>
-        <w:rPr>
-          <w:rFonts w:ascii="Times New Roman" w:hAnsi="Times New Roman" w:cs="Times New Roman"/>
-          <w:sz w:val="24"/>
-          <w:szCs w:val="24"/>
-        </w:rPr>
-        <w:ptab w:relativeTo="margin" w:alignment="right" w:leader="dot"/>
-      </w:r>
-      <w:r>
-        <w:rPr>
-          <w:rFonts w:ascii="Times New Roman" w:hAnsi="Times New Roman" w:cs="Times New Roman"/>
-          <w:sz w:val="24"/>
-          <w:szCs w:val="24"/>
-        </w:rPr>
-        <w:t>34</w:t>
-      </w:r>
-    </w:p>
-    <w:p>
-      <w:pPr>
-        <w:rPr>
-          <w:rFonts w:ascii="Times New Roman" w:hAnsi="Times New Roman" w:cs="Times New Roman"/>
-          <w:sz w:val="24"/>
-          <w:szCs w:val="24"/>
-        </w:rPr>
-      </w:pPr>
-      <w:r>
-        <w:rPr>
-          <w:rFonts w:ascii="Times New Roman" w:hAnsi="Times New Roman" w:cs="Times New Roman"/>
-          <w:sz w:val="24"/>
-          <w:szCs w:val="24"/>
-        </w:rPr>
-        <w:t xml:space="preserve">  </w:t>
-      </w:r>
-      <w:r>
-        <w:rPr>
-          <w:rFonts w:ascii="Times New Roman" w:hAnsi="Times New Roman" w:cs="Times New Roman"/>
-          <w:b/>
-          <w:sz w:val="24"/>
-          <w:szCs w:val="24"/>
-        </w:rPr>
-        <w:t>7.  TEST CASE</w:t>
-      </w:r>
-      <w:r>
-        <w:rPr>
-          <w:rFonts w:ascii="Times New Roman" w:hAnsi="Times New Roman" w:cs="Times New Roman"/>
-          <w:sz w:val="24"/>
-          <w:szCs w:val="24"/>
-        </w:rPr>
-        <w:ptab w:relativeTo="margin" w:alignment="right" w:leader="dot"/>
-      </w:r>
-      <w:r>
-        <w:rPr>
-          <w:rFonts w:ascii="Times New Roman" w:hAnsi="Times New Roman" w:cs="Times New Roman"/>
-          <w:sz w:val="24"/>
-          <w:szCs w:val="24"/>
-        </w:rPr>
-        <w:t>42</w:t>
-      </w:r>
-    </w:p>
-    <w:p>
-      <w:pPr>
-        <w:ind w:firstLine="720"/>
-        <w:rPr>
-          <w:rFonts w:ascii="Times New Roman" w:hAnsi="Times New Roman" w:cs="Times New Roman"/>
-          <w:sz w:val="24"/>
-          <w:szCs w:val="24"/>
-        </w:rPr>
-      </w:pPr>
-      <w:r>
-        <w:rPr>
-          <w:rFonts w:ascii="Times New Roman" w:hAnsi="Times New Roman" w:cs="Times New Roman"/>
-          <w:sz w:val="24"/>
-          <w:szCs w:val="24"/>
-        </w:rPr>
-        <w:t>7.1 Unit Testing</w:t>
-      </w:r>
-      <w:r>
-        <w:rPr>
-          <w:rFonts w:ascii="Times New Roman" w:hAnsi="Times New Roman" w:cs="Times New Roman"/>
-          <w:sz w:val="24"/>
-          <w:szCs w:val="24"/>
-        </w:rPr>
-        <w:ptab w:relativeTo="margin" w:alignment="right" w:leader="dot"/>
-      </w:r>
-      <w:r>
-        <w:rPr>
-          <w:rFonts w:ascii="Times New Roman" w:hAnsi="Times New Roman" w:cs="Times New Roman"/>
-          <w:sz w:val="24"/>
-          <w:szCs w:val="24"/>
-        </w:rPr>
-        <w:t>42</w:t>
-      </w:r>
-    </w:p>
-    <w:p>
-      <w:pPr>
-        <w:ind w:firstLine="720"/>
-        <w:rPr>
-          <w:rFonts w:ascii="Times New Roman" w:hAnsi="Times New Roman" w:cs="Times New Roman"/>
-          <w:sz w:val="24"/>
-          <w:szCs w:val="24"/>
-        </w:rPr>
-      </w:pPr>
-      <w:r>
-        <w:rPr>
-          <w:rFonts w:ascii="Times New Roman" w:hAnsi="Times New Roman" w:cs="Times New Roman"/>
-          <w:sz w:val="24"/>
-          <w:szCs w:val="24"/>
-        </w:rPr>
-        <w:t>7.2 Integration Testing</w:t>
-      </w:r>
-      <w:r>
-        <w:rPr>
-          <w:rFonts w:ascii="Times New Roman" w:hAnsi="Times New Roman" w:cs="Times New Roman"/>
-          <w:sz w:val="24"/>
-          <w:szCs w:val="24"/>
-        </w:rPr>
-        <w:t xml:space="preserve"> </w:t>
-      </w:r>
-      <w:r>
-        <w:rPr>
-          <w:rFonts w:ascii="Times New Roman" w:hAnsi="Times New Roman" w:cs="Times New Roman"/>
-          <w:sz w:val="24"/>
-          <w:szCs w:val="24"/>
-        </w:rPr>
-        <w:ptab w:relativeTo="margin" w:alignment="right" w:leader="dot"/>
-      </w:r>
-      <w:r>
-        <w:rPr>
-          <w:rFonts w:ascii="Times New Roman" w:hAnsi="Times New Roman" w:cs="Times New Roman"/>
-          <w:sz w:val="24"/>
-          <w:szCs w:val="24"/>
-        </w:rPr>
-        <w:t>46</w:t>
-      </w:r>
-    </w:p>
-    <w:p>
-      <w:pPr>
-        <w:ind w:firstLine="720"/>
-        <w:rPr>
-          <w:rFonts w:ascii="Times New Roman" w:hAnsi="Times New Roman" w:cs="Times New Roman"/>
-          <w:sz w:val="24"/>
-          <w:szCs w:val="24"/>
-        </w:rPr>
-      </w:pPr>
-      <w:r>
-        <w:rPr>
-          <w:rFonts w:ascii="Times New Roman" w:hAnsi="Times New Roman" w:cs="Times New Roman"/>
-          <w:sz w:val="24"/>
-          <w:szCs w:val="24"/>
-        </w:rPr>
-        <w:t>7.3 System Testing</w:t>
-      </w:r>
-      <w:r>
-        <w:rPr>
-          <w:rFonts w:ascii="Times New Roman" w:hAnsi="Times New Roman" w:cs="Times New Roman"/>
-          <w:sz w:val="24"/>
-          <w:szCs w:val="24"/>
-        </w:rPr>
-        <w:ptab w:relativeTo="margin" w:alignment="right" w:leader="dot"/>
-      </w:r>
-      <w:r>
-        <w:rPr>
-          <w:rFonts w:ascii="Times New Roman" w:hAnsi="Times New Roman" w:cs="Times New Roman"/>
-          <w:sz w:val="24"/>
-          <w:szCs w:val="24"/>
-        </w:rPr>
-        <w:t>48</w:t>
-      </w:r>
-    </w:p>
-    <w:p>
-      <w:pPr>
-        <w:rPr>
-          <w:rFonts w:ascii="Times New Roman" w:hAnsi="Times New Roman" w:cs="Times New Roman"/>
-          <w:sz w:val="24"/>
-          <w:szCs w:val="24"/>
-        </w:rPr>
-      </w:pPr>
-      <w:r>
-        <w:rPr>
-          <w:rFonts w:ascii="Times New Roman" w:hAnsi="Times New Roman" w:cs="Times New Roman"/>
-          <w:b/>
-          <w:sz w:val="24"/>
-          <w:szCs w:val="24"/>
-        </w:rPr>
-        <w:t>8. FEATURE ENHANCEMENT</w:t>
-      </w:r>
-      <w:r>
-        <w:rPr>
-          <w:rFonts w:ascii="Times New Roman" w:hAnsi="Times New Roman" w:cs="Times New Roman"/>
-          <w:sz w:val="24"/>
-          <w:szCs w:val="24"/>
-        </w:rPr>
-        <w:ptab w:relativeTo="margin" w:alignment="right" w:leader="dot"/>
-      </w:r>
-      <w:r>
-        <w:rPr>
-          <w:rFonts w:ascii="Times New Roman" w:hAnsi="Times New Roman" w:cs="Times New Roman"/>
-          <w:sz w:val="24"/>
-          <w:szCs w:val="24"/>
-        </w:rPr>
-        <w:t>5</w:t>
-      </w:r>
-      <w:r>
-        <w:rPr>
-          <w:rFonts w:ascii="Times New Roman" w:hAnsi="Times New Roman" w:cs="Times New Roman"/>
-          <w:sz w:val="24"/>
-          <w:szCs w:val="24"/>
-        </w:rPr>
-        <w:t>1</w:t>
-      </w:r>
-    </w:p>
-    <w:p>
-      <w:pPr>
-        <w:ind w:firstLine="720"/>
-        <w:rPr>
-          <w:rFonts w:ascii="Times New Roman" w:hAnsi="Times New Roman" w:cs="Times New Roman"/>
-          <w:sz w:val="24"/>
-          <w:szCs w:val="24"/>
-        </w:rPr>
-      </w:pPr>
-      <w:r>
-        <w:rPr>
-          <w:rFonts w:ascii="Times New Roman" w:hAnsi="Times New Roman" w:cs="Times New Roman"/>
-          <w:sz w:val="24"/>
-          <w:szCs w:val="24"/>
-        </w:rPr>
-        <w:t>8</w:t>
-      </w:r>
-      <w:r>
-        <w:rPr>
-          <w:rFonts w:ascii="Times New Roman" w:hAnsi="Times New Roman" w:cs="Times New Roman"/>
-          <w:sz w:val="24"/>
-          <w:szCs w:val="24"/>
-        </w:rPr>
-        <w:t>.1</w:t>
-      </w:r>
-      <w:r>
-        <w:rPr>
-          <w:rFonts w:ascii="Times New Roman" w:hAnsi="Times New Roman" w:cs="Times New Roman"/>
-          <w:sz w:val="24"/>
-          <w:szCs w:val="24"/>
-        </w:rPr>
-        <w:t xml:space="preserve"> </w:t>
-      </w:r>
-      <w:r>
-        <w:rPr>
-          <w:rFonts w:ascii="Times New Roman" w:hAnsi="Times New Roman" w:cs="Times New Roman"/>
-          <w:sz w:val="24"/>
-          <w:szCs w:val="24"/>
-        </w:rPr>
-        <w:t xml:space="preserve">New Features to be </w:t>
-      </w:r>
-      <w:proofErr w:type="gramStart"/>
-      <w:r>
-        <w:rPr>
-          <w:rFonts w:ascii="Times New Roman" w:hAnsi="Times New Roman" w:cs="Times New Roman"/>
-          <w:sz w:val="24"/>
-          <w:szCs w:val="24"/>
-        </w:rPr>
-        <w:t>Added</w:t>
-      </w:r>
-      <w:proofErr w:type="gramEnd"/>
-      <w:r>
-        <w:rPr>
-          <w:rFonts w:ascii="Times New Roman" w:hAnsi="Times New Roman" w:cs="Times New Roman"/>
-          <w:sz w:val="24"/>
-          <w:szCs w:val="24"/>
-        </w:rPr>
-        <w:t xml:space="preserve"> in Future</w:t>
-      </w:r>
-      <w:r>
-        <w:rPr>
-          <w:rFonts w:ascii="Times New Roman" w:hAnsi="Times New Roman" w:cs="Times New Roman"/>
-          <w:sz w:val="24"/>
-          <w:szCs w:val="24"/>
-        </w:rPr>
-        <w:ptab w:relativeTo="margin" w:alignment="right" w:leader="dot"/>
-      </w:r>
-      <w:r>
-        <w:rPr>
-          <w:rFonts w:ascii="Times New Roman" w:hAnsi="Times New Roman" w:cs="Times New Roman"/>
-          <w:sz w:val="24"/>
-          <w:szCs w:val="24"/>
-        </w:rPr>
-        <w:t>5</w:t>
-      </w:r>
-      <w:r>
-        <w:rPr>
-          <w:rFonts w:ascii="Times New Roman" w:hAnsi="Times New Roman" w:cs="Times New Roman"/>
-          <w:sz w:val="24"/>
-          <w:szCs w:val="24"/>
-        </w:rPr>
-        <w:t>1</w:t>
-      </w:r>
-    </w:p>
-    <w:p>
-      <w:pPr>
-        <w:ind w:firstLine="720"/>
-        <w:rPr>
-          <w:rFonts w:ascii="Times New Roman" w:hAnsi="Times New Roman" w:cs="Times New Roman"/>
-          <w:sz w:val="24"/>
-          <w:szCs w:val="24"/>
-        </w:rPr>
-      </w:pPr>
-      <w:r>
-        <w:rPr>
-          <w:rFonts w:ascii="Times New Roman" w:hAnsi="Times New Roman" w:cs="Times New Roman"/>
-          <w:sz w:val="24"/>
-          <w:szCs w:val="24"/>
-        </w:rPr>
-        <w:t>8</w:t>
-      </w:r>
-      <w:r>
-        <w:rPr>
-          <w:rFonts w:ascii="Times New Roman" w:hAnsi="Times New Roman" w:cs="Times New Roman"/>
-          <w:sz w:val="24"/>
-          <w:szCs w:val="24"/>
-        </w:rPr>
-        <w:t xml:space="preserve">.2 </w:t>
-      </w:r>
-      <w:r>
-        <w:rPr>
-          <w:rFonts w:ascii="Times New Roman" w:hAnsi="Times New Roman" w:cs="Times New Roman"/>
-          <w:sz w:val="24"/>
-          <w:szCs w:val="24"/>
-        </w:rPr>
-        <w:t>Improvements to Existing System</w:t>
-      </w:r>
-      <w:r>
-        <w:rPr>
-          <w:rFonts w:ascii="Times New Roman" w:hAnsi="Times New Roman" w:cs="Times New Roman"/>
-          <w:sz w:val="24"/>
-          <w:szCs w:val="24"/>
-        </w:rPr>
-        <w:ptab w:relativeTo="margin" w:alignment="right" w:leader="dot"/>
-      </w:r>
-      <w:r>
-        <w:rPr>
-          <w:rFonts w:ascii="Times New Roman" w:hAnsi="Times New Roman" w:cs="Times New Roman"/>
-          <w:sz w:val="24"/>
-          <w:szCs w:val="24"/>
-        </w:rPr>
-        <w:t>53</w:t>
-      </w:r>
-    </w:p>
-    <w:p>
-      <w:pPr>
-        <w:ind w:firstLine="720"/>
-        <w:rPr>
-          <w:rFonts w:ascii="Times New Roman" w:hAnsi="Times New Roman" w:cs="Times New Roman"/>
-          <w:sz w:val="24"/>
-          <w:szCs w:val="24"/>
-        </w:rPr>
-      </w:pPr>
-      <w:r>
-        <w:rPr>
-          <w:rFonts w:ascii="Times New Roman" w:hAnsi="Times New Roman" w:cs="Times New Roman"/>
-          <w:sz w:val="24"/>
-          <w:szCs w:val="24"/>
-        </w:rPr>
-        <w:t>8.3</w:t>
-      </w:r>
-      <w:r>
-        <w:t xml:space="preserve"> </w:t>
-      </w:r>
-      <w:r>
-        <w:rPr>
-          <w:rFonts w:ascii="Times New Roman" w:hAnsi="Times New Roman" w:cs="Times New Roman"/>
-          <w:sz w:val="24"/>
-          <w:szCs w:val="24"/>
-        </w:rPr>
-        <w:t>Better Performance Ideas</w:t>
-      </w:r>
-      <w:r>
-        <w:rPr>
-          <w:rFonts w:ascii="Times New Roman" w:hAnsi="Times New Roman" w:cs="Times New Roman"/>
-          <w:sz w:val="24"/>
-          <w:szCs w:val="24"/>
-        </w:rPr>
-        <w:ptab w:relativeTo="margin" w:alignment="right" w:leader="dot"/>
-      </w:r>
-      <w:r>
-        <w:rPr>
-          <w:rFonts w:ascii="Times New Roman" w:hAnsi="Times New Roman" w:cs="Times New Roman"/>
-          <w:sz w:val="24"/>
-          <w:szCs w:val="24"/>
-        </w:rPr>
-        <w:t>5</w:t>
-      </w:r>
-      <w:r>
-        <w:rPr>
-          <w:rFonts w:ascii="Times New Roman" w:hAnsi="Times New Roman" w:cs="Times New Roman"/>
-          <w:sz w:val="24"/>
-          <w:szCs w:val="24"/>
-        </w:rPr>
-        <w:t>4</w:t>
-      </w:r>
-    </w:p>
-    <w:p>
-      <w:pPr>
-        <w:rPr>
-          <w:rFonts w:ascii="Times New Roman" w:hAnsi="Times New Roman" w:cs="Times New Roman"/>
-          <w:sz w:val="24"/>
-          <w:szCs w:val="24"/>
-        </w:rPr>
-      </w:pPr>
-      <w:r>
-        <w:rPr>
-          <w:rFonts w:ascii="Times New Roman" w:hAnsi="Times New Roman" w:cs="Times New Roman"/>
-          <w:b/>
-          <w:sz w:val="24"/>
-          <w:szCs w:val="24"/>
-        </w:rPr>
-        <w:t>9. CONCLUSION</w:t>
-      </w:r>
-      <w:r>
-        <w:rPr>
-          <w:rFonts w:ascii="Times New Roman" w:hAnsi="Times New Roman" w:cs="Times New Roman"/>
-          <w:sz w:val="24"/>
-          <w:szCs w:val="24"/>
-        </w:rPr>
-        <w:ptab w:relativeTo="margin" w:alignment="right" w:leader="dot"/>
-      </w:r>
-      <w:r>
-        <w:rPr>
-          <w:rFonts w:ascii="Times New Roman" w:hAnsi="Times New Roman" w:cs="Times New Roman"/>
-          <w:sz w:val="24"/>
-          <w:szCs w:val="24"/>
-        </w:rPr>
-        <w:t>60</w:t>
-      </w:r>
-    </w:p>
-    <w:p>
-      <w:pPr>
-        <w:ind w:firstLine="720"/>
-        <w:rPr>
-          <w:rFonts w:ascii="Times New Roman" w:hAnsi="Times New Roman" w:cs="Times New Roman"/>
-          <w:sz w:val="24"/>
-          <w:szCs w:val="24"/>
-        </w:rPr>
-      </w:pPr>
-      <w:r>
-        <w:rPr>
-          <w:rFonts w:ascii="Times New Roman" w:hAnsi="Times New Roman" w:cs="Times New Roman"/>
-          <w:sz w:val="24"/>
-          <w:szCs w:val="24"/>
-        </w:rPr>
-        <w:t>9</w:t>
-      </w:r>
-      <w:r>
-        <w:rPr>
-          <w:rFonts w:ascii="Times New Roman" w:hAnsi="Times New Roman" w:cs="Times New Roman"/>
-          <w:sz w:val="24"/>
-          <w:szCs w:val="24"/>
-        </w:rPr>
-        <w:t xml:space="preserve">.1 </w:t>
-      </w:r>
-      <w:r>
-        <w:rPr>
-          <w:rFonts w:ascii="Times New Roman" w:hAnsi="Times New Roman" w:cs="Times New Roman"/>
-          <w:sz w:val="24"/>
-          <w:szCs w:val="24"/>
-        </w:rPr>
-        <w:t>P</w:t>
-      </w:r>
-      <w:r>
-        <w:rPr>
-          <w:rFonts w:ascii="Times New Roman" w:hAnsi="Times New Roman" w:cs="Times New Roman"/>
-          <w:sz w:val="24"/>
-          <w:szCs w:val="24"/>
-        </w:rPr>
-        <w:t>roject Summary (What the Project Does</w:t>
-      </w:r>
-      <w:proofErr w:type="gramStart"/>
-      <w:r>
-        <w:rPr>
-          <w:rFonts w:ascii="Times New Roman" w:hAnsi="Times New Roman" w:cs="Times New Roman"/>
-          <w:sz w:val="24"/>
-          <w:szCs w:val="24"/>
-        </w:rPr>
-        <w:t>)</w:t>
-      </w:r>
-      <w:proofErr w:type="gramEnd"/>
-      <w:r>
-        <w:rPr>
-          <w:rFonts w:ascii="Times New Roman" w:hAnsi="Times New Roman" w:cs="Times New Roman"/>
-          <w:sz w:val="24"/>
-          <w:szCs w:val="24"/>
-        </w:rPr>
-        <w:ptab w:relativeTo="margin" w:alignment="right" w:leader="dot"/>
-      </w:r>
-      <w:r>
-        <w:rPr>
-          <w:rFonts w:ascii="Times New Roman" w:hAnsi="Times New Roman" w:cs="Times New Roman"/>
-          <w:sz w:val="24"/>
-          <w:szCs w:val="24"/>
-        </w:rPr>
-        <w:t>6</w:t>
-      </w:r>
-      <w:r>
-        <w:rPr>
-          <w:rFonts w:ascii="Times New Roman" w:hAnsi="Times New Roman" w:cs="Times New Roman"/>
-          <w:sz w:val="24"/>
-          <w:szCs w:val="24"/>
-        </w:rPr>
-        <w:t>0</w:t>
-      </w:r>
-    </w:p>
-    <w:p>
-      <w:pPr>
-        <w:ind w:firstLine="720"/>
-        <w:rPr>
-          <w:rFonts w:ascii="Times New Roman" w:hAnsi="Times New Roman" w:cs="Times New Roman"/>
-          <w:sz w:val="24"/>
-          <w:szCs w:val="24"/>
-        </w:rPr>
-      </w:pPr>
-      <w:r>
-        <w:rPr>
-          <w:rFonts w:ascii="Times New Roman" w:hAnsi="Times New Roman" w:cs="Times New Roman"/>
-          <w:sz w:val="24"/>
-          <w:szCs w:val="24"/>
-        </w:rPr>
-        <w:t xml:space="preserve">9.2 </w:t>
-      </w:r>
-      <w:r>
-        <w:rPr>
-          <w:rFonts w:ascii="Times New Roman" w:hAnsi="Times New Roman" w:cs="Times New Roman"/>
-          <w:sz w:val="24"/>
-          <w:szCs w:val="24"/>
-        </w:rPr>
-        <w:t>Achievement of Objectives</w:t>
-      </w:r>
-      <w:r>
-        <w:rPr>
-          <w:rFonts w:ascii="Times New Roman" w:hAnsi="Times New Roman" w:cs="Times New Roman"/>
-          <w:sz w:val="24"/>
-          <w:szCs w:val="24"/>
-        </w:rPr>
-        <w:ptab w:relativeTo="margin" w:alignment="right" w:leader="dot"/>
-      </w:r>
-      <w:r>
-        <w:rPr>
-          <w:rFonts w:ascii="Times New Roman" w:hAnsi="Times New Roman" w:cs="Times New Roman"/>
-          <w:sz w:val="24"/>
-          <w:szCs w:val="24"/>
-        </w:rPr>
-        <w:t>61</w:t>
-      </w:r>
-    </w:p>
-    <w:p>
-      <w:pPr>
-        <w:ind w:firstLine="720"/>
-        <w:rPr>
-          <w:rFonts w:ascii="Times New Roman" w:hAnsi="Times New Roman" w:cs="Times New Roman"/>
-          <w:sz w:val="24"/>
-          <w:szCs w:val="24"/>
-        </w:rPr>
-      </w:pPr>
-      <w:r>
-        <w:rPr>
-          <w:rFonts w:ascii="Times New Roman" w:hAnsi="Times New Roman" w:cs="Times New Roman"/>
-          <w:sz w:val="24"/>
-          <w:szCs w:val="24"/>
-        </w:rPr>
-        <w:t xml:space="preserve">9.3 </w:t>
-      </w:r>
-      <w:r>
-        <w:rPr>
-          <w:rFonts w:ascii="Times New Roman" w:hAnsi="Times New Roman" w:cs="Times New Roman"/>
-          <w:sz w:val="24"/>
-          <w:szCs w:val="24"/>
-        </w:rPr>
-        <w:t>Benefits of the System</w:t>
-      </w:r>
-      <w:r>
-        <w:rPr>
-          <w:rFonts w:ascii="Times New Roman" w:hAnsi="Times New Roman" w:cs="Times New Roman"/>
-          <w:sz w:val="24"/>
-          <w:szCs w:val="24"/>
-        </w:rPr>
-        <w:ptab w:relativeTo="margin" w:alignment="right" w:leader="dot"/>
-      </w:r>
-      <w:r>
-        <w:rPr>
-          <w:rFonts w:ascii="Times New Roman" w:hAnsi="Times New Roman" w:cs="Times New Roman"/>
-          <w:sz w:val="24"/>
-          <w:szCs w:val="24"/>
-        </w:rPr>
-        <w:t>61</w:t>
-      </w:r>
-    </w:p>
-    <w:p>
-      <w:pPr>
-        <w:ind w:firstLine="720"/>
-        <w:rPr>
-          <w:rFonts w:ascii="Times New Roman" w:hAnsi="Times New Roman" w:cs="Times New Roman"/>
-          <w:sz w:val="24"/>
-          <w:szCs w:val="24"/>
-        </w:rPr>
-      </w:pPr>
-      <w:r>
-        <w:rPr>
-          <w:rFonts w:ascii="Times New Roman" w:hAnsi="Times New Roman" w:cs="Times New Roman"/>
-          <w:sz w:val="24"/>
-          <w:szCs w:val="24"/>
-        </w:rPr>
-        <w:t>9.</w:t>
-      </w:r>
-      <w:r>
-        <w:rPr>
-          <w:rFonts w:ascii="Times New Roman" w:hAnsi="Times New Roman" w:cs="Times New Roman"/>
-          <w:sz w:val="24"/>
-          <w:szCs w:val="24"/>
-        </w:rPr>
-        <w:t>4</w:t>
-      </w:r>
-      <w:r>
-        <w:rPr>
-          <w:rFonts w:ascii="Times New Roman" w:hAnsi="Times New Roman" w:cs="Times New Roman"/>
-          <w:sz w:val="24"/>
-          <w:szCs w:val="24"/>
-        </w:rPr>
-        <w:t xml:space="preserve"> </w:t>
-      </w:r>
-      <w:r>
-        <w:rPr>
-          <w:rFonts w:ascii="Times New Roman" w:hAnsi="Times New Roman" w:cs="Times New Roman"/>
-          <w:sz w:val="24"/>
-          <w:szCs w:val="24"/>
-        </w:rPr>
-        <w:t>Overall Result of the Project</w:t>
-      </w:r>
-      <w:r>
-        <w:rPr>
-          <w:rFonts w:ascii="Times New Roman" w:hAnsi="Times New Roman" w:cs="Times New Roman"/>
-          <w:sz w:val="24"/>
-          <w:szCs w:val="24"/>
-        </w:rPr>
-        <w:ptab w:relativeTo="margin" w:alignment="right" w:leader="dot"/>
-      </w:r>
-      <w:r>
-        <w:rPr>
-          <w:rFonts w:ascii="Times New Roman" w:hAnsi="Times New Roman" w:cs="Times New Roman"/>
-          <w:sz w:val="24"/>
-          <w:szCs w:val="24"/>
-        </w:rPr>
-        <w:t>6</w:t>
-      </w:r>
-      <w:r>
-        <w:rPr>
-          <w:rFonts w:ascii="Times New Roman" w:hAnsi="Times New Roman" w:cs="Times New Roman"/>
-          <w:sz w:val="24"/>
-          <w:szCs w:val="24"/>
-        </w:rPr>
-        <w:t>3</w:t>
-      </w:r>
-    </w:p>
-    <w:p>
-      <w:pPr>
-        <w:ind w:firstLine="720"/>
-        <w:rPr>
-          <w:rFonts w:ascii="Times New Roman" w:hAnsi="Times New Roman" w:cs="Times New Roman"/>
-          <w:sz w:val="24"/>
-          <w:szCs w:val="24"/>
-        </w:rPr>
-      </w:pPr>
-      <w:r>
-        <w:rPr>
-          <w:rFonts w:ascii="Times New Roman" w:hAnsi="Times New Roman" w:cs="Times New Roman"/>
-          <w:sz w:val="24"/>
-          <w:szCs w:val="24"/>
-        </w:rPr>
-        <w:t>9.</w:t>
-      </w:r>
-      <w:r>
-        <w:rPr>
-          <w:rFonts w:ascii="Times New Roman" w:hAnsi="Times New Roman" w:cs="Times New Roman"/>
-          <w:sz w:val="24"/>
-          <w:szCs w:val="24"/>
-        </w:rPr>
-        <w:t>5</w:t>
-      </w:r>
-      <w:r>
-        <w:rPr>
-          <w:rFonts w:ascii="Times New Roman" w:hAnsi="Times New Roman" w:cs="Times New Roman"/>
-          <w:sz w:val="24"/>
-          <w:szCs w:val="24"/>
-        </w:rPr>
-        <w:t xml:space="preserve"> </w:t>
-      </w:r>
-      <w:r>
-        <w:rPr>
-          <w:rFonts w:ascii="Times New Roman" w:hAnsi="Times New Roman" w:cs="Times New Roman"/>
-          <w:sz w:val="24"/>
-          <w:szCs w:val="24"/>
-        </w:rPr>
-        <w:t>Future Scope (Possible Improvements</w:t>
-      </w:r>
-      <w:proofErr w:type="gramStart"/>
-      <w:r>
-        <w:rPr>
-          <w:rFonts w:ascii="Times New Roman" w:hAnsi="Times New Roman" w:cs="Times New Roman"/>
-          <w:sz w:val="24"/>
-          <w:szCs w:val="24"/>
-        </w:rPr>
-        <w:t>)</w:t>
-      </w:r>
-      <w:proofErr w:type="gramEnd"/>
-      <w:r>
-        <w:rPr>
-          <w:rFonts w:ascii="Times New Roman" w:hAnsi="Times New Roman" w:cs="Times New Roman"/>
-          <w:sz w:val="24"/>
-          <w:szCs w:val="24"/>
-        </w:rPr>
-        <w:ptab w:relativeTo="margin" w:alignment="right" w:leader="dot"/>
-      </w:r>
-      <w:r>
-        <w:rPr>
-          <w:rFonts w:ascii="Times New Roman" w:hAnsi="Times New Roman" w:cs="Times New Roman"/>
-          <w:sz w:val="24"/>
-          <w:szCs w:val="24"/>
-        </w:rPr>
-        <w:t>6</w:t>
-      </w:r>
-      <w:r>
-        <w:rPr>
-          <w:rFonts w:ascii="Times New Roman" w:hAnsi="Times New Roman" w:cs="Times New Roman"/>
-          <w:sz w:val="24"/>
-          <w:szCs w:val="24"/>
-        </w:rPr>
-        <w:t>5</w:t>
+        <w:t>65</w:t>
       </w:r>
     </w:p>
     <w:p>
@@ -5535,25 +5320,7 @@
         <w:rPr>
           <w:rFonts w:ascii="Times New Roman" w:hAnsi="Times New Roman" w:cs="Times New Roman"/>
         </w:rPr>
-        <w:t>FIGURE 5.</w:t>
-      </w:r>
-      <w:r>
-        <w:rPr>
-          <w:rFonts w:ascii="Times New Roman" w:hAnsi="Times New Roman" w:cs="Times New Roman"/>
-        </w:rPr>
-        <w:t>4</w:t>
-      </w:r>
-      <w:r>
-        <w:rPr>
-          <w:rFonts w:ascii="Times New Roman" w:hAnsi="Times New Roman" w:cs="Times New Roman"/>
-        </w:rPr>
-        <w:t xml:space="preserve"> </w:t>
-      </w:r>
-      <w:r>
-        <w:rPr>
-          <w:rFonts w:ascii="Times New Roman" w:hAnsi="Times New Roman" w:cs="Times New Roman"/>
-        </w:rPr>
-        <w:t>ACTIVITY DIAGRAM</w:t>
+        <w:t>FIGURE 5.4 ACTIVITY DIAGRAM</w:t>
       </w:r>
       <w:r>
         <w:rPr>
@@ -5578,13 +5345,7 @@
         <w:rPr>
           <w:rFonts w:ascii="Times New Roman" w:hAnsi="Times New Roman" w:cs="Times New Roman"/>
         </w:rPr>
-        <w:t>FIGURE 5.</w:t>
-      </w:r>
-      <w:r>
-        <w:rPr>
-          <w:rFonts w:ascii="Times New Roman" w:hAnsi="Times New Roman" w:cs="Times New Roman"/>
-        </w:rPr>
-        <w:t>4.1 CLASS DIAGRAM</w:t>
+        <w:t>FIGURE 5.4.1 CLASS DIAGRAM</w:t>
       </w:r>
       <w:r>
         <w:rPr>
@@ -5596,32 +5357,20 @@
         <w:rPr>
           <w:rFonts w:ascii="Times New Roman" w:hAnsi="Times New Roman" w:cs="Times New Roman"/>
         </w:rPr>
-        <w:t>2</w:t>
-      </w:r>
-      <w:r>
-        <w:rPr>
-          <w:rFonts w:ascii="Times New Roman" w:hAnsi="Times New Roman" w:cs="Times New Roman"/>
-        </w:rPr>
-        <w:t>8</w:t>
-      </w:r>
-    </w:p>
-    <w:p>
-      <w:pPr>
-        <w:rPr>
-          <w:rFonts w:ascii="Times New Roman" w:hAnsi="Times New Roman" w:cs="Times New Roman"/>
-        </w:rPr>
-      </w:pPr>
-      <w:r>
-        <w:rPr>
-          <w:rFonts w:ascii="Times New Roman" w:hAnsi="Times New Roman" w:cs="Times New Roman"/>
-        </w:rPr>
-        <w:t>FIGURE 5.</w:t>
-      </w:r>
-      <w:r>
-        <w:rPr>
-          <w:rFonts w:ascii="Times New Roman" w:hAnsi="Times New Roman" w:cs="Times New Roman"/>
-        </w:rPr>
-        <w:t>4.2 USE CASE DIAGRAM</w:t>
+        <w:t>28</w:t>
+      </w:r>
+    </w:p>
+    <w:p>
+      <w:pPr>
+        <w:rPr>
+          <w:rFonts w:ascii="Times New Roman" w:hAnsi="Times New Roman" w:cs="Times New Roman"/>
+        </w:rPr>
+      </w:pPr>
+      <w:r>
+        <w:rPr>
+          <w:rFonts w:ascii="Times New Roman" w:hAnsi="Times New Roman" w:cs="Times New Roman"/>
+        </w:rPr>
+        <w:t>FIGURE 5.4.2 USE CASE DIAGRAM</w:t>
       </w:r>
       <w:r>
         <w:rPr>
@@ -5633,32 +5382,20 @@
         <w:rPr>
           <w:rFonts w:ascii="Times New Roman" w:hAnsi="Times New Roman" w:cs="Times New Roman"/>
         </w:rPr>
-        <w:t>2</w:t>
-      </w:r>
-      <w:r>
-        <w:rPr>
-          <w:rFonts w:ascii="Times New Roman" w:hAnsi="Times New Roman" w:cs="Times New Roman"/>
-        </w:rPr>
-        <w:t>9</w:t>
-      </w:r>
-    </w:p>
-    <w:p>
-      <w:pPr>
-        <w:rPr>
-          <w:rFonts w:ascii="Times New Roman" w:hAnsi="Times New Roman" w:cs="Times New Roman"/>
-        </w:rPr>
-      </w:pPr>
-      <w:r>
-        <w:rPr>
-          <w:rFonts w:ascii="Times New Roman" w:hAnsi="Times New Roman" w:cs="Times New Roman"/>
-        </w:rPr>
-        <w:t>FIGURE 5.</w:t>
-      </w:r>
-      <w:r>
-        <w:rPr>
-          <w:rFonts w:ascii="Times New Roman" w:hAnsi="Times New Roman" w:cs="Times New Roman"/>
-        </w:rPr>
-        <w:t>4.3 SEQUENCE DIAGRAM</w:t>
+        <w:t>29</w:t>
+      </w:r>
+    </w:p>
+    <w:p>
+      <w:pPr>
+        <w:rPr>
+          <w:rFonts w:ascii="Times New Roman" w:hAnsi="Times New Roman" w:cs="Times New Roman"/>
+        </w:rPr>
+      </w:pPr>
+      <w:r>
+        <w:rPr>
+          <w:rFonts w:ascii="Times New Roman" w:hAnsi="Times New Roman" w:cs="Times New Roman"/>
+        </w:rPr>
+        <w:t>FIGURE 5.4.3 SEQUENCE DIAGRAM</w:t>
       </w:r>
       <w:r>
         <w:rPr>
@@ -5712,6 +5449,7 @@
         <w:rPr>
           <w:rFonts w:ascii="Times New Roman" w:hAnsi="Times New Roman" w:cs="Times New Roman"/>
         </w:rPr>
+        <w:lastRenderedPageBreak/>
         <w:t>LISTS OF TABLES</w:t>
       </w:r>
     </w:p>
@@ -5751,31 +5489,7 @@
         <w:rPr>
           <w:rFonts w:ascii="Times New Roman" w:hAnsi="Times New Roman" w:cs="Times New Roman"/>
         </w:rPr>
-        <w:t>TABLE 7.</w:t>
-      </w:r>
-      <w:r>
-        <w:rPr>
-          <w:rFonts w:ascii="Times New Roman" w:hAnsi="Times New Roman" w:cs="Times New Roman"/>
-        </w:rPr>
-        <w:t>2</w:t>
-      </w:r>
-      <w:r>
-        <w:rPr>
-          <w:rFonts w:ascii="Times New Roman" w:hAnsi="Times New Roman" w:cs="Times New Roman"/>
-        </w:rPr>
-        <w:t xml:space="preserve"> </w:t>
-      </w:r>
-      <w:r>
-        <w:rPr>
-          <w:rFonts w:ascii="Times New Roman" w:hAnsi="Times New Roman" w:cs="Times New Roman"/>
-        </w:rPr>
-        <w:t>INTEGRATION</w:t>
-      </w:r>
-      <w:r>
-        <w:rPr>
-          <w:rFonts w:ascii="Times New Roman" w:hAnsi="Times New Roman" w:cs="Times New Roman"/>
-        </w:rPr>
-        <w:t xml:space="preserve"> TESTING</w:t>
+        <w:t>TABLE 7.2 INTEGRATION TESTING</w:t>
       </w:r>
       <w:r>
         <w:rPr>
@@ -5787,38 +5501,20 @@
         <w:rPr>
           <w:rFonts w:ascii="Times New Roman" w:hAnsi="Times New Roman" w:cs="Times New Roman"/>
         </w:rPr>
-        <w:t>4</w:t>
-      </w:r>
-      <w:r>
-        <w:rPr>
-          <w:rFonts w:ascii="Times New Roman" w:hAnsi="Times New Roman" w:cs="Times New Roman"/>
-        </w:rPr>
-        <w:t>8</w:t>
-      </w:r>
-    </w:p>
-    <w:p>
-      <w:pPr>
-        <w:rPr>
-          <w:rFonts w:ascii="Times New Roman" w:hAnsi="Times New Roman" w:cs="Times New Roman"/>
-        </w:rPr>
-      </w:pPr>
-      <w:r>
-        <w:rPr>
-          <w:rFonts w:ascii="Times New Roman" w:hAnsi="Times New Roman" w:cs="Times New Roman"/>
-        </w:rPr>
-        <w:t>TABLE 7.</w:t>
-      </w:r>
-      <w:r>
-        <w:rPr>
-          <w:rFonts w:ascii="Times New Roman" w:hAnsi="Times New Roman" w:cs="Times New Roman"/>
-        </w:rPr>
-        <w:t>3 SYSTEM</w:t>
-      </w:r>
-      <w:r>
-        <w:rPr>
-          <w:rFonts w:ascii="Times New Roman" w:hAnsi="Times New Roman" w:cs="Times New Roman"/>
-        </w:rPr>
-        <w:t xml:space="preserve"> TESTING</w:t>
+        <w:t>48</w:t>
+      </w:r>
+    </w:p>
+    <w:p>
+      <w:pPr>
+        <w:rPr>
+          <w:rFonts w:ascii="Times New Roman" w:hAnsi="Times New Roman" w:cs="Times New Roman"/>
+        </w:rPr>
+      </w:pPr>
+      <w:r>
+        <w:rPr>
+          <w:rFonts w:ascii="Times New Roman" w:hAnsi="Times New Roman" w:cs="Times New Roman"/>
+        </w:rPr>
+        <w:t>TABLE 7.3 SYSTEM TESTING</w:t>
       </w:r>
       <w:r>
         <w:rPr>
@@ -6346,6 +6042,7 @@
           <w:sz w:val="32"/>
           <w:szCs w:val="32"/>
         </w:rPr>
+        <w:lastRenderedPageBreak/>
         <w:t>1. Introduction</w:t>
       </w:r>
     </w:p>
@@ -6437,7 +6134,7 @@
           <w:rFonts w:ascii="Times New Roman" w:hAnsi="Times New Roman" w:cs="Times New Roman"/>
         </w:rPr>
         <w:pict w14:anchorId="74260683">
-          <v:rect id="_x0000_i1385" style="width:0;height:1.5pt" o:hralign="center" o:hrstd="t" o:hr="t" fillcolor="#a0a0a0" stroked="f"/>
+          <v:rect id="_x0000_i1091" style="width:0;height:1.5pt" o:hralign="center" o:hrstd="t" o:hr="t" fillcolor="#a0a0a0" stroked="f"/>
         </w:pict>
       </w:r>
     </w:p>
@@ -6496,38 +6193,10 @@
     </w:p>
     <w:p>
       <w:pPr>
-        <w:pStyle w:val="NormalWeb"/>
-        <w:spacing w:line="360" w:lineRule="auto"/>
-        <w:jc w:val="both"/>
-      </w:pPr>
-      <w:r>
-        <w:t>Moreover, the increasing complexity of cyber threats demands faster detection and response mechanisms. Delays in identifying threats can result in significant financial and reputational losses for organizations. Therefore, there is a critical need for an automated solution that can handle large volumes of logs, reduce human effort, and provide real-time insights.</w:t>
-      </w:r>
-    </w:p>
-    <w:p>
-      <w:pPr>
-        <w:pStyle w:val="NormalWeb"/>
-        <w:spacing w:line="360" w:lineRule="auto"/>
-        <w:jc w:val="both"/>
-      </w:pPr>
-      <w:r>
-        <w:t>By using Python-based automation tools, this project aims to streamline SOC operations, improve accuracy, and minimize false positives. Automation not only enhances efficiency but also allows analysts to focus on more strategic tasks such as threat investigation and decision-making.</w:t>
-      </w:r>
-    </w:p>
-    <w:p>
-      <w:pPr>
-        <w:rPr>
-          <w:rFonts w:ascii="Times New Roman" w:hAnsi="Times New Roman" w:cs="Times New Roman"/>
-        </w:rPr>
-      </w:pPr>
-      <w:r>
-        <w:rPr>
-          <w:rFonts w:ascii="Times New Roman" w:hAnsi="Times New Roman" w:cs="Times New Roman"/>
-        </w:rPr>
-        <w:pict w14:anchorId="71D4D3C3">
-          <v:rect id="_x0000_i1386" style="width:0;height:1.5pt" o:hralign="center" o:hrstd="t" o:hr="t" fillcolor="#a0a0a0" stroked="f"/>
-        </w:pict>
-      </w:r>
+        <w:rPr>
+          <w:rFonts w:ascii="Times New Roman" w:hAnsi="Times New Roman" w:cs="Times New Roman"/>
+        </w:rPr>
+      </w:pPr>
     </w:p>
     <w:p>
       <w:pPr>
@@ -6589,8 +6258,9 @@
         <w:rPr>
           <w:rFonts w:ascii="Times New Roman" w:hAnsi="Times New Roman" w:cs="Times New Roman"/>
         </w:rPr>
+        <w:lastRenderedPageBreak/>
         <w:pict w14:anchorId="0CCCC991">
-          <v:rect id="_x0000_i1387" style="width:0;height:1.5pt" o:hralign="center" o:hrstd="t" o:hr="t" fillcolor="#a0a0a0" stroked="f"/>
+          <v:rect id="_x0000_i1025" style="width:0;height:1.5pt" o:hralign="center" o:hrstd="t" o:hr="t" fillcolor="#a0a0a0" stroked="f"/>
         </w:pict>
       </w:r>
     </w:p>
@@ -6791,7 +6461,7 @@
           <w:rFonts w:ascii="Times New Roman" w:hAnsi="Times New Roman" w:cs="Times New Roman"/>
         </w:rPr>
         <w:pict w14:anchorId="275D7E8B">
-          <v:rect id="_x0000_i1388" style="width:0;height:1.5pt" o:hralign="center" o:hrstd="t" o:hr="t" fillcolor="#a0a0a0" stroked="f"/>
+          <v:rect id="_x0000_i1026" style="width:0;height:1.5pt" o:hralign="center" o:hrstd="t" o:hr="t" fillcolor="#a0a0a0" stroked="f"/>
         </w:pict>
       </w:r>
     </w:p>
@@ -6869,7 +6539,7 @@
           <w:rFonts w:ascii="Times New Roman" w:hAnsi="Times New Roman" w:cs="Times New Roman"/>
         </w:rPr>
         <w:pict w14:anchorId="48CC5D2F">
-          <v:rect id="_x0000_i1389" style="width:0;height:1.5pt" o:hralign="center" o:hrstd="t" o:hr="t" fillcolor="#a0a0a0" stroked="f"/>
+          <v:rect id="_x0000_i1027" style="width:0;height:1.5pt" o:hralign="center" o:hrstd="t" o:hr="t" fillcolor="#a0a0a0" stroked="f"/>
         </w:pict>
       </w:r>
     </w:p>
@@ -6928,104 +6598,6 @@
         <w:t>scena</w:t>
       </w:r>
       <w:proofErr w:type="spellEnd"/>
-    </w:p>
-    <w:p>
-      <w:pPr>
-        <w:pStyle w:val="NormalWeb"/>
-        <w:spacing w:line="360" w:lineRule="auto"/>
-        <w:jc w:val="both"/>
-      </w:pPr>
-    </w:p>
-    <w:p>
-      <w:pPr>
-        <w:pStyle w:val="NormalWeb"/>
-        <w:spacing w:line="360" w:lineRule="auto"/>
-        <w:jc w:val="both"/>
-      </w:pPr>
-    </w:p>
-    <w:p>
-      <w:pPr>
-        <w:pStyle w:val="NormalWeb"/>
-        <w:spacing w:line="360" w:lineRule="auto"/>
-        <w:jc w:val="both"/>
-      </w:pPr>
-    </w:p>
-    <w:p>
-      <w:pPr>
-        <w:pStyle w:val="NormalWeb"/>
-        <w:spacing w:line="360" w:lineRule="auto"/>
-        <w:jc w:val="both"/>
-      </w:pPr>
-    </w:p>
-    <w:p>
-      <w:pPr>
-        <w:pStyle w:val="NormalWeb"/>
-        <w:spacing w:line="360" w:lineRule="auto"/>
-        <w:jc w:val="both"/>
-      </w:pPr>
-    </w:p>
-    <w:p>
-      <w:pPr>
-        <w:pStyle w:val="NormalWeb"/>
-        <w:spacing w:line="360" w:lineRule="auto"/>
-        <w:jc w:val="both"/>
-      </w:pPr>
-    </w:p>
-    <w:p>
-      <w:pPr>
-        <w:pStyle w:val="NormalWeb"/>
-        <w:spacing w:line="360" w:lineRule="auto"/>
-        <w:jc w:val="both"/>
-      </w:pPr>
-    </w:p>
-    <w:p>
-      <w:pPr>
-        <w:pStyle w:val="NormalWeb"/>
-        <w:spacing w:line="360" w:lineRule="auto"/>
-        <w:jc w:val="both"/>
-      </w:pPr>
-    </w:p>
-    <w:p>
-      <w:pPr>
-        <w:pStyle w:val="NormalWeb"/>
-        <w:spacing w:line="360" w:lineRule="auto"/>
-        <w:jc w:val="both"/>
-      </w:pPr>
-    </w:p>
-    <w:p>
-      <w:pPr>
-        <w:pStyle w:val="NormalWeb"/>
-        <w:spacing w:line="360" w:lineRule="auto"/>
-        <w:jc w:val="both"/>
-      </w:pPr>
-    </w:p>
-    <w:p>
-      <w:pPr>
-        <w:pStyle w:val="NormalWeb"/>
-        <w:spacing w:line="360" w:lineRule="auto"/>
-        <w:jc w:val="both"/>
-      </w:pPr>
-    </w:p>
-    <w:p>
-      <w:pPr>
-        <w:pStyle w:val="NormalWeb"/>
-        <w:spacing w:line="360" w:lineRule="auto"/>
-        <w:jc w:val="both"/>
-      </w:pPr>
-    </w:p>
-    <w:p>
-      <w:pPr>
-        <w:pStyle w:val="NormalWeb"/>
-        <w:spacing w:line="360" w:lineRule="auto"/>
-        <w:jc w:val="both"/>
-      </w:pPr>
-    </w:p>
-    <w:p>
-      <w:pPr>
-        <w:pStyle w:val="NormalWeb"/>
-        <w:spacing w:line="360" w:lineRule="auto"/>
-        <w:jc w:val="both"/>
-      </w:pPr>
     </w:p>
     <w:p>
       <w:pPr>
@@ -7052,6 +6624,7 @@
           <w:sz w:val="32"/>
           <w:szCs w:val="32"/>
         </w:rPr>
+        <w:lastRenderedPageBreak/>
         <w:t>2. Literature Survey</w:t>
       </w:r>
     </w:p>
@@ -7095,7 +6668,7 @@
           <w:rFonts w:ascii="Times New Roman" w:hAnsi="Times New Roman" w:cs="Times New Roman"/>
         </w:rPr>
         <w:pict w14:anchorId="41A1FF6D">
-          <v:rect id="_x0000_i1085" style="width:0;height:1.5pt" o:hralign="center" o:hrstd="t" o:hr="t" fillcolor="#a0a0a0" stroked="f"/>
+          <v:rect id="_x0000_i1028" style="width:0;height:1.5pt" o:hralign="center" o:hrstd="t" o:hr="t" fillcolor="#a0a0a0" stroked="f"/>
         </w:pict>
       </w:r>
     </w:p>
@@ -7330,6 +6903,7 @@
           <w:sz w:val="24"/>
           <w:szCs w:val="24"/>
         </w:rPr>
+        <w:lastRenderedPageBreak/>
         <w:t>Observations</w:t>
       </w:r>
       <w:proofErr w:type="gramStart"/>
@@ -7781,6 +7355,7 @@
           <w:sz w:val="28"/>
           <w:szCs w:val="28"/>
         </w:rPr>
+        <w:lastRenderedPageBreak/>
         <w:t>2.2 Secondary Research</w:t>
       </w:r>
     </w:p>
@@ -8185,6 +7760,7 @@
           <w:sz w:val="24"/>
           <w:szCs w:val="24"/>
         </w:rPr>
+        <w:lastRenderedPageBreak/>
         <w:t>Emerging Technologies</w:t>
       </w:r>
       <w:proofErr w:type="gramStart"/>
@@ -8557,7 +8133,7 @@
           <w:rFonts w:ascii="Times New Roman" w:hAnsi="Times New Roman" w:cs="Times New Roman"/>
         </w:rPr>
         <w:pict w14:anchorId="2C6AE142">
-          <v:rect id="_x0000_i1087" style="width:0;height:1.5pt" o:hralign="center" o:hrstd="t" o:hr="t" fillcolor="#a0a0a0" stroked="f"/>
+          <v:rect id="_x0000_i1029" style="width:0;height:1.5pt" o:hralign="center" o:hrstd="t" o:hr="t" fillcolor="#a0a0a0" stroked="f"/>
         </w:pict>
       </w:r>
     </w:p>
@@ -8588,7 +8164,11 @@
         <w:jc w:val="both"/>
       </w:pPr>
       <w:r>
-        <w:t>The literature survey highlights the importance of automation in modern SOC operations. Both primary and secondary research indicate that manual processes are no longer sufficient to handle the growing complexity of cybersecurity threats. While existing systems like SIEM and SOAR offer useful features, they are often limited by complexity, cost, and reliance on human intervention.</w:t>
+        <w:t xml:space="preserve">The literature survey highlights the importance of automation in modern SOC operations. Both primary and secondary research indicate that manual processes are no longer sufficient to handle the growing complexity </w:t>
+      </w:r>
+      <w:r>
+        <w:lastRenderedPageBreak/>
+        <w:t>of cybersecurity threats. While existing systems like SIEM and SOAR offer useful features, they are often limited by complexity, cost, and reliance on human intervention.</w:t>
       </w:r>
     </w:p>
     <w:p>
@@ -8730,6 +8310,8 @@
           <w:lang w:eastAsia="en-IN"/>
         </w:rPr>
       </w:pPr>
+      <w:bookmarkStart w:id="0" w:name="_GoBack"/>
+      <w:bookmarkEnd w:id="0"/>
       <w:r>
         <w:rPr>
           <w:rStyle w:val="Strong"/>
@@ -8738,7 +8320,8 @@
           <w:sz w:val="32"/>
           <w:szCs w:val="32"/>
         </w:rPr>
-        <w:t>3. Specifications Overview</w:t>
+        <w:lastRenderedPageBreak/>
+        <w:t>4. Requirement Analysis</w:t>
       </w:r>
     </w:p>
     <w:p>
@@ -8748,1164 +8331,6 @@
         <w:jc w:val="both"/>
       </w:pPr>
       <w:r>
-        <w:t>The specifications overview defines the technical requirements necessary for the successful development and execution of the proposed system. It includes the hardware, software, and tools required to design, implement, and run the Security Operations Center (SOC) automation system. These specifications ensure that the system operates efficiently, handles large volumes of data, and provides accurate results.</w:t>
-      </w:r>
-    </w:p>
-    <w:p>
-      <w:pPr>
-        <w:rPr>
-          <w:rFonts w:ascii="Times New Roman" w:hAnsi="Times New Roman" w:cs="Times New Roman"/>
-        </w:rPr>
-      </w:pPr>
-      <w:r>
-        <w:rPr>
-          <w:rFonts w:ascii="Times New Roman" w:hAnsi="Times New Roman" w:cs="Times New Roman"/>
-        </w:rPr>
-        <w:pict w14:anchorId="2434C817">
-          <v:rect id="_x0000_i1092" style="width:0;height:1.5pt" o:hralign="center" o:hrstd="t" o:hr="t" fillcolor="#a0a0a0" stroked="f"/>
-        </w:pict>
-      </w:r>
-    </w:p>
-    <w:p>
-      <w:pPr>
-        <w:pStyle w:val="Heading3"/>
-        <w:rPr>
-          <w:rFonts w:ascii="Times New Roman" w:hAnsi="Times New Roman" w:cs="Times New Roman"/>
-          <w:sz w:val="28"/>
-          <w:szCs w:val="28"/>
-        </w:rPr>
-      </w:pPr>
-      <w:r>
-        <w:rPr>
-          <w:rStyle w:val="Strong"/>
-          <w:rFonts w:ascii="Times New Roman" w:hAnsi="Times New Roman" w:cs="Times New Roman"/>
-          <w:bCs w:val="0"/>
-          <w:sz w:val="28"/>
-          <w:szCs w:val="28"/>
-        </w:rPr>
-        <w:t>3.1 Hardware Requirements</w:t>
-      </w:r>
-    </w:p>
-    <w:p>
-      <w:pPr>
-        <w:pStyle w:val="NormalWeb"/>
-        <w:spacing w:line="360" w:lineRule="auto"/>
-        <w:jc w:val="both"/>
-      </w:pPr>
-      <w:r>
-        <w:t>The hardware requirements specify the minimum and recommended physical components needed to develop and run the SOC automation system effectively. Since the project involves log processing, data analysis, and running virtual environments, a moderately powerful system is required.</w:t>
-      </w:r>
-    </w:p>
-    <w:p>
-      <w:pPr>
-        <w:numPr>
-          <w:ilvl w:val="0"/>
-          <w:numId w:val="11"/>
-        </w:numPr>
-        <w:spacing w:before="100" w:beforeAutospacing="1" w:after="100" w:afterAutospacing="1" w:line="360" w:lineRule="auto"/>
-        <w:jc w:val="both"/>
-        <w:rPr>
-          <w:rFonts w:ascii="Times New Roman" w:hAnsi="Times New Roman" w:cs="Times New Roman"/>
-          <w:sz w:val="24"/>
-          <w:szCs w:val="24"/>
-        </w:rPr>
-      </w:pPr>
-      <w:r>
-        <w:rPr>
-          <w:rStyle w:val="Strong"/>
-          <w:rFonts w:ascii="Times New Roman" w:hAnsi="Times New Roman" w:cs="Times New Roman"/>
-          <w:sz w:val="24"/>
-          <w:szCs w:val="24"/>
-        </w:rPr>
-        <w:t>Processor</w:t>
-      </w:r>
-      <w:proofErr w:type="gramStart"/>
-      <w:r>
-        <w:rPr>
-          <w:rStyle w:val="Strong"/>
-          <w:rFonts w:ascii="Times New Roman" w:hAnsi="Times New Roman" w:cs="Times New Roman"/>
-          <w:sz w:val="24"/>
-          <w:szCs w:val="24"/>
-        </w:rPr>
-        <w:t>:</w:t>
-      </w:r>
-      <w:proofErr w:type="gramEnd"/>
-      <w:r>
-        <w:rPr>
-          <w:rFonts w:ascii="Times New Roman" w:hAnsi="Times New Roman" w:cs="Times New Roman"/>
-          <w:sz w:val="24"/>
-          <w:szCs w:val="24"/>
-        </w:rPr>
-        <w:br/>
-        <w:t xml:space="preserve">A minimum of Intel i3 or equivalent processor is required, while Intel i5 or higher is recommended for better performance. A faster processor ensures efficient handling of large log files and smooth execution of automation scripts. </w:t>
-      </w:r>
-    </w:p>
-    <w:p>
-      <w:pPr>
-        <w:numPr>
-          <w:ilvl w:val="0"/>
-          <w:numId w:val="11"/>
-        </w:numPr>
-        <w:spacing w:before="100" w:beforeAutospacing="1" w:after="100" w:afterAutospacing="1" w:line="360" w:lineRule="auto"/>
-        <w:jc w:val="both"/>
-        <w:rPr>
-          <w:rFonts w:ascii="Times New Roman" w:hAnsi="Times New Roman" w:cs="Times New Roman"/>
-          <w:sz w:val="24"/>
-          <w:szCs w:val="24"/>
-        </w:rPr>
-      </w:pPr>
-      <w:r>
-        <w:rPr>
-          <w:rStyle w:val="Strong"/>
-          <w:rFonts w:ascii="Times New Roman" w:hAnsi="Times New Roman" w:cs="Times New Roman"/>
-          <w:sz w:val="24"/>
-          <w:szCs w:val="24"/>
-        </w:rPr>
-        <w:t>RAM (Memory)</w:t>
-      </w:r>
-      <w:proofErr w:type="gramStart"/>
-      <w:r>
-        <w:rPr>
-          <w:rStyle w:val="Strong"/>
-          <w:rFonts w:ascii="Times New Roman" w:hAnsi="Times New Roman" w:cs="Times New Roman"/>
-          <w:sz w:val="24"/>
-          <w:szCs w:val="24"/>
-        </w:rPr>
-        <w:t>:</w:t>
-      </w:r>
-      <w:proofErr w:type="gramEnd"/>
-      <w:r>
-        <w:rPr>
-          <w:rFonts w:ascii="Times New Roman" w:hAnsi="Times New Roman" w:cs="Times New Roman"/>
-          <w:sz w:val="24"/>
-          <w:szCs w:val="24"/>
-        </w:rPr>
-        <w:br/>
-        <w:t xml:space="preserve">At least 4 GB RAM is required; however, 8 GB or more is recommended. Higher memory capacity helps in processing large datasets and running multiple applications such as virtual machines and development tools simultaneously without lag. </w:t>
-      </w:r>
-    </w:p>
-    <w:p>
-      <w:pPr>
-        <w:numPr>
-          <w:ilvl w:val="0"/>
-          <w:numId w:val="11"/>
-        </w:numPr>
-        <w:spacing w:before="100" w:beforeAutospacing="1" w:after="100" w:afterAutospacing="1" w:line="360" w:lineRule="auto"/>
-        <w:jc w:val="both"/>
-        <w:rPr>
-          <w:rFonts w:ascii="Times New Roman" w:hAnsi="Times New Roman" w:cs="Times New Roman"/>
-          <w:sz w:val="24"/>
-          <w:szCs w:val="24"/>
-        </w:rPr>
-      </w:pPr>
-      <w:r>
-        <w:rPr>
-          <w:rStyle w:val="Strong"/>
-          <w:rFonts w:ascii="Times New Roman" w:hAnsi="Times New Roman" w:cs="Times New Roman"/>
-          <w:sz w:val="24"/>
-          <w:szCs w:val="24"/>
-        </w:rPr>
-        <w:t>Hard Disk</w:t>
-      </w:r>
-      <w:proofErr w:type="gramStart"/>
-      <w:r>
-        <w:rPr>
-          <w:rStyle w:val="Strong"/>
-          <w:rFonts w:ascii="Times New Roman" w:hAnsi="Times New Roman" w:cs="Times New Roman"/>
-          <w:sz w:val="24"/>
-          <w:szCs w:val="24"/>
-        </w:rPr>
-        <w:t>:</w:t>
-      </w:r>
-      <w:proofErr w:type="gramEnd"/>
-      <w:r>
-        <w:rPr>
-          <w:rFonts w:ascii="Times New Roman" w:hAnsi="Times New Roman" w:cs="Times New Roman"/>
-          <w:sz w:val="24"/>
-          <w:szCs w:val="24"/>
-        </w:rPr>
-        <w:br/>
-        <w:t xml:space="preserve">A minimum of 500 GB storage is required to store log files, system data, and project files. Solid State Drives (SSD) are preferred over Hard Disk Drives (HDD) as they provide faster data access and improve overall system performance. </w:t>
-      </w:r>
-    </w:p>
-    <w:p>
-      <w:pPr>
-        <w:numPr>
-          <w:ilvl w:val="0"/>
-          <w:numId w:val="11"/>
-        </w:numPr>
-        <w:spacing w:before="100" w:beforeAutospacing="1" w:after="100" w:afterAutospacing="1" w:line="360" w:lineRule="auto"/>
-        <w:jc w:val="both"/>
-        <w:rPr>
-          <w:rFonts w:ascii="Times New Roman" w:hAnsi="Times New Roman" w:cs="Times New Roman"/>
-          <w:sz w:val="24"/>
-          <w:szCs w:val="24"/>
-        </w:rPr>
-      </w:pPr>
-      <w:r>
-        <w:rPr>
-          <w:rStyle w:val="Strong"/>
-          <w:rFonts w:ascii="Times New Roman" w:hAnsi="Times New Roman" w:cs="Times New Roman"/>
-          <w:sz w:val="24"/>
-          <w:szCs w:val="24"/>
-        </w:rPr>
-        <w:t>Network Connectivity</w:t>
-      </w:r>
-      <w:proofErr w:type="gramStart"/>
-      <w:r>
-        <w:rPr>
-          <w:rStyle w:val="Strong"/>
-          <w:rFonts w:ascii="Times New Roman" w:hAnsi="Times New Roman" w:cs="Times New Roman"/>
-          <w:sz w:val="24"/>
-          <w:szCs w:val="24"/>
-        </w:rPr>
-        <w:t>:</w:t>
-      </w:r>
-      <w:proofErr w:type="gramEnd"/>
-      <w:r>
-        <w:rPr>
-          <w:rFonts w:ascii="Times New Roman" w:hAnsi="Times New Roman" w:cs="Times New Roman"/>
-          <w:sz w:val="24"/>
-          <w:szCs w:val="24"/>
-        </w:rPr>
-        <w:br/>
-        <w:t xml:space="preserve">A stable internet connection is necessary for accessing APIs, downloading dependencies, and simulating real-time SOC operations. It also enables integration with external threat intelligence sources. </w:t>
-      </w:r>
-    </w:p>
-    <w:p>
-      <w:pPr>
-        <w:numPr>
-          <w:ilvl w:val="0"/>
-          <w:numId w:val="11"/>
-        </w:numPr>
-        <w:spacing w:before="100" w:beforeAutospacing="1" w:after="100" w:afterAutospacing="1" w:line="360" w:lineRule="auto"/>
-        <w:jc w:val="both"/>
-        <w:rPr>
-          <w:rFonts w:ascii="Times New Roman" w:hAnsi="Times New Roman" w:cs="Times New Roman"/>
-          <w:sz w:val="24"/>
-          <w:szCs w:val="24"/>
-        </w:rPr>
-      </w:pPr>
-      <w:r>
-        <w:rPr>
-          <w:rStyle w:val="Strong"/>
-          <w:rFonts w:ascii="Times New Roman" w:hAnsi="Times New Roman" w:cs="Times New Roman"/>
-          <w:sz w:val="24"/>
-          <w:szCs w:val="24"/>
-        </w:rPr>
-        <w:t>Virtualization Support</w:t>
-      </w:r>
-      <w:proofErr w:type="gramStart"/>
-      <w:r>
-        <w:rPr>
-          <w:rStyle w:val="Strong"/>
-          <w:rFonts w:ascii="Times New Roman" w:hAnsi="Times New Roman" w:cs="Times New Roman"/>
-          <w:sz w:val="24"/>
-          <w:szCs w:val="24"/>
-        </w:rPr>
-        <w:t>:</w:t>
-      </w:r>
-      <w:proofErr w:type="gramEnd"/>
-      <w:r>
-        <w:rPr>
-          <w:rFonts w:ascii="Times New Roman" w:hAnsi="Times New Roman" w:cs="Times New Roman"/>
-          <w:sz w:val="24"/>
-          <w:szCs w:val="24"/>
-        </w:rPr>
-        <w:br/>
-        <w:t xml:space="preserve">Hardware that supports virtualization (such as Intel VT-x or AMD-V) is required to run tools like VMware, which is used to simulate SOC environments and test the system in a controlled setup. </w:t>
-      </w:r>
-    </w:p>
-    <w:p>
-      <w:pPr>
-        <w:spacing w:after="0"/>
-        <w:rPr>
-          <w:rFonts w:ascii="Times New Roman" w:hAnsi="Times New Roman" w:cs="Times New Roman"/>
-        </w:rPr>
-      </w:pPr>
-      <w:r>
-        <w:rPr>
-          <w:rFonts w:ascii="Times New Roman" w:hAnsi="Times New Roman" w:cs="Times New Roman"/>
-        </w:rPr>
-        <w:pict w14:anchorId="17ECE416">
-          <v:rect id="_x0000_i1093" style="width:0;height:1.5pt" o:hralign="center" o:hrstd="t" o:hr="t" fillcolor="#a0a0a0" stroked="f"/>
-        </w:pict>
-      </w:r>
-    </w:p>
-    <w:p>
-      <w:pPr>
-        <w:pStyle w:val="Heading3"/>
-        <w:rPr>
-          <w:rFonts w:ascii="Times New Roman" w:hAnsi="Times New Roman" w:cs="Times New Roman"/>
-          <w:sz w:val="28"/>
-          <w:szCs w:val="28"/>
-        </w:rPr>
-      </w:pPr>
-      <w:r>
-        <w:rPr>
-          <w:rStyle w:val="Strong"/>
-          <w:rFonts w:ascii="Times New Roman" w:hAnsi="Times New Roman" w:cs="Times New Roman"/>
-          <w:bCs w:val="0"/>
-          <w:sz w:val="28"/>
-          <w:szCs w:val="28"/>
-        </w:rPr>
-        <w:t>3.2 Software Requirements</w:t>
-      </w:r>
-    </w:p>
-    <w:p>
-      <w:pPr>
-        <w:pStyle w:val="NormalWeb"/>
-        <w:spacing w:line="360" w:lineRule="auto"/>
-        <w:jc w:val="both"/>
-      </w:pPr>
-      <w:r>
-        <w:t>The software requirements define the operating system, programming environment, and supporting software needed for system development and execution.</w:t>
-      </w:r>
-    </w:p>
-    <w:p>
-      <w:pPr>
-        <w:numPr>
-          <w:ilvl w:val="0"/>
-          <w:numId w:val="12"/>
-        </w:numPr>
-        <w:spacing w:before="100" w:beforeAutospacing="1" w:after="100" w:afterAutospacing="1" w:line="360" w:lineRule="auto"/>
-        <w:jc w:val="both"/>
-        <w:rPr>
-          <w:rFonts w:ascii="Times New Roman" w:hAnsi="Times New Roman" w:cs="Times New Roman"/>
-          <w:sz w:val="24"/>
-          <w:szCs w:val="24"/>
-        </w:rPr>
-      </w:pPr>
-      <w:r>
-        <w:rPr>
-          <w:rStyle w:val="Strong"/>
-          <w:rFonts w:ascii="Times New Roman" w:hAnsi="Times New Roman" w:cs="Times New Roman"/>
-          <w:sz w:val="24"/>
-          <w:szCs w:val="24"/>
-        </w:rPr>
-        <w:t>Operating System</w:t>
-      </w:r>
-      <w:proofErr w:type="gramStart"/>
-      <w:r>
-        <w:rPr>
-          <w:rStyle w:val="Strong"/>
-          <w:rFonts w:ascii="Times New Roman" w:hAnsi="Times New Roman" w:cs="Times New Roman"/>
-          <w:sz w:val="24"/>
-          <w:szCs w:val="24"/>
-        </w:rPr>
-        <w:t>:</w:t>
-      </w:r>
-      <w:proofErr w:type="gramEnd"/>
-      <w:r>
-        <w:rPr>
-          <w:rFonts w:ascii="Times New Roman" w:hAnsi="Times New Roman" w:cs="Times New Roman"/>
-          <w:sz w:val="24"/>
-          <w:szCs w:val="24"/>
-        </w:rPr>
-        <w:br/>
-        <w:t xml:space="preserve">The system can be developed on Windows, Linux, or </w:t>
-      </w:r>
-      <w:proofErr w:type="spellStart"/>
-      <w:r>
-        <w:rPr>
-          <w:rFonts w:ascii="Times New Roman" w:hAnsi="Times New Roman" w:cs="Times New Roman"/>
-          <w:sz w:val="24"/>
-          <w:szCs w:val="24"/>
-        </w:rPr>
-        <w:t>macOS</w:t>
-      </w:r>
-      <w:proofErr w:type="spellEnd"/>
-      <w:r>
-        <w:rPr>
-          <w:rFonts w:ascii="Times New Roman" w:hAnsi="Times New Roman" w:cs="Times New Roman"/>
-          <w:sz w:val="24"/>
-          <w:szCs w:val="24"/>
-        </w:rPr>
-        <w:t xml:space="preserve">. However, Linux (such as Ubuntu) is highly recommended because it provides better support for cybersecurity tools, scripting, and server-based operations. Linux environments are widely used in SOC setups due to their stability and flexibility. </w:t>
-      </w:r>
-    </w:p>
-    <w:p>
-      <w:pPr>
-        <w:numPr>
-          <w:ilvl w:val="0"/>
-          <w:numId w:val="12"/>
-        </w:numPr>
-        <w:spacing w:before="100" w:beforeAutospacing="1" w:after="100" w:afterAutospacing="1" w:line="360" w:lineRule="auto"/>
-        <w:jc w:val="both"/>
-        <w:rPr>
-          <w:rFonts w:ascii="Times New Roman" w:hAnsi="Times New Roman" w:cs="Times New Roman"/>
-          <w:sz w:val="24"/>
-          <w:szCs w:val="24"/>
-        </w:rPr>
-      </w:pPr>
-      <w:r>
-        <w:rPr>
-          <w:rStyle w:val="Strong"/>
-          <w:rFonts w:ascii="Times New Roman" w:hAnsi="Times New Roman" w:cs="Times New Roman"/>
-          <w:sz w:val="24"/>
-          <w:szCs w:val="24"/>
-        </w:rPr>
-        <w:t>Programming Language</w:t>
-      </w:r>
-      <w:proofErr w:type="gramStart"/>
-      <w:r>
-        <w:rPr>
-          <w:rStyle w:val="Strong"/>
-          <w:rFonts w:ascii="Times New Roman" w:hAnsi="Times New Roman" w:cs="Times New Roman"/>
-          <w:sz w:val="24"/>
-          <w:szCs w:val="24"/>
-        </w:rPr>
-        <w:t>:</w:t>
-      </w:r>
-      <w:proofErr w:type="gramEnd"/>
-      <w:r>
-        <w:rPr>
-          <w:rFonts w:ascii="Times New Roman" w:hAnsi="Times New Roman" w:cs="Times New Roman"/>
-          <w:sz w:val="24"/>
-          <w:szCs w:val="24"/>
-        </w:rPr>
-        <w:br/>
-        <w:t xml:space="preserve">Python is used as the primary programming language for this project. It is chosen due to its simplicity, readability, and extensive library support. Python allows rapid development of automation scripts for log parsing, threat detection, and API integration. </w:t>
-      </w:r>
-    </w:p>
-    <w:p>
-      <w:pPr>
-        <w:numPr>
-          <w:ilvl w:val="0"/>
-          <w:numId w:val="12"/>
-        </w:numPr>
-        <w:spacing w:before="100" w:beforeAutospacing="1" w:after="100" w:afterAutospacing="1" w:line="360" w:lineRule="auto"/>
-        <w:jc w:val="both"/>
-        <w:rPr>
-          <w:rFonts w:ascii="Times New Roman" w:hAnsi="Times New Roman" w:cs="Times New Roman"/>
-          <w:sz w:val="24"/>
-          <w:szCs w:val="24"/>
-        </w:rPr>
-      </w:pPr>
-      <w:r>
-        <w:rPr>
-          <w:rStyle w:val="Strong"/>
-          <w:rFonts w:ascii="Times New Roman" w:hAnsi="Times New Roman" w:cs="Times New Roman"/>
-          <w:sz w:val="24"/>
-          <w:szCs w:val="24"/>
-        </w:rPr>
-        <w:t>Development Environment (IDE)</w:t>
-      </w:r>
-      <w:proofErr w:type="gramStart"/>
-      <w:r>
-        <w:rPr>
-          <w:rStyle w:val="Strong"/>
-          <w:rFonts w:ascii="Times New Roman" w:hAnsi="Times New Roman" w:cs="Times New Roman"/>
-          <w:sz w:val="24"/>
-          <w:szCs w:val="24"/>
-        </w:rPr>
-        <w:t>:</w:t>
-      </w:r>
-      <w:proofErr w:type="gramEnd"/>
-      <w:r>
-        <w:rPr>
-          <w:rFonts w:ascii="Times New Roman" w:hAnsi="Times New Roman" w:cs="Times New Roman"/>
-          <w:sz w:val="24"/>
-          <w:szCs w:val="24"/>
-        </w:rPr>
-        <w:br/>
-        <w:t xml:space="preserve">Tools such as Visual Studio Code, </w:t>
-      </w:r>
-      <w:proofErr w:type="spellStart"/>
-      <w:r>
-        <w:rPr>
-          <w:rFonts w:ascii="Times New Roman" w:hAnsi="Times New Roman" w:cs="Times New Roman"/>
-          <w:sz w:val="24"/>
-          <w:szCs w:val="24"/>
-        </w:rPr>
-        <w:t>PyCharm</w:t>
-      </w:r>
-      <w:proofErr w:type="spellEnd"/>
-      <w:r>
-        <w:rPr>
-          <w:rFonts w:ascii="Times New Roman" w:hAnsi="Times New Roman" w:cs="Times New Roman"/>
-          <w:sz w:val="24"/>
-          <w:szCs w:val="24"/>
-        </w:rPr>
-        <w:t xml:space="preserve">, or any Python-supported IDE are used for writing, debugging, and testing the code. These environments provide features like syntax highlighting, error detection, and version control integration. </w:t>
-      </w:r>
-    </w:p>
-    <w:p>
-      <w:pPr>
-        <w:numPr>
-          <w:ilvl w:val="0"/>
-          <w:numId w:val="12"/>
-        </w:numPr>
-        <w:spacing w:before="100" w:beforeAutospacing="1" w:after="100" w:afterAutospacing="1" w:line="360" w:lineRule="auto"/>
-        <w:jc w:val="both"/>
-        <w:rPr>
-          <w:rFonts w:ascii="Times New Roman" w:hAnsi="Times New Roman" w:cs="Times New Roman"/>
-          <w:sz w:val="24"/>
-          <w:szCs w:val="24"/>
-        </w:rPr>
-      </w:pPr>
-      <w:r>
-        <w:rPr>
-          <w:rStyle w:val="Strong"/>
-          <w:rFonts w:ascii="Times New Roman" w:hAnsi="Times New Roman" w:cs="Times New Roman"/>
-          <w:sz w:val="24"/>
-          <w:szCs w:val="24"/>
-        </w:rPr>
-        <w:t>Database (Optional)</w:t>
-      </w:r>
-      <w:proofErr w:type="gramStart"/>
-      <w:r>
-        <w:rPr>
-          <w:rStyle w:val="Strong"/>
-          <w:rFonts w:ascii="Times New Roman" w:hAnsi="Times New Roman" w:cs="Times New Roman"/>
-          <w:sz w:val="24"/>
-          <w:szCs w:val="24"/>
-        </w:rPr>
-        <w:t>:</w:t>
-      </w:r>
-      <w:proofErr w:type="gramEnd"/>
-      <w:r>
-        <w:rPr>
-          <w:rFonts w:ascii="Times New Roman" w:hAnsi="Times New Roman" w:cs="Times New Roman"/>
-          <w:sz w:val="24"/>
-          <w:szCs w:val="24"/>
-        </w:rPr>
-        <w:br/>
-        <w:t xml:space="preserve">A lightweight database such as SQLite or MySQL can be used to store logs, alerts, and processed data. This helps in maintaining records and generating reports for analysis. </w:t>
-      </w:r>
-    </w:p>
-    <w:p>
-      <w:pPr>
-        <w:numPr>
-          <w:ilvl w:val="0"/>
-          <w:numId w:val="12"/>
-        </w:numPr>
-        <w:spacing w:before="100" w:beforeAutospacing="1" w:after="100" w:afterAutospacing="1" w:line="360" w:lineRule="auto"/>
-        <w:jc w:val="both"/>
-        <w:rPr>
-          <w:rFonts w:ascii="Times New Roman" w:hAnsi="Times New Roman" w:cs="Times New Roman"/>
-          <w:sz w:val="24"/>
-          <w:szCs w:val="24"/>
-        </w:rPr>
-      </w:pPr>
-      <w:r>
-        <w:rPr>
-          <w:rStyle w:val="Strong"/>
-          <w:rFonts w:ascii="Times New Roman" w:hAnsi="Times New Roman" w:cs="Times New Roman"/>
-          <w:sz w:val="24"/>
-          <w:szCs w:val="24"/>
-        </w:rPr>
-        <w:t>APIs and Libraries</w:t>
-      </w:r>
-      <w:proofErr w:type="gramStart"/>
-      <w:r>
-        <w:rPr>
-          <w:rStyle w:val="Strong"/>
-          <w:rFonts w:ascii="Times New Roman" w:hAnsi="Times New Roman" w:cs="Times New Roman"/>
-          <w:sz w:val="24"/>
-          <w:szCs w:val="24"/>
-        </w:rPr>
-        <w:t>:</w:t>
-      </w:r>
-      <w:proofErr w:type="gramEnd"/>
-      <w:r>
-        <w:rPr>
-          <w:rFonts w:ascii="Times New Roman" w:hAnsi="Times New Roman" w:cs="Times New Roman"/>
-          <w:sz w:val="24"/>
-          <w:szCs w:val="24"/>
-        </w:rPr>
-        <w:br/>
-        <w:t xml:space="preserve">Various Python libraries such as requests, pandas, and </w:t>
-      </w:r>
-      <w:proofErr w:type="spellStart"/>
-      <w:r>
-        <w:rPr>
-          <w:rFonts w:ascii="Times New Roman" w:hAnsi="Times New Roman" w:cs="Times New Roman"/>
-          <w:sz w:val="24"/>
-          <w:szCs w:val="24"/>
-        </w:rPr>
-        <w:t>json</w:t>
-      </w:r>
-      <w:proofErr w:type="spellEnd"/>
-      <w:r>
-        <w:rPr>
-          <w:rFonts w:ascii="Times New Roman" w:hAnsi="Times New Roman" w:cs="Times New Roman"/>
-          <w:sz w:val="24"/>
-          <w:szCs w:val="24"/>
-        </w:rPr>
-        <w:t xml:space="preserve"> are used for data processing and API communication. APIs are used to enrich log data with additional threat intelligence information. </w:t>
-      </w:r>
-    </w:p>
-    <w:p>
-      <w:pPr>
-        <w:numPr>
-          <w:ilvl w:val="0"/>
-          <w:numId w:val="12"/>
-        </w:numPr>
-        <w:spacing w:before="100" w:beforeAutospacing="1" w:after="100" w:afterAutospacing="1" w:line="360" w:lineRule="auto"/>
-        <w:jc w:val="both"/>
-        <w:rPr>
-          <w:rFonts w:ascii="Times New Roman" w:hAnsi="Times New Roman" w:cs="Times New Roman"/>
-        </w:rPr>
-      </w:pPr>
-      <w:r>
-        <w:rPr>
-          <w:rStyle w:val="Strong"/>
-          <w:rFonts w:ascii="Times New Roman" w:hAnsi="Times New Roman" w:cs="Times New Roman"/>
-          <w:sz w:val="24"/>
-          <w:szCs w:val="24"/>
-        </w:rPr>
-        <w:t>Virtualization Software</w:t>
-      </w:r>
-      <w:proofErr w:type="gramStart"/>
-      <w:r>
-        <w:rPr>
-          <w:rStyle w:val="Strong"/>
-          <w:rFonts w:ascii="Times New Roman" w:hAnsi="Times New Roman" w:cs="Times New Roman"/>
-          <w:sz w:val="24"/>
-          <w:szCs w:val="24"/>
-        </w:rPr>
-        <w:t>:</w:t>
-      </w:r>
-      <w:proofErr w:type="gramEnd"/>
-      <w:r>
-        <w:rPr>
-          <w:rFonts w:ascii="Times New Roman" w:hAnsi="Times New Roman" w:cs="Times New Roman"/>
-          <w:sz w:val="24"/>
-          <w:szCs w:val="24"/>
-        </w:rPr>
-        <w:br/>
-        <w:t>VMware or similar virtualization tools are used to create a simulated SOC environment. This allows testing of the system in a safe and controlled setting without affecting real-world systems.</w:t>
-      </w:r>
-      <w:r>
-        <w:rPr>
-          <w:rFonts w:ascii="Times New Roman" w:hAnsi="Times New Roman" w:cs="Times New Roman"/>
-        </w:rPr>
-        <w:t xml:space="preserve"> </w:t>
-      </w:r>
-    </w:p>
-    <w:p>
-      <w:pPr>
-        <w:spacing w:after="0"/>
-        <w:rPr>
-          <w:rFonts w:ascii="Times New Roman" w:hAnsi="Times New Roman" w:cs="Times New Roman"/>
-        </w:rPr>
-      </w:pPr>
-      <w:r>
-        <w:rPr>
-          <w:rFonts w:ascii="Times New Roman" w:hAnsi="Times New Roman" w:cs="Times New Roman"/>
-        </w:rPr>
-        <w:pict w14:anchorId="75F6EFA3">
-          <v:rect id="_x0000_i1094" style="width:0;height:1.5pt" o:hralign="center" o:hrstd="t" o:hr="t" fillcolor="#a0a0a0" stroked="f"/>
-        </w:pict>
-      </w:r>
-    </w:p>
-    <w:p>
-      <w:pPr>
-        <w:pStyle w:val="Heading3"/>
-        <w:rPr>
-          <w:rFonts w:ascii="Times New Roman" w:hAnsi="Times New Roman" w:cs="Times New Roman"/>
-          <w:sz w:val="28"/>
-          <w:szCs w:val="28"/>
-        </w:rPr>
-      </w:pPr>
-      <w:r>
-        <w:rPr>
-          <w:rStyle w:val="Strong"/>
-          <w:rFonts w:ascii="Times New Roman" w:hAnsi="Times New Roman" w:cs="Times New Roman"/>
-          <w:bCs w:val="0"/>
-          <w:sz w:val="28"/>
-          <w:szCs w:val="28"/>
-        </w:rPr>
-        <w:t>3.3 Tools and Technologies Used</w:t>
-      </w:r>
-    </w:p>
-    <w:p>
-      <w:pPr>
-        <w:pStyle w:val="NormalWeb"/>
-        <w:spacing w:line="360" w:lineRule="auto"/>
-        <w:jc w:val="both"/>
-      </w:pPr>
-      <w:r>
-        <w:t>This section describes the key tools and technologies utilized in the development of the SOC automation system.</w:t>
-      </w:r>
-    </w:p>
-    <w:p>
-      <w:pPr>
-        <w:numPr>
-          <w:ilvl w:val="0"/>
-          <w:numId w:val="13"/>
-        </w:numPr>
-        <w:spacing w:before="100" w:beforeAutospacing="1" w:after="100" w:afterAutospacing="1" w:line="360" w:lineRule="auto"/>
-        <w:rPr>
-          <w:rFonts w:ascii="Times New Roman" w:hAnsi="Times New Roman" w:cs="Times New Roman"/>
-        </w:rPr>
-      </w:pPr>
-      <w:r>
-        <w:rPr>
-          <w:rStyle w:val="Strong"/>
-          <w:rFonts w:ascii="Times New Roman" w:hAnsi="Times New Roman" w:cs="Times New Roman"/>
-          <w:sz w:val="24"/>
-          <w:szCs w:val="24"/>
-        </w:rPr>
-        <w:t>Python</w:t>
-      </w:r>
-      <w:proofErr w:type="gramStart"/>
-      <w:r>
-        <w:rPr>
-          <w:rStyle w:val="Strong"/>
-          <w:rFonts w:ascii="Times New Roman" w:hAnsi="Times New Roman" w:cs="Times New Roman"/>
-          <w:sz w:val="24"/>
-          <w:szCs w:val="24"/>
-        </w:rPr>
-        <w:t>:</w:t>
-      </w:r>
-      <w:proofErr w:type="gramEnd"/>
-      <w:r>
-        <w:rPr>
-          <w:rFonts w:ascii="Times New Roman" w:hAnsi="Times New Roman" w:cs="Times New Roman"/>
-          <w:sz w:val="24"/>
-          <w:szCs w:val="24"/>
-        </w:rPr>
-        <w:br/>
-        <w:t>Python is the core technology used for developing automation scripts. It is widely used in cybersecurity due to its versatility and ease of use. Python enables efficient log parsing, rule-based detection, and automation of repetitive tasks</w:t>
-      </w:r>
-      <w:r>
-        <w:rPr>
-          <w:rFonts w:ascii="Times New Roman" w:hAnsi="Times New Roman" w:cs="Times New Roman"/>
-        </w:rPr>
-        <w:t xml:space="preserve">. </w:t>
-      </w:r>
-    </w:p>
-    <w:p>
-      <w:pPr>
-        <w:numPr>
-          <w:ilvl w:val="0"/>
-          <w:numId w:val="13"/>
-        </w:numPr>
-        <w:spacing w:before="100" w:beforeAutospacing="1" w:after="100" w:afterAutospacing="1" w:line="360" w:lineRule="auto"/>
-        <w:jc w:val="both"/>
-        <w:rPr>
-          <w:rFonts w:ascii="Times New Roman" w:hAnsi="Times New Roman" w:cs="Times New Roman"/>
-          <w:sz w:val="24"/>
-          <w:szCs w:val="24"/>
-        </w:rPr>
-      </w:pPr>
-      <w:r>
-        <w:rPr>
-          <w:rStyle w:val="Strong"/>
-          <w:rFonts w:ascii="Times New Roman" w:hAnsi="Times New Roman" w:cs="Times New Roman"/>
-          <w:sz w:val="24"/>
-          <w:szCs w:val="24"/>
-        </w:rPr>
-        <w:t>Linux Environment</w:t>
-      </w:r>
-      <w:proofErr w:type="gramStart"/>
-      <w:r>
-        <w:rPr>
-          <w:rStyle w:val="Strong"/>
-          <w:rFonts w:ascii="Times New Roman" w:hAnsi="Times New Roman" w:cs="Times New Roman"/>
-          <w:sz w:val="24"/>
-          <w:szCs w:val="24"/>
-        </w:rPr>
-        <w:t>:</w:t>
-      </w:r>
-      <w:proofErr w:type="gramEnd"/>
-      <w:r>
-        <w:rPr>
-          <w:rFonts w:ascii="Times New Roman" w:hAnsi="Times New Roman" w:cs="Times New Roman"/>
-          <w:sz w:val="24"/>
-          <w:szCs w:val="24"/>
-        </w:rPr>
-        <w:br/>
-        <w:t xml:space="preserve">Linux is used as the primary operating environment for running scripts and simulating SOC operations. It provides powerful command-line tools and better compatibility with security applications. </w:t>
-      </w:r>
-    </w:p>
-    <w:p>
-      <w:pPr>
-        <w:numPr>
-          <w:ilvl w:val="0"/>
-          <w:numId w:val="13"/>
-        </w:numPr>
-        <w:spacing w:before="100" w:beforeAutospacing="1" w:after="100" w:afterAutospacing="1" w:line="360" w:lineRule="auto"/>
-        <w:jc w:val="both"/>
-        <w:rPr>
-          <w:rFonts w:ascii="Times New Roman" w:hAnsi="Times New Roman" w:cs="Times New Roman"/>
-          <w:sz w:val="24"/>
-          <w:szCs w:val="24"/>
-        </w:rPr>
-      </w:pPr>
-      <w:r>
-        <w:rPr>
-          <w:rStyle w:val="Strong"/>
-          <w:rFonts w:ascii="Times New Roman" w:hAnsi="Times New Roman" w:cs="Times New Roman"/>
-          <w:sz w:val="24"/>
-          <w:szCs w:val="24"/>
-        </w:rPr>
-        <w:t>VMware</w:t>
-      </w:r>
-      <w:proofErr w:type="gramStart"/>
-      <w:r>
-        <w:rPr>
-          <w:rStyle w:val="Strong"/>
-          <w:rFonts w:ascii="Times New Roman" w:hAnsi="Times New Roman" w:cs="Times New Roman"/>
-          <w:sz w:val="24"/>
-          <w:szCs w:val="24"/>
-        </w:rPr>
-        <w:t>:</w:t>
-      </w:r>
-      <w:proofErr w:type="gramEnd"/>
-      <w:r>
-        <w:rPr>
-          <w:rFonts w:ascii="Times New Roman" w:hAnsi="Times New Roman" w:cs="Times New Roman"/>
-          <w:sz w:val="24"/>
-          <w:szCs w:val="24"/>
-        </w:rPr>
-        <w:br/>
-        <w:t xml:space="preserve">VMware is used to create virtual machines that simulate real-world SOC environments. It allows safe testing of scripts and tools without affecting the host system. </w:t>
-      </w:r>
-    </w:p>
-    <w:p>
-      <w:pPr>
-        <w:numPr>
-          <w:ilvl w:val="0"/>
-          <w:numId w:val="13"/>
-        </w:numPr>
-        <w:spacing w:before="100" w:beforeAutospacing="1" w:after="100" w:afterAutospacing="1" w:line="360" w:lineRule="auto"/>
-        <w:jc w:val="both"/>
-        <w:rPr>
-          <w:rFonts w:ascii="Times New Roman" w:hAnsi="Times New Roman" w:cs="Times New Roman"/>
-          <w:sz w:val="24"/>
-          <w:szCs w:val="24"/>
-        </w:rPr>
-      </w:pPr>
-      <w:r>
-        <w:rPr>
-          <w:rStyle w:val="Strong"/>
-          <w:rFonts w:ascii="Times New Roman" w:hAnsi="Times New Roman" w:cs="Times New Roman"/>
-          <w:sz w:val="24"/>
-          <w:szCs w:val="24"/>
-        </w:rPr>
-        <w:t>APIs (Application Programming Interfaces)</w:t>
-      </w:r>
-      <w:proofErr w:type="gramStart"/>
-      <w:r>
-        <w:rPr>
-          <w:rStyle w:val="Strong"/>
-          <w:rFonts w:ascii="Times New Roman" w:hAnsi="Times New Roman" w:cs="Times New Roman"/>
-          <w:sz w:val="24"/>
-          <w:szCs w:val="24"/>
-        </w:rPr>
-        <w:t>:</w:t>
-      </w:r>
-      <w:proofErr w:type="gramEnd"/>
-      <w:r>
-        <w:rPr>
-          <w:rFonts w:ascii="Times New Roman" w:hAnsi="Times New Roman" w:cs="Times New Roman"/>
-          <w:sz w:val="24"/>
-          <w:szCs w:val="24"/>
-        </w:rPr>
-        <w:br/>
-        <w:t xml:space="preserve">APIs are used to fetch additional data such as IP reputation, threat intelligence, and malware information. This process enhances the accuracy of threat detection and analysis. </w:t>
-      </w:r>
-    </w:p>
-    <w:p>
-      <w:pPr>
-        <w:numPr>
-          <w:ilvl w:val="0"/>
-          <w:numId w:val="13"/>
-        </w:numPr>
-        <w:spacing w:before="100" w:beforeAutospacing="1" w:after="100" w:afterAutospacing="1" w:line="360" w:lineRule="auto"/>
-        <w:jc w:val="both"/>
-        <w:rPr>
-          <w:rFonts w:ascii="Times New Roman" w:hAnsi="Times New Roman" w:cs="Times New Roman"/>
-          <w:sz w:val="24"/>
-          <w:szCs w:val="24"/>
-        </w:rPr>
-      </w:pPr>
-      <w:r>
-        <w:rPr>
-          <w:rStyle w:val="Strong"/>
-          <w:rFonts w:ascii="Times New Roman" w:hAnsi="Times New Roman" w:cs="Times New Roman"/>
-          <w:sz w:val="24"/>
-          <w:szCs w:val="24"/>
-        </w:rPr>
-        <w:t>Log Management Techniques</w:t>
-      </w:r>
-      <w:proofErr w:type="gramStart"/>
-      <w:r>
-        <w:rPr>
-          <w:rStyle w:val="Strong"/>
-          <w:rFonts w:ascii="Times New Roman" w:hAnsi="Times New Roman" w:cs="Times New Roman"/>
-          <w:sz w:val="24"/>
-          <w:szCs w:val="24"/>
-        </w:rPr>
-        <w:t>:</w:t>
-      </w:r>
-      <w:proofErr w:type="gramEnd"/>
-      <w:r>
-        <w:rPr>
-          <w:rFonts w:ascii="Times New Roman" w:hAnsi="Times New Roman" w:cs="Times New Roman"/>
-          <w:sz w:val="24"/>
-          <w:szCs w:val="24"/>
-        </w:rPr>
-        <w:br/>
-        <w:t xml:space="preserve">The system uses log parsing and filtering techniques to process large volumes of data efficiently. Logs are </w:t>
-      </w:r>
-      <w:proofErr w:type="spellStart"/>
-      <w:r>
-        <w:rPr>
-          <w:rFonts w:ascii="Times New Roman" w:hAnsi="Times New Roman" w:cs="Times New Roman"/>
-          <w:sz w:val="24"/>
-          <w:szCs w:val="24"/>
-        </w:rPr>
-        <w:t>analyzed</w:t>
-      </w:r>
-      <w:proofErr w:type="spellEnd"/>
-      <w:r>
-        <w:rPr>
-          <w:rFonts w:ascii="Times New Roman" w:hAnsi="Times New Roman" w:cs="Times New Roman"/>
-          <w:sz w:val="24"/>
-          <w:szCs w:val="24"/>
-        </w:rPr>
-        <w:t xml:space="preserve"> to detect suspicious patterns and generate alerts. </w:t>
-      </w:r>
-    </w:p>
-    <w:p>
-      <w:pPr>
-        <w:numPr>
-          <w:ilvl w:val="0"/>
-          <w:numId w:val="13"/>
-        </w:numPr>
-        <w:spacing w:before="100" w:beforeAutospacing="1" w:after="100" w:afterAutospacing="1" w:line="360" w:lineRule="auto"/>
-        <w:jc w:val="both"/>
-        <w:rPr>
-          <w:rFonts w:ascii="Times New Roman" w:hAnsi="Times New Roman" w:cs="Times New Roman"/>
-          <w:sz w:val="24"/>
-          <w:szCs w:val="24"/>
-        </w:rPr>
-      </w:pPr>
-      <w:r>
-        <w:rPr>
-          <w:rStyle w:val="Strong"/>
-          <w:rFonts w:ascii="Times New Roman" w:hAnsi="Times New Roman" w:cs="Times New Roman"/>
-          <w:sz w:val="24"/>
-          <w:szCs w:val="24"/>
-        </w:rPr>
-        <w:t>Rule-Based Detection System</w:t>
-      </w:r>
-      <w:proofErr w:type="gramStart"/>
-      <w:r>
-        <w:rPr>
-          <w:rStyle w:val="Strong"/>
-          <w:rFonts w:ascii="Times New Roman" w:hAnsi="Times New Roman" w:cs="Times New Roman"/>
-          <w:sz w:val="24"/>
-          <w:szCs w:val="24"/>
-        </w:rPr>
-        <w:t>:</w:t>
-      </w:r>
-      <w:proofErr w:type="gramEnd"/>
-      <w:r>
-        <w:rPr>
-          <w:rFonts w:ascii="Times New Roman" w:hAnsi="Times New Roman" w:cs="Times New Roman"/>
-          <w:sz w:val="24"/>
-          <w:szCs w:val="24"/>
-        </w:rPr>
-        <w:br/>
-        <w:t xml:space="preserve">The system uses predefined rules to identify potential threats. These rules are based on known attack patterns and security guidelines. </w:t>
-      </w:r>
-    </w:p>
-    <w:p>
-      <w:pPr>
-        <w:numPr>
-          <w:ilvl w:val="0"/>
-          <w:numId w:val="13"/>
-        </w:numPr>
-        <w:spacing w:before="100" w:beforeAutospacing="1" w:after="100" w:afterAutospacing="1" w:line="360" w:lineRule="auto"/>
-        <w:jc w:val="both"/>
-        <w:rPr>
-          <w:rFonts w:ascii="Times New Roman" w:hAnsi="Times New Roman" w:cs="Times New Roman"/>
-        </w:rPr>
-      </w:pPr>
-      <w:r>
-        <w:rPr>
-          <w:rStyle w:val="Strong"/>
-          <w:rFonts w:ascii="Times New Roman" w:hAnsi="Times New Roman" w:cs="Times New Roman"/>
-          <w:sz w:val="24"/>
-          <w:szCs w:val="24"/>
-        </w:rPr>
-        <w:t>Version Control (Optional)</w:t>
-      </w:r>
-      <w:proofErr w:type="gramStart"/>
-      <w:r>
-        <w:rPr>
-          <w:rStyle w:val="Strong"/>
-          <w:rFonts w:ascii="Times New Roman" w:hAnsi="Times New Roman" w:cs="Times New Roman"/>
-          <w:sz w:val="24"/>
-          <w:szCs w:val="24"/>
-        </w:rPr>
-        <w:t>:</w:t>
-      </w:r>
-      <w:proofErr w:type="gramEnd"/>
-      <w:r>
-        <w:rPr>
-          <w:rFonts w:ascii="Times New Roman" w:hAnsi="Times New Roman" w:cs="Times New Roman"/>
-          <w:sz w:val="24"/>
-          <w:szCs w:val="24"/>
-        </w:rPr>
-        <w:br/>
-        <w:t>Tools like Git may be used to manage code versions and track changes during development. This ensures better collaboration and code management</w:t>
-      </w:r>
-      <w:r>
-        <w:rPr>
-          <w:rFonts w:ascii="Times New Roman" w:hAnsi="Times New Roman" w:cs="Times New Roman"/>
-        </w:rPr>
-        <w:t xml:space="preserve">. </w:t>
-      </w:r>
-    </w:p>
-    <w:p>
-      <w:pPr>
-        <w:spacing w:after="0"/>
-        <w:rPr>
-          <w:rFonts w:ascii="Times New Roman" w:hAnsi="Times New Roman" w:cs="Times New Roman"/>
-        </w:rPr>
-      </w:pPr>
-      <w:r>
-        <w:rPr>
-          <w:rFonts w:ascii="Times New Roman" w:hAnsi="Times New Roman" w:cs="Times New Roman"/>
-        </w:rPr>
-        <w:pict w14:anchorId="1D5443A4">
-          <v:rect id="_x0000_i1095" style="width:0;height:1.5pt" o:hralign="center" o:hrstd="t" o:hr="t" fillcolor="#a0a0a0" stroked="f"/>
-        </w:pict>
-      </w:r>
-    </w:p>
-    <w:p>
-      <w:pPr>
-        <w:pStyle w:val="Heading3"/>
-        <w:tabs>
-          <w:tab w:val="center" w:pos="5245"/>
-        </w:tabs>
-        <w:rPr>
-          <w:rFonts w:ascii="Times New Roman" w:hAnsi="Times New Roman" w:cs="Times New Roman"/>
-          <w:sz w:val="28"/>
-          <w:szCs w:val="28"/>
-        </w:rPr>
-      </w:pPr>
-      <w:r>
-        <w:rPr>
-          <w:rStyle w:val="Strong"/>
-          <w:rFonts w:ascii="Times New Roman" w:hAnsi="Times New Roman" w:cs="Times New Roman"/>
-          <w:bCs w:val="0"/>
-          <w:sz w:val="28"/>
-          <w:szCs w:val="28"/>
-        </w:rPr>
-        <w:t>Conclusion of Specifications Overview</w:t>
-      </w:r>
-      <w:r>
-        <w:rPr>
-          <w:rStyle w:val="Strong"/>
-          <w:rFonts w:ascii="Times New Roman" w:hAnsi="Times New Roman" w:cs="Times New Roman"/>
-          <w:bCs w:val="0"/>
-          <w:sz w:val="28"/>
-          <w:szCs w:val="28"/>
-        </w:rPr>
-        <w:tab/>
-      </w:r>
-    </w:p>
-    <w:p>
-      <w:pPr>
-        <w:pStyle w:val="NormalWeb"/>
-        <w:spacing w:line="360" w:lineRule="auto"/>
-        <w:jc w:val="both"/>
-      </w:pPr>
-      <w:r>
-        <w:t>The specifications outlined above provide a clear understanding of the resources required to develop and run the SOC automation system. By using a combination of appropriate hardware, efficient software, and modern tools, the system ensures reliable performance and scalability. These specifications also support future enhancements, such as integrating advanced technologies like machine learning for improved threat detection.</w:t>
-      </w:r>
-    </w:p>
-    <w:p>
-      <w:pPr>
-        <w:pStyle w:val="NormalWeb"/>
-        <w:spacing w:line="360" w:lineRule="auto"/>
-        <w:jc w:val="both"/>
-      </w:pPr>
-    </w:p>
-    <w:p>
-      <w:pPr>
-        <w:pStyle w:val="NormalWeb"/>
-        <w:spacing w:line="360" w:lineRule="auto"/>
-        <w:jc w:val="both"/>
-      </w:pPr>
-    </w:p>
-    <w:p>
-      <w:pPr>
-        <w:rPr>
-          <w:rFonts w:ascii="Times New Roman" w:hAnsi="Times New Roman" w:cs="Times New Roman"/>
-        </w:rPr>
-      </w:pPr>
-    </w:p>
-    <w:p>
-      <w:pPr>
-        <w:rPr>
-          <w:rFonts w:ascii="Times New Roman" w:hAnsi="Times New Roman" w:cs="Times New Roman"/>
-        </w:rPr>
-      </w:pPr>
-    </w:p>
-    <w:p>
-      <w:pPr>
-        <w:rPr>
-          <w:rFonts w:ascii="Times New Roman" w:hAnsi="Times New Roman" w:cs="Times New Roman"/>
-        </w:rPr>
-      </w:pPr>
-    </w:p>
-    <w:p>
-      <w:pPr>
-        <w:rPr>
-          <w:rFonts w:ascii="Times New Roman" w:hAnsi="Times New Roman" w:cs="Times New Roman"/>
-        </w:rPr>
-      </w:pPr>
-    </w:p>
-    <w:p>
-      <w:pPr>
-        <w:rPr>
-          <w:rFonts w:ascii="Times New Roman" w:hAnsi="Times New Roman" w:cs="Times New Roman"/>
-        </w:rPr>
-      </w:pPr>
-    </w:p>
-    <w:p>
-      <w:pPr>
-        <w:rPr>
-          <w:rFonts w:ascii="Times New Roman" w:hAnsi="Times New Roman" w:cs="Times New Roman"/>
-        </w:rPr>
-      </w:pPr>
-    </w:p>
-    <w:p>
-      <w:pPr>
-        <w:pStyle w:val="Heading2"/>
-        <w:rPr>
-          <w:rFonts w:ascii="Times New Roman" w:eastAsia="Times New Roman" w:hAnsi="Times New Roman" w:cs="Times New Roman"/>
-          <w:sz w:val="32"/>
-          <w:szCs w:val="32"/>
-          <w:lang w:eastAsia="en-IN"/>
-        </w:rPr>
-      </w:pPr>
-      <w:r>
-        <w:rPr>
-          <w:rStyle w:val="Strong"/>
-          <w:rFonts w:ascii="Times New Roman" w:hAnsi="Times New Roman" w:cs="Times New Roman"/>
-          <w:bCs w:val="0"/>
-          <w:sz w:val="32"/>
-          <w:szCs w:val="32"/>
-        </w:rPr>
-        <w:t>4. Requirement Analysis</w:t>
-      </w:r>
-    </w:p>
-    <w:p>
-      <w:pPr>
-        <w:pStyle w:val="NormalWeb"/>
-        <w:spacing w:line="360" w:lineRule="auto"/>
-        <w:jc w:val="both"/>
-      </w:pPr>
-      <w:r>
         <w:t xml:space="preserve">Requirement Analysis is a crucial phase in system development that focuses on identifying and understanding what the system is expected to do. It defines both the functional and non-functional requirements necessary for building an efficient and reliable system. In the context of the </w:t>
       </w:r>
       <w:r>
@@ -9929,7 +8354,7 @@
           <w:rFonts w:ascii="Times New Roman" w:hAnsi="Times New Roman" w:cs="Times New Roman"/>
         </w:rPr>
         <w:pict w14:anchorId="00A4F6B6">
-          <v:rect id="_x0000_i1104" style="width:0;height:1.5pt" o:hralign="center" o:hrstd="t" o:hr="t" fillcolor="#a0a0a0" stroked="f"/>
+          <v:rect id="_x0000_i1030" style="width:0;height:1.5pt" o:hralign="center" o:hrstd="t" o:hr="t" fillcolor="#a0a0a0" stroked="f"/>
         </w:pict>
       </w:r>
     </w:p>
@@ -10117,7 +8542,7 @@
           <w:rFonts w:ascii="Times New Roman" w:hAnsi="Times New Roman" w:cs="Times New Roman"/>
         </w:rPr>
         <w:pict w14:anchorId="539946E2">
-          <v:rect id="_x0000_i1105" style="width:0;height:1.5pt" o:hralign="center" o:hrstd="t" o:hr="t" fillcolor="#a0a0a0" stroked="f"/>
+          <v:rect id="_x0000_i1031" style="width:0;height:1.5pt" o:hralign="center" o:hrstd="t" o:hr="t" fillcolor="#a0a0a0" stroked="f"/>
         </w:pict>
       </w:r>
     </w:p>
@@ -10262,6 +8687,7 @@
           <w:rFonts w:ascii="Times New Roman" w:hAnsi="Times New Roman" w:cs="Times New Roman"/>
           <w:bCs w:val="0"/>
         </w:rPr>
+        <w:lastRenderedPageBreak/>
         <w:t>3. Log Processing and Analysis</w:t>
       </w:r>
     </w:p>
@@ -10384,7 +8810,7 @@
           <w:rFonts w:ascii="Times New Roman" w:hAnsi="Times New Roman" w:cs="Times New Roman"/>
         </w:rPr>
         <w:pict w14:anchorId="71F75910">
-          <v:rect id="_x0000_i1107" style="width:0;height:1.5pt" o:hralign="center" o:hrstd="t" o:hr="t" fillcolor="#a0a0a0" stroked="f"/>
+          <v:rect id="_x0000_i1032" style="width:0;height:1.5pt" o:hralign="center" o:hrstd="t" o:hr="t" fillcolor="#a0a0a0" stroked="f"/>
         </w:pict>
       </w:r>
     </w:p>
@@ -10527,7 +8953,7 @@
           <w:rFonts w:ascii="Times New Roman" w:hAnsi="Times New Roman" w:cs="Times New Roman"/>
         </w:rPr>
         <w:pict w14:anchorId="3920A091">
-          <v:rect id="_x0000_i1108" style="width:0;height:1.5pt" o:hralign="center" o:hrstd="t" o:hr="t" fillcolor="#a0a0a0" stroked="f"/>
+          <v:rect id="_x0000_i1033" style="width:0;height:1.5pt" o:hralign="center" o:hrstd="t" o:hr="t" fillcolor="#a0a0a0" stroked="f"/>
         </w:pict>
       </w:r>
     </w:p>
@@ -10666,7 +9092,7 @@
           <w:rFonts w:ascii="Times New Roman" w:hAnsi="Times New Roman" w:cs="Times New Roman"/>
         </w:rPr>
         <w:pict w14:anchorId="33BCA7EE">
-          <v:rect id="_x0000_i1109" style="width:0;height:1.5pt" o:hralign="center" o:hrstd="t" o:hr="t" fillcolor="#a0a0a0" stroked="f"/>
+          <v:rect id="_x0000_i1034" style="width:0;height:1.5pt" o:hralign="center" o:hrstd="t" o:hr="t" fillcolor="#a0a0a0" stroked="f"/>
         </w:pict>
       </w:r>
     </w:p>
@@ -10735,6 +9161,7 @@
           <w:sz w:val="24"/>
           <w:szCs w:val="24"/>
         </w:rPr>
+        <w:lastRenderedPageBreak/>
         <w:t xml:space="preserve">Role-based access control should be implemented (e.g., admin, analyst). </w:t>
       </w:r>
     </w:p>
@@ -10807,7 +9234,7 @@
           <w:rFonts w:ascii="Times New Roman" w:hAnsi="Times New Roman" w:cs="Times New Roman"/>
         </w:rPr>
         <w:pict w14:anchorId="6783135A">
-          <v:rect id="_x0000_i1110" style="width:0;height:1.5pt" o:hralign="center" o:hrstd="t" o:hr="t" fillcolor="#a0a0a0" stroked="f"/>
+          <v:rect id="_x0000_i1035" style="width:0;height:1.5pt" o:hralign="center" o:hrstd="t" o:hr="t" fillcolor="#a0a0a0" stroked="f"/>
         </w:pict>
       </w:r>
     </w:p>
@@ -10852,7 +9279,7 @@
           <w:rFonts w:ascii="Times New Roman" w:hAnsi="Times New Roman" w:cs="Times New Roman"/>
         </w:rPr>
         <w:pict w14:anchorId="2A8A3EE2">
-          <v:rect id="_x0000_i1111" style="width:0;height:1.5pt" o:hralign="center" o:hrstd="t" o:hr="t" fillcolor="#a0a0a0" stroked="f"/>
+          <v:rect id="_x0000_i1036" style="width:0;height:1.5pt" o:hralign="center" o:hrstd="t" o:hr="t" fillcolor="#a0a0a0" stroked="f"/>
         </w:pict>
       </w:r>
     </w:p>
@@ -11009,7 +9436,7 @@
           <w:rFonts w:ascii="Times New Roman" w:hAnsi="Times New Roman" w:cs="Times New Roman"/>
         </w:rPr>
         <w:pict w14:anchorId="149B401E">
-          <v:rect id="_x0000_i1112" style="width:0;height:1.5pt" o:hralign="center" o:hrstd="t" o:hr="t" fillcolor="#a0a0a0" stroked="f"/>
+          <v:rect id="_x0000_i1037" style="width:0;height:1.5pt" o:hralign="center" o:hrstd="t" o:hr="t" fillcolor="#a0a0a0" stroked="f"/>
         </w:pict>
       </w:r>
     </w:p>
@@ -11144,7 +9571,7 @@
           <w:rFonts w:ascii="Times New Roman" w:hAnsi="Times New Roman" w:cs="Times New Roman"/>
         </w:rPr>
         <w:pict w14:anchorId="22F77479">
-          <v:rect id="_x0000_i1113" style="width:0;height:1.5pt" o:hralign="center" o:hrstd="t" o:hr="t" fillcolor="#a0a0a0" stroked="f"/>
+          <v:rect id="_x0000_i1038" style="width:0;height:1.5pt" o:hralign="center" o:hrstd="t" o:hr="t" fillcolor="#a0a0a0" stroked="f"/>
         </w:pict>
       </w:r>
     </w:p>
@@ -11233,6 +9660,7 @@
           <w:sz w:val="24"/>
           <w:szCs w:val="24"/>
         </w:rPr>
+        <w:lastRenderedPageBreak/>
         <w:t>Data integrity should be maintained at all times</w:t>
       </w:r>
       <w:r>
@@ -11283,7 +9711,7 @@
           <w:rFonts w:ascii="Times New Roman" w:hAnsi="Times New Roman" w:cs="Times New Roman"/>
         </w:rPr>
         <w:pict w14:anchorId="0A3C1AEE">
-          <v:rect id="_x0000_i1114" style="width:0;height:1.5pt" o:hralign="center" o:hrstd="t" o:hr="t" fillcolor="#a0a0a0" stroked="f"/>
+          <v:rect id="_x0000_i1039" style="width:0;height:1.5pt" o:hralign="center" o:hrstd="t" o:hr="t" fillcolor="#a0a0a0" stroked="f"/>
         </w:pict>
       </w:r>
     </w:p>
@@ -11422,7 +9850,7 @@
           <w:rFonts w:ascii="Times New Roman" w:hAnsi="Times New Roman" w:cs="Times New Roman"/>
         </w:rPr>
         <w:pict w14:anchorId="3EE1CF30">
-          <v:rect id="_x0000_i1115" style="width:0;height:1.5pt" o:hralign="center" o:hrstd="t" o:hr="t" fillcolor="#a0a0a0" stroked="f"/>
+          <v:rect id="_x0000_i1040" style="width:0;height:1.5pt" o:hralign="center" o:hrstd="t" o:hr="t" fillcolor="#a0a0a0" stroked="f"/>
         </w:pict>
       </w:r>
     </w:p>
@@ -11566,6 +9994,7 @@
           <w:rFonts w:ascii="Times New Roman" w:hAnsi="Times New Roman" w:cs="Times New Roman"/>
           <w:bCs w:val="0"/>
         </w:rPr>
+        <w:lastRenderedPageBreak/>
         <w:t>5. System Design</w:t>
       </w:r>
     </w:p>
@@ -11609,7 +10038,7 @@
           <w:rFonts w:ascii="Times New Roman" w:hAnsi="Times New Roman" w:cs="Times New Roman"/>
         </w:rPr>
         <w:pict w14:anchorId="65DFEC7C">
-          <v:rect id="_x0000_i1141" style="width:0;height:1.5pt" o:hralign="center" o:hrstd="t" o:hr="t" fillcolor="#a0a0a0" stroked="f"/>
+          <v:rect id="_x0000_i1041" style="width:0;height:1.5pt" o:hralign="center" o:hrstd="t" o:hr="t" fillcolor="#a0a0a0" stroked="f"/>
         </w:pict>
       </w:r>
     </w:p>
@@ -11896,6 +10325,7 @@
         <w:jc w:val="both"/>
       </w:pPr>
       <w:r>
+        <w:lastRenderedPageBreak/>
         <w:t>In the SOC automation system, the flowchart begins with the user accessing the system through the login interface. The system first verifies the user’s credentials to ensure that only authorized individuals can access sensitive security data. If the credentials are invalid, the system denies access and prompts the user to re-enter correct details.</w:t>
       </w:r>
     </w:p>
@@ -12017,6 +10447,7 @@
           <w:sz w:val="28"/>
           <w:szCs w:val="28"/>
         </w:rPr>
+        <w:lastRenderedPageBreak/>
         <w:t>5.2 Data Flow Diagram (DFD)</w:t>
       </w:r>
     </w:p>
@@ -12170,8 +10601,9 @@
         <w:rPr>
           <w:rFonts w:ascii="Times New Roman" w:hAnsi="Times New Roman" w:cs="Times New Roman"/>
         </w:rPr>
+        <w:lastRenderedPageBreak/>
         <w:pict w14:anchorId="2134F78B">
-          <v:rect id="_x0000_i1145" style="width:0;height:1.5pt" o:hralign="center" o:hrstd="t" o:hr="t" fillcolor="#a0a0a0" stroked="f"/>
+          <v:rect id="_x0000_i1042" style="width:0;height:1.5pt" o:hralign="center" o:hrstd="t" o:hr="t" fillcolor="#a0a0a0" stroked="f"/>
         </w:pict>
       </w:r>
     </w:p>
@@ -12232,7 +10664,7 @@
           <w:rFonts w:ascii="Times New Roman" w:hAnsi="Times New Roman" w:cs="Times New Roman"/>
         </w:rPr>
         <w:pict w14:anchorId="08094393">
-          <v:rect id="_x0000_i1146" style="width:0;height:1.5pt" o:hralign="center" o:hrstd="t" o:hr="t" fillcolor="#a0a0a0" stroked="f"/>
+          <v:rect id="_x0000_i1043" style="width:0;height:1.5pt" o:hralign="center" o:hrstd="t" o:hr="t" fillcolor="#a0a0a0" stroked="f"/>
         </w:pict>
       </w:r>
     </w:p>
@@ -12293,7 +10725,7 @@
           <w:rFonts w:ascii="Times New Roman" w:hAnsi="Times New Roman" w:cs="Times New Roman"/>
         </w:rPr>
         <w:pict w14:anchorId="66721B18">
-          <v:rect id="_x0000_i1147" style="width:0;height:1.5pt" o:hralign="center" o:hrstd="t" o:hr="t" fillcolor="#a0a0a0" stroked="f"/>
+          <v:rect id="_x0000_i1044" style="width:0;height:1.5pt" o:hralign="center" o:hrstd="t" o:hr="t" fillcolor="#a0a0a0" stroked="f"/>
         </w:pict>
       </w:r>
     </w:p>
@@ -12380,6 +10812,7 @@
         <w:jc w:val="both"/>
       </w:pPr>
       <w:r>
+        <w:lastRenderedPageBreak/>
         <w:t>Relationships between these tables ensure data integrity and consistency. For example, each alert is linked to a specific log entry, allowing analysts to trace back the source of a threat. Similarly, reports are generated based on stored logs and alerts.</w:t>
       </w:r>
     </w:p>
@@ -12475,7 +10908,7 @@
           <w:rFonts w:ascii="Times New Roman" w:hAnsi="Times New Roman" w:cs="Times New Roman"/>
         </w:rPr>
         <w:pict w14:anchorId="42864681">
-          <v:rect id="_x0000_i1148" style="width:0;height:1.5pt" o:hralign="center" o:hrstd="t" o:hr="t" fillcolor="#a0a0a0" stroked="f"/>
+          <v:rect id="_x0000_i1045" style="width:0;height:1.5pt" o:hralign="center" o:hrstd="t" o:hr="t" fillcolor="#a0a0a0" stroked="f"/>
         </w:pict>
       </w:r>
     </w:p>
@@ -12520,7 +10953,7 @@
           <w:rFonts w:ascii="Times New Roman" w:hAnsi="Times New Roman" w:cs="Times New Roman"/>
         </w:rPr>
         <w:pict w14:anchorId="344B9416">
-          <v:rect id="_x0000_i1149" style="width:0;height:1.5pt" o:hralign="center" o:hrstd="t" o:hr="t" fillcolor="#a0a0a0" stroked="f"/>
+          <v:rect id="_x0000_i1046" style="width:0;height:1.5pt" o:hralign="center" o:hrstd="t" o:hr="t" fillcolor="#a0a0a0" stroked="f"/>
         </w:pict>
       </w:r>
     </w:p>
@@ -12541,6 +10974,7 @@
           <w:sz w:val="28"/>
           <w:szCs w:val="28"/>
         </w:rPr>
+        <w:lastRenderedPageBreak/>
         <w:t>5.4.1 Class Diagram</w:t>
       </w:r>
     </w:p>
@@ -12656,7 +11090,7 @@
           <w:rFonts w:ascii="Times New Roman" w:hAnsi="Times New Roman" w:cs="Times New Roman"/>
         </w:rPr>
         <w:pict w14:anchorId="527CE5EF">
-          <v:rect id="_x0000_i1150" style="width:0;height:1.5pt" o:hralign="center" o:hrstd="t" o:hr="t" fillcolor="#a0a0a0" stroked="f"/>
+          <v:rect id="_x0000_i1047" style="width:0;height:1.5pt" o:hralign="center" o:hrstd="t" o:hr="t" fillcolor="#a0a0a0" stroked="f"/>
         </w:pict>
       </w:r>
     </w:p>
@@ -12697,6 +11131,7 @@
         <w:jc w:val="both"/>
       </w:pPr>
       <w:r>
+        <w:lastRenderedPageBreak/>
         <w:t>In this system, the primary actor is the SOC analyst or administrator. The user can perform actions such as logging into the system, uploading logs, viewing alerts, generating reports, and managing users. Each action represents a use case that defines how the system responds to user inputs.</w:t>
       </w:r>
     </w:p>
@@ -12792,7 +11227,7 @@
           <w:rFonts w:ascii="Times New Roman" w:hAnsi="Times New Roman" w:cs="Times New Roman"/>
         </w:rPr>
         <w:pict w14:anchorId="1C8DE8C7">
-          <v:rect id="_x0000_i1151" style="width:0;height:1.5pt" o:hralign="center" o:hrstd="t" o:hr="t" fillcolor="#a0a0a0" stroked="f"/>
+          <v:rect id="_x0000_i1048" style="width:0;height:1.5pt" o:hralign="center" o:hrstd="t" o:hr="t" fillcolor="#a0a0a0" stroked="f"/>
         </w:pict>
       </w:r>
     </w:p>
@@ -12842,6 +11277,7 @@
         <w:spacing w:line="360" w:lineRule="auto"/>
       </w:pPr>
       <w:r>
+        <w:lastRenderedPageBreak/>
         <w:t>This diagram is useful for understanding dynamic behavior and identifying how different modules communicate with each other during execution.</w:t>
       </w:r>
     </w:p>
@@ -12926,7 +11362,7 @@
           <w:rFonts w:ascii="Times New Roman" w:hAnsi="Times New Roman" w:cs="Times New Roman"/>
         </w:rPr>
         <w:pict w14:anchorId="0B27E3CD">
-          <v:rect id="_x0000_i1152" style="width:0;height:1.5pt" o:hralign="center" o:hrstd="t" o:hr="t" fillcolor="#a0a0a0" stroked="f"/>
+          <v:rect id="_x0000_i1049" style="width:0;height:1.5pt" o:hralign="center" o:hrstd="t" o:hr="t" fillcolor="#a0a0a0" stroked="f"/>
         </w:pict>
       </w:r>
     </w:p>
@@ -12998,6 +11434,7 @@
           <w:noProof/>
           <w:lang w:val="en-IN" w:eastAsia="en-IN"/>
         </w:rPr>
+        <w:lastRenderedPageBreak/>
         <w:drawing>
           <wp:inline distT="0" distB="0" distL="0" distR="0" wp14:anchorId="76EB576F" wp14:editId="6EC61A3F">
             <wp:extent cx="5852160" cy="4404360"/>
@@ -13072,7 +11509,7 @@
           <w:rFonts w:ascii="Times New Roman" w:hAnsi="Times New Roman" w:cs="Times New Roman"/>
         </w:rPr>
         <w:pict w14:anchorId="145AEA38">
-          <v:rect id="_x0000_i1153" style="width:0;height:1.5pt" o:hralign="center" o:hrstd="t" o:hr="t" fillcolor="#a0a0a0" stroked="f"/>
+          <v:rect id="_x0000_i1050" style="width:0;height:1.5pt" o:hralign="center" o:hrstd="t" o:hr="t" fillcolor="#a0a0a0" stroked="f"/>
         </w:pict>
       </w:r>
     </w:p>
@@ -13156,6 +11593,7 @@
           <w:rFonts w:ascii="Times New Roman" w:hAnsi="Times New Roman" w:cs="Times New Roman"/>
           <w:bCs w:val="0"/>
         </w:rPr>
+        <w:lastRenderedPageBreak/>
         <w:t>6. Implementation</w:t>
       </w:r>
     </w:p>
@@ -13209,7 +11647,7 @@
           <w:rFonts w:ascii="Times New Roman" w:hAnsi="Times New Roman" w:cs="Times New Roman"/>
         </w:rPr>
         <w:pict w14:anchorId="522788EC">
-          <v:rect id="_x0000_i1182" style="width:0;height:1.5pt" o:hralign="center" o:hrstd="t" o:hr="t" fillcolor="#a0a0a0" stroked="f"/>
+          <v:rect id="_x0000_i1051" style="width:0;height:1.5pt" o:hralign="center" o:hrstd="t" o:hr="t" fillcolor="#a0a0a0" stroked="f"/>
         </w:pict>
       </w:r>
     </w:p>
@@ -13459,6 +11897,7 @@
         <w:jc w:val="both"/>
       </w:pPr>
       <w:r>
+        <w:lastRenderedPageBreak/>
         <w:t>The modular design also ensures that the system can be easily extended in the future. For example, new features such as AI-based threat detection or advanced reporting can be added without modifying the entire system.</w:t>
       </w:r>
     </w:p>
@@ -13473,7 +11912,7 @@
           <w:rFonts w:ascii="Times New Roman" w:hAnsi="Times New Roman" w:cs="Times New Roman"/>
         </w:rPr>
         <w:pict w14:anchorId="51BC989B">
-          <v:rect id="_x0000_i1183" style="width:0;height:1.5pt" o:hralign="center" o:hrstd="t" o:hr="t" fillcolor="#a0a0a0" stroked="f"/>
+          <v:rect id="_x0000_i1052" style="width:0;height:1.5pt" o:hralign="center" o:hrstd="t" o:hr="t" fillcolor="#a0a0a0" stroked="f"/>
         </w:pict>
       </w:r>
     </w:p>
@@ -13518,7 +11957,7 @@
           <w:rFonts w:ascii="Times New Roman" w:hAnsi="Times New Roman" w:cs="Times New Roman"/>
         </w:rPr>
         <w:pict w14:anchorId="4B37481A">
-          <v:rect id="_x0000_i1184" style="width:0;height:1.5pt" o:hralign="center" o:hrstd="t" o:hr="t" fillcolor="#a0a0a0" stroked="f"/>
+          <v:rect id="_x0000_i1053" style="width:0;height:1.5pt" o:hralign="center" o:hrstd="t" o:hr="t" fillcolor="#a0a0a0" stroked="f"/>
         </w:pict>
       </w:r>
     </w:p>
@@ -13579,7 +12018,7 @@
           <w:rFonts w:ascii="Times New Roman" w:hAnsi="Times New Roman" w:cs="Times New Roman"/>
         </w:rPr>
         <w:pict w14:anchorId="22D5E676">
-          <v:rect id="_x0000_i1185" style="width:0;height:1.5pt" o:hralign="center" o:hrstd="t" o:hr="t" fillcolor="#a0a0a0" stroked="f"/>
+          <v:rect id="_x0000_i1054" style="width:0;height:1.5pt" o:hralign="center" o:hrstd="t" o:hr="t" fillcolor="#a0a0a0" stroked="f"/>
         </w:pict>
       </w:r>
     </w:p>
@@ -13626,6 +12065,7 @@
         <w:jc w:val="both"/>
       </w:pPr>
       <w:r>
+        <w:lastRenderedPageBreak/>
         <w:t>Using a database ensures data persistence, meaning that information is stored permanently and can be accessed whenever required. It also improves data organization, making it easier to manage large volumes of information efficiently.</w:t>
       </w:r>
     </w:p>
@@ -13640,7 +12080,7 @@
           <w:rFonts w:ascii="Times New Roman" w:hAnsi="Times New Roman" w:cs="Times New Roman"/>
         </w:rPr>
         <w:pict w14:anchorId="02F70E9E">
-          <v:rect id="_x0000_i1186" style="width:0;height:1.5pt" o:hralign="center" o:hrstd="t" o:hr="t" fillcolor="#a0a0a0" stroked="f"/>
+          <v:rect id="_x0000_i1055" style="width:0;height:1.5pt" o:hralign="center" o:hrstd="t" o:hr="t" fillcolor="#a0a0a0" stroked="f"/>
         </w:pict>
       </w:r>
     </w:p>
@@ -13701,7 +12141,7 @@
           <w:rFonts w:ascii="Times New Roman" w:hAnsi="Times New Roman" w:cs="Times New Roman"/>
         </w:rPr>
         <w:pict w14:anchorId="5AF87D64">
-          <v:rect id="_x0000_i1187" style="width:0;height:1.5pt" o:hralign="center" o:hrstd="t" o:hr="t" fillcolor="#a0a0a0" stroked="f"/>
+          <v:rect id="_x0000_i1056" style="width:0;height:1.5pt" o:hralign="center" o:hrstd="t" o:hr="t" fillcolor="#a0a0a0" stroked="f"/>
         </w:pict>
       </w:r>
     </w:p>
@@ -13762,7 +12202,7 @@
           <w:rFonts w:ascii="Times New Roman" w:hAnsi="Times New Roman" w:cs="Times New Roman"/>
         </w:rPr>
         <w:pict w14:anchorId="09EF55CD">
-          <v:rect id="_x0000_i1188" style="width:0;height:1.5pt" o:hralign="center" o:hrstd="t" o:hr="t" fillcolor="#a0a0a0" stroked="f"/>
+          <v:rect id="_x0000_i1057" style="width:0;height:1.5pt" o:hralign="center" o:hrstd="t" o:hr="t" fillcolor="#a0a0a0" stroked="f"/>
         </w:pict>
       </w:r>
     </w:p>
@@ -13799,6 +12239,7 @@
         <w:jc w:val="both"/>
       </w:pPr>
       <w:r>
+        <w:lastRenderedPageBreak/>
         <w:t>This module creates alerts based on the severity of the threat. Alerts can be categorized into different levels such as low, medium, and high, depending on the nature of the threat. These alerts are then displayed on the dashboard or sent to users through notifications.</w:t>
       </w:r>
     </w:p>
@@ -13823,7 +12264,7 @@
           <w:rFonts w:ascii="Times New Roman" w:hAnsi="Times New Roman" w:cs="Times New Roman"/>
         </w:rPr>
         <w:pict w14:anchorId="3DBB563D">
-          <v:rect id="_x0000_i1189" style="width:0;height:1.5pt" o:hralign="center" o:hrstd="t" o:hr="t" fillcolor="#a0a0a0" stroked="f"/>
+          <v:rect id="_x0000_i1058" style="width:0;height:1.5pt" o:hralign="center" o:hrstd="t" o:hr="t" fillcolor="#a0a0a0" stroked="f"/>
         </w:pict>
       </w:r>
     </w:p>
@@ -13883,7 +12324,7 @@
           <w:rFonts w:ascii="Times New Roman" w:hAnsi="Times New Roman" w:cs="Times New Roman"/>
         </w:rPr>
         <w:pict w14:anchorId="56E847E9">
-          <v:rect id="_x0000_i1190" style="width:0;height:1.5pt" o:hralign="center" o:hrstd="t" o:hr="t" fillcolor="#a0a0a0" stroked="f"/>
+          <v:rect id="_x0000_i1059" style="width:0;height:1.5pt" o:hralign="center" o:hrstd="t" o:hr="t" fillcolor="#a0a0a0" stroked="f"/>
         </w:pict>
       </w:r>
     </w:p>
@@ -13948,7 +12389,7 @@
           <w:rFonts w:ascii="Times New Roman" w:hAnsi="Times New Roman" w:cs="Times New Roman"/>
         </w:rPr>
         <w:pict w14:anchorId="281BA91C">
-          <v:rect id="_x0000_i1191" style="width:0;height:1.5pt" o:hralign="center" o:hrstd="t" o:hr="t" fillcolor="#a0a0a0" stroked="f"/>
+          <v:rect id="_x0000_i1060" style="width:0;height:1.5pt" o:hralign="center" o:hrstd="t" o:hr="t" fillcolor="#a0a0a0" stroked="f"/>
         </w:pict>
       </w:r>
     </w:p>
@@ -13989,6 +12430,7 @@
         <w:jc w:val="both"/>
       </w:pPr>
       <w:r>
+        <w:lastRenderedPageBreak/>
         <w:t>Students are required to capture screenshots of important outputs such as login success, alert generation, and report display. These screenshots provide evidence of system functionality and help evaluators understand how the system works in practice.</w:t>
       </w:r>
     </w:p>
@@ -14013,7 +12455,7 @@
           <w:rFonts w:ascii="Times New Roman" w:hAnsi="Times New Roman" w:cs="Times New Roman"/>
         </w:rPr>
         <w:pict w14:anchorId="48336D7D">
-          <v:rect id="_x0000_i1192" style="width:0;height:1.5pt" o:hralign="center" o:hrstd="t" o:hr="t" fillcolor="#a0a0a0" stroked="f"/>
+          <v:rect id="_x0000_i1061" style="width:0;height:1.5pt" o:hralign="center" o:hrstd="t" o:hr="t" fillcolor="#a0a0a0" stroked="f"/>
         </w:pict>
       </w:r>
     </w:p>
@@ -14157,6 +12599,7 @@
           <w:rFonts w:ascii="Segoe UI Symbol" w:hAnsi="Segoe UI Symbol" w:cs="Segoe UI Symbol"/>
           <w:bCs w:val="0"/>
         </w:rPr>
+        <w:lastRenderedPageBreak/>
         <w:t>🔷</w:t>
       </w:r>
       <w:r>
@@ -14876,6 +13319,7 @@
         <w:pStyle w:val="NormalWeb"/>
       </w:pPr>
       <w:r>
+        <w:lastRenderedPageBreak/>
         <w:t xml:space="preserve">    </w:t>
       </w:r>
       <w:proofErr w:type="gramStart"/>
@@ -15277,6 +13721,7 @@
         <w:pStyle w:val="NormalWeb"/>
       </w:pPr>
       <w:r>
+        <w:lastRenderedPageBreak/>
         <w:t xml:space="preserve">            </w:t>
       </w:r>
       <w:proofErr w:type="spellStart"/>
@@ -15673,6 +14118,7 @@
         <w:pStyle w:val="NormalWeb"/>
       </w:pPr>
       <w:r>
+        <w:lastRenderedPageBreak/>
         <w:t># Create alerts table</w:t>
       </w:r>
     </w:p>
@@ -16072,6 +14518,7 @@
         <w:pStyle w:val="NormalWeb"/>
       </w:pPr>
       <w:r>
+        <w:lastRenderedPageBreak/>
         <w:t xml:space="preserve">    </w:t>
       </w:r>
       <w:proofErr w:type="gramStart"/>
@@ -16287,6 +14734,7 @@
           <w:rFonts w:ascii="Times New Roman" w:hAnsi="Times New Roman" w:cs="Times New Roman"/>
           <w:bCs w:val="0"/>
         </w:rPr>
+        <w:lastRenderedPageBreak/>
         <w:t>7. Test Case</w:t>
       </w:r>
     </w:p>
@@ -16452,7 +14900,7 @@
           <w:rFonts w:ascii="Times New Roman" w:hAnsi="Times New Roman" w:cs="Times New Roman"/>
         </w:rPr>
         <w:pict w14:anchorId="23A9C8DD">
-          <v:rect id="_x0000_i1215" style="width:0;height:1.5pt" o:hralign="center" o:hrstd="t" o:hr="t" fillcolor="#a0a0a0" stroked="f"/>
+          <v:rect id="_x0000_i1062" style="width:0;height:1.5pt" o:hralign="center" o:hrstd="t" o:hr="t" fillcolor="#a0a0a0" stroked="f"/>
         </w:pict>
       </w:r>
     </w:p>
@@ -16526,7 +14974,7 @@
           <w:rFonts w:ascii="Times New Roman" w:hAnsi="Times New Roman" w:cs="Times New Roman"/>
         </w:rPr>
         <w:pict w14:anchorId="676CEF4B">
-          <v:rect id="_x0000_i1238" style="width:0;height:1.5pt" o:hralign="center" o:hrstd="t" o:hr="t" fillcolor="#a0a0a0" stroked="f"/>
+          <v:rect id="_x0000_i1063" style="width:0;height:1.5pt" o:hralign="center" o:hrstd="t" o:hr="t" fillcolor="#a0a0a0" stroked="f"/>
         </w:pict>
       </w:r>
     </w:p>
@@ -16543,6 +14991,7 @@
           <w:rFonts w:ascii="Times New Roman" w:hAnsi="Times New Roman" w:cs="Times New Roman"/>
           <w:bCs w:val="0"/>
         </w:rPr>
+        <w:lastRenderedPageBreak/>
         <w:t>Purpose of Unit Testing</w:t>
       </w:r>
     </w:p>
@@ -16698,7 +15147,7 @@
           <w:rFonts w:ascii="Times New Roman" w:hAnsi="Times New Roman" w:cs="Times New Roman"/>
         </w:rPr>
         <w:pict w14:anchorId="5924EE81">
-          <v:rect id="_x0000_i1239" style="width:0;height:1.5pt" o:hralign="center" o:hrstd="t" o:hr="t" fillcolor="#a0a0a0" stroked="f"/>
+          <v:rect id="_x0000_i1064" style="width:0;height:1.5pt" o:hralign="center" o:hrstd="t" o:hr="t" fillcolor="#a0a0a0" stroked="f"/>
         </w:pict>
       </w:r>
     </w:p>
@@ -16875,7 +15324,7 @@
           <w:rFonts w:ascii="Times New Roman" w:hAnsi="Times New Roman" w:cs="Times New Roman"/>
         </w:rPr>
         <w:pict w14:anchorId="78DEB808">
-          <v:rect id="_x0000_i1240" style="width:0;height:1.5pt" o:hralign="center" o:hrstd="t" o:hr="t" fillcolor="#a0a0a0" stroked="f"/>
+          <v:rect id="_x0000_i1065" style="width:0;height:1.5pt" o:hralign="center" o:hrstd="t" o:hr="t" fillcolor="#a0a0a0" stroked="f"/>
         </w:pict>
       </w:r>
     </w:p>
@@ -16997,7 +15446,7 @@
           <w:rFonts w:ascii="Times New Roman" w:hAnsi="Times New Roman" w:cs="Times New Roman"/>
         </w:rPr>
         <w:pict w14:anchorId="1346FDB3">
-          <v:rect id="_x0000_i1241" style="width:0;height:1.5pt" o:hralign="center" o:hrstd="t" o:hr="t" fillcolor="#a0a0a0" stroked="f"/>
+          <v:rect id="_x0000_i1066" style="width:0;height:1.5pt" o:hralign="center" o:hrstd="t" o:hr="t" fillcolor="#a0a0a0" stroked="f"/>
         </w:pict>
       </w:r>
     </w:p>
@@ -17014,6 +15463,7 @@
           <w:rFonts w:ascii="Times New Roman" w:hAnsi="Times New Roman" w:cs="Times New Roman"/>
           <w:bCs w:val="0"/>
         </w:rPr>
+        <w:lastRenderedPageBreak/>
         <w:t>2. Log Processing Module Testing</w:t>
       </w:r>
     </w:p>
@@ -17088,7 +15538,7 @@
           <w:rFonts w:ascii="Times New Roman" w:hAnsi="Times New Roman" w:cs="Times New Roman"/>
         </w:rPr>
         <w:pict w14:anchorId="257F79FF">
-          <v:rect id="_x0000_i1242" style="width:0;height:1.5pt" o:hralign="center" o:hrstd="t" o:hr="t" fillcolor="#a0a0a0" stroked="f"/>
+          <v:rect id="_x0000_i1067" style="width:0;height:1.5pt" o:hralign="center" o:hrstd="t" o:hr="t" fillcolor="#a0a0a0" stroked="f"/>
         </w:pict>
       </w:r>
     </w:p>
@@ -17179,7 +15629,7 @@
           <w:rFonts w:ascii="Times New Roman" w:hAnsi="Times New Roman" w:cs="Times New Roman"/>
         </w:rPr>
         <w:pict w14:anchorId="2677E76E">
-          <v:rect id="_x0000_i1243" style="width:0;height:1.5pt" o:hralign="center" o:hrstd="t" o:hr="t" fillcolor="#a0a0a0" stroked="f"/>
+          <v:rect id="_x0000_i1068" style="width:0;height:1.5pt" o:hralign="center" o:hrstd="t" o:hr="t" fillcolor="#a0a0a0" stroked="f"/>
         </w:pict>
       </w:r>
     </w:p>
@@ -17263,7 +15713,7 @@
           <w:rFonts w:ascii="Times New Roman" w:hAnsi="Times New Roman" w:cs="Times New Roman"/>
         </w:rPr>
         <w:pict w14:anchorId="60F63EDA">
-          <v:rect id="_x0000_i1244" style="width:0;height:1.5pt" o:hralign="center" o:hrstd="t" o:hr="t" fillcolor="#a0a0a0" stroked="f"/>
+          <v:rect id="_x0000_i1069" style="width:0;height:1.5pt" o:hralign="center" o:hrstd="t" o:hr="t" fillcolor="#a0a0a0" stroked="f"/>
         </w:pict>
       </w:r>
     </w:p>
@@ -17349,7 +15799,7 @@
           <w:rFonts w:ascii="Times New Roman" w:hAnsi="Times New Roman" w:cs="Times New Roman"/>
         </w:rPr>
         <w:pict w14:anchorId="61D60D81">
-          <v:rect id="_x0000_i1245" style="width:0;height:1.5pt" o:hralign="center" o:hrstd="t" o:hr="t" fillcolor="#a0a0a0" stroked="f"/>
+          <v:rect id="_x0000_i1070" style="width:0;height:1.5pt" o:hralign="center" o:hrstd="t" o:hr="t" fillcolor="#a0a0a0" stroked="f"/>
         </w:pict>
       </w:r>
     </w:p>
@@ -17438,6 +15888,7 @@
           <w:rFonts w:ascii="Times New Roman" w:hAnsi="Times New Roman" w:cs="Times New Roman"/>
           <w:bCs w:val="0"/>
         </w:rPr>
+        <w:lastRenderedPageBreak/>
         <w:t>3. Easier Debugging</w:t>
       </w:r>
     </w:p>
@@ -17508,7 +15959,7 @@
           <w:rFonts w:ascii="Times New Roman" w:hAnsi="Times New Roman" w:cs="Times New Roman"/>
         </w:rPr>
         <w:pict w14:anchorId="6BD105AC">
-          <v:rect id="_x0000_i1246" style="width:0;height:1.5pt" o:hralign="center" o:hrstd="t" o:hr="t" fillcolor="#a0a0a0" stroked="f"/>
+          <v:rect id="_x0000_i1071" style="width:0;height:1.5pt" o:hralign="center" o:hrstd="t" o:hr="t" fillcolor="#a0a0a0" stroked="f"/>
         </w:pict>
       </w:r>
     </w:p>
@@ -17643,7 +16094,7 @@
           <w:rFonts w:ascii="Times New Roman" w:hAnsi="Times New Roman" w:cs="Times New Roman"/>
         </w:rPr>
         <w:pict w14:anchorId="4CD38255">
-          <v:rect id="_x0000_i1247" style="width:0;height:1.5pt" o:hralign="center" o:hrstd="t" o:hr="t" fillcolor="#a0a0a0" stroked="f"/>
+          <v:rect id="_x0000_i1072" style="width:0;height:1.5pt" o:hralign="center" o:hrstd="t" o:hr="t" fillcolor="#a0a0a0" stroked="f"/>
         </w:pict>
       </w:r>
     </w:p>
@@ -17822,7 +16273,7 @@
           <w:rFonts w:ascii="Times New Roman" w:hAnsi="Times New Roman" w:cs="Times New Roman"/>
         </w:rPr>
         <w:pict w14:anchorId="693BD19D">
-          <v:rect id="_x0000_i1248" style="width:0;height:1.5pt" o:hralign="center" o:hrstd="t" o:hr="t" fillcolor="#a0a0a0" stroked="f"/>
+          <v:rect id="_x0000_i1073" style="width:0;height:1.5pt" o:hralign="center" o:hrstd="t" o:hr="t" fillcolor="#a0a0a0" stroked="f"/>
         </w:pict>
       </w:r>
     </w:p>
@@ -17891,6 +16342,7 @@
           <w:sz w:val="24"/>
           <w:szCs w:val="24"/>
         </w:rPr>
+        <w:lastRenderedPageBreak/>
         <w:t xml:space="preserve">A test case for log processing checks whether only error logs are selected </w:t>
       </w:r>
     </w:p>
@@ -19355,6 +17807,7 @@
         <w:jc w:val="both"/>
       </w:pPr>
       <w:r>
+        <w:lastRenderedPageBreak/>
         <w:t>Integration testing helps in identifying issues such as incorrect data transfer, incompatible data formats, and communication failures between modules. It ensures that the system components are properly integrated and function together without errors.</w:t>
       </w:r>
     </w:p>
@@ -19379,7 +17832,7 @@
           <w:rFonts w:ascii="Times New Roman" w:hAnsi="Times New Roman" w:cs="Times New Roman"/>
         </w:rPr>
         <w:pict w14:anchorId="588541F3">
-          <v:rect id="_x0000_i1218" style="width:0;height:1.5pt" o:hralign="center" o:hrstd="t" o:hr="t" fillcolor="#a0a0a0" stroked="f"/>
+          <v:rect id="_x0000_i1074" style="width:0;height:1.5pt" o:hralign="center" o:hrstd="t" o:hr="t" fillcolor="#a0a0a0" stroked="f"/>
         </w:pict>
       </w:r>
     </w:p>
@@ -20818,6 +19271,7 @@
           <w:sz w:val="28"/>
           <w:szCs w:val="28"/>
         </w:rPr>
+        <w:lastRenderedPageBreak/>
         <w:t>7.3 System Testing</w:t>
       </w:r>
       <w:r>
@@ -20892,7 +19346,7 @@
           <w:rFonts w:ascii="Times New Roman" w:hAnsi="Times New Roman" w:cs="Times New Roman"/>
         </w:rPr>
         <w:pict w14:anchorId="2B925A3F">
-          <v:rect id="_x0000_i1220" style="width:0;height:1.5pt" o:hralign="center" o:hrstd="t" o:hr="t" fillcolor="#a0a0a0" stroked="f"/>
+          <v:rect id="_x0000_i1075" style="width:0;height:1.5pt" o:hralign="center" o:hrstd="t" o:hr="t" fillcolor="#a0a0a0" stroked="f"/>
         </w:pict>
       </w:r>
     </w:p>
@@ -22285,6 +20739,7 @@
           <w:rFonts w:ascii="Times New Roman" w:hAnsi="Times New Roman" w:cs="Times New Roman"/>
           <w:bCs w:val="0"/>
         </w:rPr>
+        <w:lastRenderedPageBreak/>
         <w:t>Conclusion of Testing</w:t>
       </w:r>
     </w:p>
@@ -22437,6 +20892,7 @@
           <w:rFonts w:ascii="Times New Roman" w:hAnsi="Times New Roman" w:cs="Times New Roman"/>
           <w:bCs w:val="0"/>
         </w:rPr>
+        <w:lastRenderedPageBreak/>
         <w:t>8. Feature Enhancement</w:t>
       </w:r>
     </w:p>
@@ -22481,7 +20937,7 @@
           <w:rFonts w:ascii="Times New Roman" w:hAnsi="Times New Roman" w:cs="Times New Roman"/>
         </w:rPr>
         <w:pict w14:anchorId="61407C15">
-          <v:rect id="_x0000_i1278" style="width:0;height:1.5pt" o:hralign="center" o:hrstd="t" o:hr="t" fillcolor="#a0a0a0" stroked="f"/>
+          <v:rect id="_x0000_i1076" style="width:0;height:1.5pt" o:hralign="center" o:hrstd="t" o:hr="t" fillcolor="#a0a0a0" stroked="f"/>
         </w:pict>
       </w:r>
     </w:p>
@@ -22558,6 +21014,7 @@
         <w:jc w:val="both"/>
       </w:pPr>
       <w:r>
+        <w:lastRenderedPageBreak/>
         <w:t xml:space="preserve">Another important feature is the implementation of </w:t>
       </w:r>
       <w:r>
@@ -22662,6 +21119,7 @@
         <w:jc w:val="both"/>
       </w:pPr>
       <w:r>
+        <w:lastRenderedPageBreak/>
         <w:t xml:space="preserve">In addition to these, the system can also include </w:t>
       </w:r>
       <w:r>
@@ -22845,6 +21303,7 @@
         <w:jc w:val="both"/>
       </w:pPr>
       <w:r>
+        <w:lastRenderedPageBreak/>
         <w:t>By continuously refining existing features, the system can achieve higher efficiency, reliability, and usability.</w:t>
       </w:r>
     </w:p>
@@ -22859,7 +21318,7 @@
           <w:rFonts w:ascii="Times New Roman" w:hAnsi="Times New Roman" w:cs="Times New Roman"/>
         </w:rPr>
         <w:pict w14:anchorId="4D26530C">
-          <v:rect id="_x0000_i1280" style="width:0;height:1.5pt" o:hralign="center" o:hrstd="t" o:hr="t" fillcolor="#a0a0a0" stroked="f"/>
+          <v:rect id="_x0000_i1077" style="width:0;height:1.5pt" o:hralign="center" o:hrstd="t" o:hr="t" fillcolor="#a0a0a0" stroked="f"/>
         </w:pict>
       </w:r>
     </w:p>
@@ -22976,6 +21435,7 @@
         <w:jc w:val="both"/>
       </w:pPr>
       <w:r>
+        <w:lastRenderedPageBreak/>
         <w:t xml:space="preserve">The adoption of </w:t>
       </w:r>
       <w:r>
@@ -23104,6 +21564,7 @@
           <w:sz w:val="28"/>
           <w:szCs w:val="28"/>
         </w:rPr>
+        <w:lastRenderedPageBreak/>
         <w:t xml:space="preserve">8.4 Security Improvements </w:t>
       </w:r>
     </w:p>
@@ -23199,7 +21660,11 @@
         <w:t>intrusion detection and prevention mechanisms</w:t>
       </w:r>
       <w:r>
-        <w:t>. These mechanisms monitor system activity to identify suspicious behavior, such as repeated failed login attempts, unusual access patterns, or unauthorized modifications to data. Once detected, the system can take preventive actions, such as blocking the user, generating alerts, or logging the activity for further investigation. This proactive approach helps in protecting the system from both external and internal threats.</w:t>
+        <w:t xml:space="preserve">. These mechanisms monitor system activity to identify suspicious behavior, such as repeated failed login attempts, unusual access patterns, or unauthorized modifications to data. Once detected, the system can take </w:t>
+      </w:r>
+      <w:r>
+        <w:lastRenderedPageBreak/>
+        <w:t>preventive actions, such as blocking the user, generating alerts, or logging the activity for further investigation. This proactive approach helps in protecting the system from both external and internal threats.</w:t>
       </w:r>
     </w:p>
     <w:p>
@@ -23436,6 +21901,7 @@
           <w:sz w:val="28"/>
           <w:szCs w:val="28"/>
         </w:rPr>
+        <w:lastRenderedPageBreak/>
         <w:t>8.5 User Experience (UI/UX) Improvements</w:t>
       </w:r>
       <w:r>
@@ -23575,7 +22041,7 @@
           <w:rFonts w:ascii="Times New Roman" w:hAnsi="Times New Roman" w:cs="Times New Roman"/>
         </w:rPr>
         <w:pict w14:anchorId="4EE678EB">
-          <v:rect id="_x0000_i1283" style="width:0;height:1.5pt" o:hralign="center" o:hrstd="t" o:hr="t" fillcolor="#a0a0a0" stroked="f"/>
+          <v:rect id="_x0000_i1078" style="width:0;height:1.5pt" o:hralign="center" o:hrstd="t" o:hr="t" fillcolor="#a0a0a0" stroked="f"/>
         </w:pict>
       </w:r>
     </w:p>
@@ -23653,6 +22119,7 @@
         <w:jc w:val="both"/>
       </w:pPr>
       <w:r>
+        <w:lastRenderedPageBreak/>
         <w:t xml:space="preserve">The system can also be integrated with </w:t>
       </w:r>
       <w:r>
@@ -23724,7 +22191,7 @@
           <w:rFonts w:ascii="Times New Roman" w:hAnsi="Times New Roman" w:cs="Times New Roman"/>
         </w:rPr>
         <w:pict w14:anchorId="7AB9A649">
-          <v:rect id="_x0000_i1284" style="width:0;height:1.5pt" o:hralign="center" o:hrstd="t" o:hr="t" fillcolor="#a0a0a0" stroked="f"/>
+          <v:rect id="_x0000_i1079" style="width:0;height:1.5pt" o:hralign="center" o:hrstd="t" o:hr="t" fillcolor="#a0a0a0" stroked="f"/>
         </w:pict>
       </w:r>
     </w:p>
@@ -23775,7 +22242,7 @@
           <w:rFonts w:ascii="Times New Roman" w:hAnsi="Times New Roman" w:cs="Times New Roman"/>
         </w:rPr>
         <w:pict w14:anchorId="3F2D3355">
-          <v:rect id="_x0000_i1285" style="width:0;height:1.5pt" o:hralign="center" o:hrstd="t" o:hr="t" fillcolor="#a0a0a0" stroked="f"/>
+          <v:rect id="_x0000_i1080" style="width:0;height:1.5pt" o:hralign="center" o:hrstd="t" o:hr="t" fillcolor="#a0a0a0" stroked="f"/>
         </w:pict>
       </w:r>
     </w:p>
@@ -24129,7 +22596,7 @@
           <w:rFonts w:ascii="Times New Roman" w:hAnsi="Times New Roman" w:cs="Times New Roman"/>
         </w:rPr>
         <w:pict w14:anchorId="1CEC2EEB">
-          <v:rect id="_x0000_i1307" style="width:0;height:1.5pt" o:hralign="center" o:hrstd="t" o:hr="t" fillcolor="#a0a0a0" stroked="f"/>
+          <v:rect id="_x0000_i1081" style="width:0;height:1.5pt" o:hralign="center" o:hrstd="t" o:hr="t" fillcolor="#a0a0a0" stroked="f"/>
         </w:pict>
       </w:r>
     </w:p>
@@ -24190,6 +22657,7 @@
         <w:jc w:val="both"/>
       </w:pPr>
       <w:r>
+        <w:lastRenderedPageBreak/>
         <w:t>By integrating these modules, the system provides a seamless workflow that automates SOC operations. It not only improves the speed of threat detection but also ensures consistency and accuracy in the analysis process. Overall, the project demonstrates the effectiveness of automation in enhancing cybersecurity operations and reducing the burden on human analysts.</w:t>
       </w:r>
     </w:p>
@@ -24204,7 +22672,7 @@
           <w:rFonts w:ascii="Times New Roman" w:hAnsi="Times New Roman" w:cs="Times New Roman"/>
         </w:rPr>
         <w:pict w14:anchorId="2BD0B4C8">
-          <v:rect id="_x0000_i1308" style="width:0;height:1.5pt" o:hralign="center" o:hrstd="t" o:hr="t" fillcolor="#a0a0a0" stroked="f"/>
+          <v:rect id="_x0000_i1082" style="width:0;height:1.5pt" o:hralign="center" o:hrstd="t" o:hr="t" fillcolor="#a0a0a0" stroked="f"/>
         </w:pict>
       </w:r>
     </w:p>
@@ -24289,7 +22757,7 @@
           <w:rFonts w:ascii="Times New Roman" w:hAnsi="Times New Roman" w:cs="Times New Roman"/>
         </w:rPr>
         <w:pict w14:anchorId="00B4141B">
-          <v:rect id="_x0000_i1309" style="width:0;height:1.5pt" o:hralign="center" o:hrstd="t" o:hr="t" fillcolor="#a0a0a0" stroked="f"/>
+          <v:rect id="_x0000_i1083" style="width:0;height:1.5pt" o:hralign="center" o:hrstd="t" o:hr="t" fillcolor="#a0a0a0" stroked="f"/>
         </w:pict>
       </w:r>
     </w:p>
@@ -24330,6 +22798,7 @@
         <w:jc w:val="both"/>
       </w:pPr>
       <w:r>
+        <w:lastRenderedPageBreak/>
         <w:t xml:space="preserve">One of the most important benefits is </w:t>
       </w:r>
       <w:r>
@@ -24439,7 +22908,7 @@
           <w:rFonts w:ascii="Times New Roman" w:hAnsi="Times New Roman" w:cs="Times New Roman"/>
         </w:rPr>
         <w:pict w14:anchorId="1774132C">
-          <v:rect id="_x0000_i1310" style="width:0;height:1.5pt" o:hralign="center" o:hrstd="t" o:hr="t" fillcolor="#a0a0a0" stroked="f"/>
+          <v:rect id="_x0000_i1084" style="width:0;height:1.5pt" o:hralign="center" o:hrstd="t" o:hr="t" fillcolor="#a0a0a0" stroked="f"/>
         </w:pict>
       </w:r>
     </w:p>
@@ -24698,7 +23167,17 @@
           <w:szCs w:val="24"/>
           <w:lang w:eastAsia="en-IN"/>
         </w:rPr>
-        <w:t>In terms of performance, the system efficiently processes log data and generates outputs within a reasonable time frame. Although the current implementation is designed for a controlled environment, it provides a strong foundation for handling larger datasets with further optimization. The use of efficient programming techniques and structured data management contributes to the overall performance of the system.</w:t>
+        <w:t xml:space="preserve">In terms of performance, the system efficiently processes log data and generates outputs within a reasonable time frame. Although the current implementation is designed for a controlled environment, it provides a strong </w:t>
+      </w:r>
+      <w:r>
+        <w:rPr>
+          <w:rFonts w:ascii="Times New Roman" w:eastAsia="Times New Roman" w:hAnsi="Times New Roman" w:cs="Times New Roman"/>
+          <w:sz w:val="24"/>
+          <w:szCs w:val="24"/>
+          <w:lang w:eastAsia="en-IN"/>
+        </w:rPr>
+        <w:lastRenderedPageBreak/>
+        <w:t>foundation for handling larger datasets with further optimization. The use of efficient programming techniques and structured data management contributes to the overall performance of the system.</w:t>
       </w:r>
     </w:p>
     <w:p>
@@ -24809,7 +23288,7 @@
           <w:rFonts w:ascii="Times New Roman" w:hAnsi="Times New Roman" w:cs="Times New Roman"/>
         </w:rPr>
         <w:pict w14:anchorId="5B103DC6">
-          <v:rect id="_x0000_i1311" style="width:0;height:1.5pt" o:hralign="center" o:hrstd="t" o:hr="t" fillcolor="#a0a0a0" stroked="f"/>
+          <v:rect id="_x0000_i1085" style="width:0;height:1.5pt" o:hralign="center" o:hrstd="t" o:hr="t" fillcolor="#a0a0a0" stroked="f"/>
         </w:pict>
       </w:r>
     </w:p>
@@ -25148,7 +23627,7 @@
           <w:rFonts w:ascii="Times New Roman" w:hAnsi="Times New Roman" w:cs="Times New Roman"/>
         </w:rPr>
         <w:pict w14:anchorId="7608DC14">
-          <v:rect id="_x0000_i1331" style="width:0;height:1.5pt" o:hralign="center" o:hrstd="t" o:hr="t" fillcolor="#a0a0a0" stroked="f"/>
+          <v:rect id="_x0000_i1086" style="width:0;height:1.5pt" o:hralign="center" o:hrstd="t" o:hr="t" fillcolor="#a0a0a0" stroked="f"/>
         </w:pict>
       </w:r>
     </w:p>
@@ -25315,6 +23794,7 @@
           <w:szCs w:val="24"/>
           <w:lang w:eastAsia="en-IN"/>
         </w:rPr>
+        <w:lastRenderedPageBreak/>
         <w:t xml:space="preserve">Overall, the SOC Automation System successfully </w:t>
       </w:r>
       <w:proofErr w:type="spellStart"/>
@@ -25558,6 +24038,7 @@
           <w:rFonts w:ascii="Times New Roman" w:hAnsi="Times New Roman" w:cs="Times New Roman"/>
           <w:bCs w:val="0"/>
         </w:rPr>
+        <w:lastRenderedPageBreak/>
         <w:t>10. Bibliography</w:t>
       </w:r>
     </w:p>
@@ -25612,7 +24093,7 @@
           <w:rFonts w:ascii="Times New Roman" w:hAnsi="Times New Roman" w:cs="Times New Roman"/>
         </w:rPr>
         <w:pict w14:anchorId="09CCF56F">
-          <v:rect id="_x0000_i1366" style="width:0;height:1.5pt" o:hralign="center" o:hrstd="t" o:hr="t" fillcolor="#a0a0a0" stroked="f"/>
+          <v:rect id="_x0000_i1087" style="width:0;height:1.5pt" o:hralign="center" o:hrstd="t" o:hr="t" fillcolor="#a0a0a0" stroked="f"/>
         </w:pict>
       </w:r>
     </w:p>
@@ -26024,7 +24505,7 @@
           <w:rFonts w:ascii="Times New Roman" w:hAnsi="Times New Roman" w:cs="Times New Roman"/>
         </w:rPr>
         <w:pict w14:anchorId="16F0511C">
-          <v:rect id="_x0000_i1367" style="width:0;height:1.5pt" o:hralign="center" o:hrstd="t" o:hr="t" fillcolor="#a0a0a0" stroked="f"/>
+          <v:rect id="_x0000_i1088" style="width:0;height:1.5pt" o:hralign="center" o:hrstd="t" o:hr="t" fillcolor="#a0a0a0" stroked="f"/>
         </w:pict>
       </w:r>
     </w:p>
@@ -26045,6 +24526,7 @@
           <w:sz w:val="28"/>
           <w:szCs w:val="28"/>
         </w:rPr>
+        <w:lastRenderedPageBreak/>
         <w:t>10.2 Research Papers and Journals</w:t>
       </w:r>
     </w:p>
@@ -26545,7 +25027,7 @@
           <w:rFonts w:ascii="Times New Roman" w:hAnsi="Times New Roman" w:cs="Times New Roman"/>
         </w:rPr>
         <w:pict w14:anchorId="1C6451FA">
-          <v:rect id="_x0000_i1368" style="width:0;height:1.5pt" o:hralign="center" o:hrstd="t" o:hr="t" fillcolor="#a0a0a0" stroked="f"/>
+          <v:rect id="_x0000_i1089" style="width:0;height:1.5pt" o:hralign="center" o:hrstd="t" o:hr="t" fillcolor="#a0a0a0" stroked="f"/>
         </w:pict>
       </w:r>
     </w:p>
@@ -26738,6 +25220,7 @@
           <w:sz w:val="24"/>
           <w:szCs w:val="24"/>
         </w:rPr>
+        <w:lastRenderedPageBreak/>
         <w:t xml:space="preserve">MySQL Documentation – </w:t>
       </w:r>
       <w:hyperlink r:id="rId18" w:tgtFrame="_new" w:history="1">
@@ -27025,7 +25508,7 @@
           <w:rFonts w:ascii="Times New Roman" w:hAnsi="Times New Roman" w:cs="Times New Roman"/>
         </w:rPr>
         <w:pict w14:anchorId="4FA99D24">
-          <v:rect id="_x0000_i1369" style="width:0;height:1.5pt" o:hralign="center" o:hrstd="t" o:hr="t" fillcolor="#a0a0a0" stroked="f"/>
+          <v:rect id="_x0000_i1090" style="width:0;height:1.5pt" o:hralign="center" o:hrstd="t" o:hr="t" fillcolor="#a0a0a0" stroked="f"/>
         </w:pict>
       </w:r>
     </w:p>
@@ -28259,7 +26742,7 @@
           <w:rPr>
             <w:noProof/>
           </w:rPr>
-          <w:t>20</w:t>
+          <w:t>21</w:t>
         </w:r>
         <w:r>
           <w:rPr>
@@ -35314,7 +33797,7 @@
 </file>
 
 <file path=customXml/itemProps1.xml><?xml version="1.0" encoding="utf-8"?>
-<ds:datastoreItem xmlns:ds="http://schemas.openxmlformats.org/officeDocument/2006/customXml" ds:itemID="{D686E51D-667A-4B2E-A988-C53DA1F18243}">
+<ds:datastoreItem xmlns:ds="http://schemas.openxmlformats.org/officeDocument/2006/customXml" ds:itemID="{AB8E8BB6-B059-4CCC-8201-4D36AE9C4076}">
   <ds:schemaRefs>
     <ds:schemaRef ds:uri="http://schemas.openxmlformats.org/officeDocument/2006/bibliography"/>
   </ds:schemaRefs>
